--- a/seat plan/Room_Allocation_Final.docx
+++ b/seat plan/Room_Allocation_Final.docx
@@ -90,7 +90,7 @@
           </mc:Choice>
           <mc:Fallback>
             <w:pict>
-              <v:rect w14:anchorId="5943EC91" id="Rectangle 7" o:spid="_x0000_s1026" style="position:absolute;margin-left:112.05pt;margin-top:.95pt;width:37.75pt;height:46.05pt;z-index:251661312;visibility:visible;mso-wrap-style:square;mso-width-percent:0;mso-height-percent:0;mso-wrap-distance-left:9pt;mso-wrap-distance-top:0;mso-wrap-distance-right:9pt;mso-wrap-distance-bottom:0;mso-position-horizontal:absolute;mso-position-horizontal-relative:margin;mso-position-vertical:absolute;mso-position-vertical-relative:text;mso-width-percent:0;mso-height-percent:0;mso-width-relative:margin;mso-height-relative:margin;v-text-anchor:middle" o:gfxdata="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" stroked="f" strokeweight="2pt">
+              <v:rect w14:anchorId="72C5A02B" id="Rectangle 7" o:spid="_x0000_s1026" style="position:absolute;margin-left:112.05pt;margin-top:.95pt;width:37.75pt;height:46.05pt;z-index:251661312;visibility:visible;mso-wrap-style:square;mso-width-percent:0;mso-height-percent:0;mso-wrap-distance-left:9pt;mso-wrap-distance-top:0;mso-wrap-distance-right:9pt;mso-wrap-distance-bottom:0;mso-position-horizontal:absolute;mso-position-horizontal-relative:margin;mso-position-vertical:absolute;mso-position-vertical-relative:text;mso-width-percent:0;mso-height-percent:0;mso-width-relative:margin;mso-height-relative:margin;v-text-anchor:middle" o:gfxdata="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" stroked="f" strokeweight="2pt">
                 <v:fill r:id="rId7" o:title="" recolor="t" rotate="t" type="frame"/>
                 <w10:wrap anchorx="margin"/>
               </v:rect>
@@ -1090,7 +1090,7 @@
           </mc:Choice>
           <mc:Fallback>
             <w:pict>
-              <v:rect w14:anchorId="6C4509B9" id="Rectangle 7" o:spid="_x0000_s1026" style="position:absolute;margin-left:112.05pt;margin-top:.95pt;width:37.75pt;height:46.05pt;z-index:251662336;visibility:visible;mso-wrap-style:square;mso-width-percent:0;mso-height-percent:0;mso-wrap-distance-left:9pt;mso-wrap-distance-top:0;mso-wrap-distance-right:9pt;mso-wrap-distance-bottom:0;mso-position-horizontal:absolute;mso-position-horizontal-relative:margin;mso-position-vertical:absolute;mso-position-vertical-relative:text;mso-width-percent:0;mso-height-percent:0;mso-width-relative:margin;mso-height-relative:margin;v-text-anchor:middle" o:gfxdata="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" stroked="f" strokeweight="2pt">
+              <v:rect w14:anchorId="7540F50C" id="Rectangle 7" o:spid="_x0000_s1026" style="position:absolute;margin-left:112.05pt;margin-top:.95pt;width:37.75pt;height:46.05pt;z-index:251662336;visibility:visible;mso-wrap-style:square;mso-width-percent:0;mso-height-percent:0;mso-wrap-distance-left:9pt;mso-wrap-distance-top:0;mso-wrap-distance-right:9pt;mso-wrap-distance-bottom:0;mso-position-horizontal:absolute;mso-position-horizontal-relative:margin;mso-position-vertical:absolute;mso-position-vertical-relative:text;mso-width-percent:0;mso-height-percent:0;mso-width-relative:margin;mso-height-relative:margin;v-text-anchor:middle" o:gfxdata="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" stroked="f" strokeweight="2pt">
                 <v:fill r:id="rId7" o:title="" recolor="t" rotate="t" type="frame"/>
                 <w10:wrap anchorx="margin"/>
               </v:rect>
@@ -3033,13 +3033,17 @@
             <w:pPr>
               <w:rPr>
                 <w:rFonts w:ascii="Times New Roman" w:hAnsi="Times New Roman" w:cs="Times New Roman"/>
-                <w:sz w:val="32"/>
-                <w:szCs w:val="32"/>
-              </w:rPr>
-            </w:pPr>
-            <w:r>
-              <w:rPr>
-                <w:rFonts w:ascii="Times New Roman" w:hAnsi="Times New Roman" w:cs="Times New Roman"/>
+                <w:b/>
+                <w:bCs/>
+                <w:sz w:val="32"/>
+                <w:szCs w:val="32"/>
+              </w:rPr>
+            </w:pPr>
+            <w:r>
+              <w:rPr>
+                <w:rFonts w:ascii="Times New Roman" w:hAnsi="Times New Roman" w:cs="Times New Roman"/>
+                <w:b/>
+                <w:bCs/>
                 <w:sz w:val="32"/>
                 <w:szCs w:val="32"/>
               </w:rPr>
@@ -3055,13 +3059,17 @@
             <w:pPr>
               <w:rPr>
                 <w:rFonts w:ascii="Times New Roman" w:hAnsi="Times New Roman" w:cs="Times New Roman"/>
-                <w:sz w:val="32"/>
-                <w:szCs w:val="32"/>
-              </w:rPr>
-            </w:pPr>
-            <w:r>
-              <w:rPr>
-                <w:rFonts w:ascii="Times New Roman" w:hAnsi="Times New Roman" w:cs="Times New Roman"/>
+                <w:b/>
+                <w:bCs/>
+                <w:sz w:val="32"/>
+                <w:szCs w:val="32"/>
+              </w:rPr>
+            </w:pPr>
+            <w:r>
+              <w:rPr>
+                <w:rFonts w:ascii="Times New Roman" w:hAnsi="Times New Roman" w:cs="Times New Roman"/>
+                <w:b/>
+                <w:bCs/>
                 <w:sz w:val="32"/>
                 <w:szCs w:val="32"/>
               </w:rPr>
@@ -3077,13 +3085,17 @@
             <w:pPr>
               <w:rPr>
                 <w:rFonts w:ascii="Times New Roman" w:hAnsi="Times New Roman" w:cs="Times New Roman"/>
-                <w:sz w:val="32"/>
-                <w:szCs w:val="32"/>
-              </w:rPr>
-            </w:pPr>
-            <w:r>
-              <w:rPr>
-                <w:rFonts w:ascii="Times New Roman" w:hAnsi="Times New Roman" w:cs="Times New Roman"/>
+                <w:b/>
+                <w:bCs/>
+                <w:sz w:val="32"/>
+                <w:szCs w:val="32"/>
+              </w:rPr>
+            </w:pPr>
+            <w:r>
+              <w:rPr>
+                <w:rFonts w:ascii="Times New Roman" w:hAnsi="Times New Roman" w:cs="Times New Roman"/>
+                <w:b/>
+                <w:bCs/>
                 <w:sz w:val="32"/>
                 <w:szCs w:val="32"/>
               </w:rPr>
@@ -3454,7 +3466,7 @@
           </mc:Choice>
           <mc:Fallback>
             <w:pict>
-              <v:rect w14:anchorId="792A6B6F" id="Rectangle 7" o:spid="_x0000_s1026" style="position:absolute;margin-left:112.05pt;margin-top:.95pt;width:37.75pt;height:46.05pt;z-index:251663360;visibility:visible;mso-wrap-style:square;mso-width-percent:0;mso-height-percent:0;mso-wrap-distance-left:9pt;mso-wrap-distance-top:0;mso-wrap-distance-right:9pt;mso-wrap-distance-bottom:0;mso-position-horizontal:absolute;mso-position-horizontal-relative:margin;mso-position-vertical:absolute;mso-position-vertical-relative:text;mso-width-percent:0;mso-height-percent:0;mso-width-relative:margin;mso-height-relative:margin;v-text-anchor:middle" o:gfxdata="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" stroked="f" strokeweight="2pt">
+              <v:rect w14:anchorId="4A3650D3" id="Rectangle 7" o:spid="_x0000_s1026" style="position:absolute;margin-left:112.05pt;margin-top:.95pt;width:37.75pt;height:46.05pt;z-index:251663360;visibility:visible;mso-wrap-style:square;mso-width-percent:0;mso-height-percent:0;mso-wrap-distance-left:9pt;mso-wrap-distance-top:0;mso-wrap-distance-right:9pt;mso-wrap-distance-bottom:0;mso-position-horizontal:absolute;mso-position-horizontal-relative:margin;mso-position-vertical:absolute;mso-position-vertical-relative:text;mso-width-percent:0;mso-height-percent:0;mso-width-relative:margin;mso-height-relative:margin;v-text-anchor:middle" o:gfxdata="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" stroked="f" strokeweight="2pt">
                 <v:fill r:id="rId7" o:title="" recolor="t" rotate="t" type="frame"/>
                 <w10:wrap anchorx="margin"/>
               </v:rect>
@@ -4911,7 +4923,7 @@
           </mc:Choice>
           <mc:Fallback>
             <w:pict>
-              <v:rect w14:anchorId="477092B2" id="Rectangle 7" o:spid="_x0000_s1026" style="position:absolute;margin-left:112.05pt;margin-top:.95pt;width:37.75pt;height:46.05pt;z-index:251664384;visibility:visible;mso-wrap-style:square;mso-width-percent:0;mso-height-percent:0;mso-wrap-distance-left:9pt;mso-wrap-distance-top:0;mso-wrap-distance-right:9pt;mso-wrap-distance-bottom:0;mso-position-horizontal:absolute;mso-position-horizontal-relative:margin;mso-position-vertical:absolute;mso-position-vertical-relative:text;mso-width-percent:0;mso-height-percent:0;mso-width-relative:margin;mso-height-relative:margin;v-text-anchor:middle" o:gfxdata="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" stroked="f" strokeweight="2pt">
+              <v:rect w14:anchorId="3E405BE9" id="Rectangle 7" o:spid="_x0000_s1026" style="position:absolute;margin-left:112.05pt;margin-top:.95pt;width:37.75pt;height:46.05pt;z-index:251664384;visibility:visible;mso-wrap-style:square;mso-width-percent:0;mso-height-percent:0;mso-wrap-distance-left:9pt;mso-wrap-distance-top:0;mso-wrap-distance-right:9pt;mso-wrap-distance-bottom:0;mso-position-horizontal:absolute;mso-position-horizontal-relative:margin;mso-position-vertical:absolute;mso-position-vertical-relative:text;mso-width-percent:0;mso-height-percent:0;mso-width-relative:margin;mso-height-relative:margin;v-text-anchor:middle" o:gfxdata="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" stroked="f" strokeweight="2pt">
                 <v:fill r:id="rId7" o:title="" recolor="t" rotate="t" type="frame"/>
                 <w10:wrap anchorx="margin"/>
               </v:rect>
@@ -4982,7 +4994,47 @@
           <w:sz w:val="32"/>
           <w:szCs w:val="32"/>
         </w:rPr>
-        <w:t>Room No 5 (Class - 5 Sunbird)</w:t>
+        <w:t xml:space="preserve">Room No 5 (Class </w:t>
+      </w:r>
+      <w:r>
+        <w:rPr>
+          <w:rFonts w:ascii="Times New Roman" w:hAnsi="Times New Roman" w:cs="Times New Roman"/>
+          <w:b/>
+          <w:bCs/>
+          <w:sz w:val="32"/>
+          <w:szCs w:val="32"/>
+        </w:rPr>
+        <w:t>–</w:t>
+      </w:r>
+      <w:r>
+        <w:rPr>
+          <w:rFonts w:ascii="Times New Roman" w:hAnsi="Times New Roman" w:cs="Times New Roman"/>
+          <w:b/>
+          <w:bCs/>
+          <w:sz w:val="32"/>
+          <w:szCs w:val="32"/>
+        </w:rPr>
+        <w:t xml:space="preserve"> </w:t>
+      </w:r>
+      <w:r>
+        <w:rPr>
+          <w:rFonts w:ascii="Times New Roman" w:hAnsi="Times New Roman" w:cs="Times New Roman"/>
+          <w:b/>
+          <w:bCs/>
+          <w:sz w:val="32"/>
+          <w:szCs w:val="32"/>
+        </w:rPr>
+        <w:t>9, Hornbill</w:t>
+      </w:r>
+      <w:r>
+        <w:rPr>
+          <w:rFonts w:ascii="Times New Roman" w:hAnsi="Times New Roman" w:cs="Times New Roman"/>
+          <w:b/>
+          <w:bCs/>
+          <w:sz w:val="32"/>
+          <w:szCs w:val="32"/>
+        </w:rPr>
+        <w:t>)</w:t>
       </w:r>
     </w:p>
     <w:tbl>
@@ -5014,22 +5066,24 @@
             <w:tcBorders>
               <w:right w:val="nil"/>
             </w:tcBorders>
-          </w:tcPr>
-          <w:p>
-            <w:pPr>
-              <w:rPr>
-                <w:rFonts w:ascii="Times New Roman" w:hAnsi="Times New Roman" w:cs="Times New Roman"/>
-                <w:sz w:val="32"/>
-                <w:szCs w:val="32"/>
-              </w:rPr>
-            </w:pPr>
-            <w:r>
-              <w:rPr>
-                <w:rFonts w:ascii="Times New Roman" w:hAnsi="Times New Roman" w:cs="Times New Roman"/>
-                <w:sz w:val="32"/>
-                <w:szCs w:val="32"/>
-              </w:rPr>
-              <w:t>Roll No</w:t>
+            <w:vAlign w:val="bottom"/>
+          </w:tcPr>
+          <w:p>
+            <w:pPr>
+              <w:rPr>
+                <w:rFonts w:ascii="Times New Roman" w:hAnsi="Times New Roman" w:cs="Times New Roman"/>
+                <w:sz w:val="32"/>
+                <w:szCs w:val="32"/>
+              </w:rPr>
+            </w:pPr>
+            <w:r>
+              <w:rPr>
+                <w:rFonts w:ascii="Times New Roman" w:hAnsi="Times New Roman" w:cs="Times New Roman"/>
+                <w:color w:val="000000"/>
+                <w:sz w:val="32"/>
+                <w:szCs w:val="32"/>
+              </w:rPr>
+              <w:t>820</w:t>
             </w:r>
           </w:p>
         </w:tc>
@@ -5040,22 +5094,24 @@
               <w:left w:val="nil"/>
               <w:right w:val="single" w:sz="4" w:space="0" w:color="auto"/>
             </w:tcBorders>
-          </w:tcPr>
-          <w:p>
-            <w:pPr>
-              <w:rPr>
-                <w:rFonts w:ascii="Times New Roman" w:hAnsi="Times New Roman" w:cs="Times New Roman"/>
-                <w:sz w:val="32"/>
-                <w:szCs w:val="32"/>
-              </w:rPr>
-            </w:pPr>
-            <w:r>
-              <w:rPr>
-                <w:rFonts w:ascii="Times New Roman" w:hAnsi="Times New Roman" w:cs="Times New Roman"/>
-                <w:sz w:val="32"/>
-                <w:szCs w:val="32"/>
-              </w:rPr>
-              <w:t>Roll No</w:t>
+            <w:vAlign w:val="bottom"/>
+          </w:tcPr>
+          <w:p>
+            <w:pPr>
+              <w:rPr>
+                <w:rFonts w:ascii="Times New Roman" w:hAnsi="Times New Roman" w:cs="Times New Roman"/>
+                <w:sz w:val="32"/>
+                <w:szCs w:val="32"/>
+              </w:rPr>
+            </w:pPr>
+            <w:r>
+              <w:rPr>
+                <w:rFonts w:ascii="Times New Roman" w:hAnsi="Times New Roman" w:cs="Times New Roman"/>
+                <w:color w:val="000000"/>
+                <w:sz w:val="32"/>
+                <w:szCs w:val="32"/>
+              </w:rPr>
+              <w:t>716</w:t>
             </w:r>
           </w:p>
         </w:tc>
@@ -5066,22 +5122,24 @@
               <w:left w:val="single" w:sz="4" w:space="0" w:color="auto"/>
               <w:right w:val="nil"/>
             </w:tcBorders>
-          </w:tcPr>
-          <w:p>
-            <w:pPr>
-              <w:rPr>
-                <w:rFonts w:ascii="Times New Roman" w:hAnsi="Times New Roman" w:cs="Times New Roman"/>
-                <w:sz w:val="32"/>
-                <w:szCs w:val="32"/>
-              </w:rPr>
-            </w:pPr>
-            <w:r>
-              <w:rPr>
-                <w:rFonts w:ascii="Times New Roman" w:hAnsi="Times New Roman" w:cs="Times New Roman"/>
-                <w:sz w:val="32"/>
-                <w:szCs w:val="32"/>
-              </w:rPr>
-              <w:t>Roll No</w:t>
+            <w:vAlign w:val="bottom"/>
+          </w:tcPr>
+          <w:p>
+            <w:pPr>
+              <w:rPr>
+                <w:rFonts w:ascii="Times New Roman" w:hAnsi="Times New Roman" w:cs="Times New Roman"/>
+                <w:sz w:val="32"/>
+                <w:szCs w:val="32"/>
+              </w:rPr>
+            </w:pPr>
+            <w:r>
+              <w:rPr>
+                <w:rFonts w:ascii="Times New Roman" w:hAnsi="Times New Roman" w:cs="Times New Roman"/>
+                <w:color w:val="000000"/>
+                <w:sz w:val="32"/>
+                <w:szCs w:val="32"/>
+              </w:rPr>
+              <w:t>602</w:t>
             </w:r>
           </w:p>
         </w:tc>
@@ -5091,22 +5149,139 @@
             <w:tcBorders>
               <w:left w:val="nil"/>
             </w:tcBorders>
-          </w:tcPr>
-          <w:p>
-            <w:pPr>
-              <w:rPr>
-                <w:rFonts w:ascii="Times New Roman" w:hAnsi="Times New Roman" w:cs="Times New Roman"/>
-                <w:sz w:val="32"/>
-                <w:szCs w:val="32"/>
-              </w:rPr>
-            </w:pPr>
-            <w:r>
-              <w:rPr>
-                <w:rFonts w:ascii="Times New Roman" w:hAnsi="Times New Roman" w:cs="Times New Roman"/>
-                <w:sz w:val="32"/>
-                <w:szCs w:val="32"/>
-              </w:rPr>
-              <w:t>Roll No</w:t>
+            <w:vAlign w:val="bottom"/>
+          </w:tcPr>
+          <w:p>
+            <w:pPr>
+              <w:rPr>
+                <w:rFonts w:ascii="Times New Roman" w:hAnsi="Times New Roman" w:cs="Times New Roman"/>
+                <w:sz w:val="32"/>
+                <w:szCs w:val="32"/>
+              </w:rPr>
+            </w:pPr>
+            <w:r>
+              <w:rPr>
+                <w:rFonts w:ascii="Times New Roman" w:hAnsi="Times New Roman" w:cs="Times New Roman"/>
+                <w:color w:val="000000"/>
+                <w:sz w:val="32"/>
+                <w:szCs w:val="32"/>
+              </w:rPr>
+              <w:t>723</w:t>
+            </w:r>
+          </w:p>
+        </w:tc>
+      </w:tr>
+      <w:tr>
+        <w:trPr>
+          <w:trHeight w:val="627"/>
+        </w:trPr>
+        <w:tc>
+          <w:tcPr>
+            <w:tcW w:w="2669" w:type="dxa"/>
+            <w:tcBorders>
+              <w:right w:val="nil"/>
+            </w:tcBorders>
+            <w:vAlign w:val="bottom"/>
+          </w:tcPr>
+          <w:p>
+            <w:pPr>
+              <w:rPr>
+                <w:rFonts w:ascii="Times New Roman" w:hAnsi="Times New Roman" w:cs="Times New Roman"/>
+                <w:sz w:val="32"/>
+                <w:szCs w:val="32"/>
+              </w:rPr>
+            </w:pPr>
+            <w:r>
+              <w:rPr>
+                <w:rFonts w:ascii="Times New Roman" w:hAnsi="Times New Roman" w:cs="Times New Roman"/>
+                <w:color w:val="000000"/>
+                <w:sz w:val="32"/>
+                <w:szCs w:val="32"/>
+              </w:rPr>
+              <w:t>821</w:t>
+            </w:r>
+          </w:p>
+        </w:tc>
+        <w:tc>
+          <w:tcPr>
+            <w:tcW w:w="2669" w:type="dxa"/>
+            <w:tcBorders>
+              <w:left w:val="nil"/>
+              <w:right w:val="single" w:sz="4" w:space="0" w:color="auto"/>
+            </w:tcBorders>
+            <w:vAlign w:val="bottom"/>
+          </w:tcPr>
+          <w:p>
+            <w:pPr>
+              <w:rPr>
+                <w:rFonts w:ascii="Times New Roman" w:hAnsi="Times New Roman" w:cs="Times New Roman"/>
+                <w:sz w:val="32"/>
+                <w:szCs w:val="32"/>
+              </w:rPr>
+            </w:pPr>
+            <w:r>
+              <w:rPr>
+                <w:rFonts w:ascii="Times New Roman" w:hAnsi="Times New Roman" w:cs="Times New Roman"/>
+                <w:color w:val="000000"/>
+                <w:sz w:val="32"/>
+                <w:szCs w:val="32"/>
+              </w:rPr>
+              <w:t>717</w:t>
+            </w:r>
+          </w:p>
+        </w:tc>
+        <w:tc>
+          <w:tcPr>
+            <w:tcW w:w="2669" w:type="dxa"/>
+            <w:tcBorders>
+              <w:left w:val="single" w:sz="4" w:space="0" w:color="auto"/>
+              <w:right w:val="nil"/>
+            </w:tcBorders>
+            <w:vAlign w:val="bottom"/>
+          </w:tcPr>
+          <w:p>
+            <w:pPr>
+              <w:rPr>
+                <w:rFonts w:ascii="Times New Roman" w:hAnsi="Times New Roman" w:cs="Times New Roman"/>
+                <w:sz w:val="32"/>
+                <w:szCs w:val="32"/>
+              </w:rPr>
+            </w:pPr>
+            <w:r>
+              <w:rPr>
+                <w:rFonts w:ascii="Times New Roman" w:hAnsi="Times New Roman" w:cs="Times New Roman"/>
+                <w:color w:val="000000"/>
+                <w:sz w:val="32"/>
+                <w:szCs w:val="32"/>
+              </w:rPr>
+              <w:t>603</w:t>
+            </w:r>
+          </w:p>
+        </w:tc>
+        <w:tc>
+          <w:tcPr>
+            <w:tcW w:w="2669" w:type="dxa"/>
+            <w:tcBorders>
+              <w:left w:val="nil"/>
+            </w:tcBorders>
+            <w:vAlign w:val="bottom"/>
+          </w:tcPr>
+          <w:p>
+            <w:pPr>
+              <w:rPr>
+                <w:rFonts w:ascii="Times New Roman" w:hAnsi="Times New Roman" w:cs="Times New Roman"/>
+                <w:sz w:val="32"/>
+                <w:szCs w:val="32"/>
+              </w:rPr>
+            </w:pPr>
+            <w:r>
+              <w:rPr>
+                <w:rFonts w:ascii="Times New Roman" w:hAnsi="Times New Roman" w:cs="Times New Roman"/>
+                <w:color w:val="000000"/>
+                <w:sz w:val="32"/>
+                <w:szCs w:val="32"/>
+              </w:rPr>
+              <w:t>724</w:t>
             </w:r>
           </w:p>
         </w:tc>
@@ -5121,15 +5296,25 @@
             <w:tcBorders>
               <w:right w:val="nil"/>
             </w:tcBorders>
-          </w:tcPr>
-          <w:p>
-            <w:pPr>
-              <w:rPr>
-                <w:rFonts w:ascii="Times New Roman" w:hAnsi="Times New Roman" w:cs="Times New Roman"/>
-                <w:sz w:val="32"/>
-                <w:szCs w:val="32"/>
-              </w:rPr>
-            </w:pPr>
+            <w:vAlign w:val="bottom"/>
+          </w:tcPr>
+          <w:p>
+            <w:pPr>
+              <w:rPr>
+                <w:rFonts w:ascii="Times New Roman" w:hAnsi="Times New Roman" w:cs="Times New Roman"/>
+                <w:sz w:val="32"/>
+                <w:szCs w:val="32"/>
+              </w:rPr>
+            </w:pPr>
+            <w:r>
+              <w:rPr>
+                <w:rFonts w:ascii="Times New Roman" w:hAnsi="Times New Roman" w:cs="Times New Roman"/>
+                <w:color w:val="000000"/>
+                <w:sz w:val="32"/>
+                <w:szCs w:val="32"/>
+              </w:rPr>
+              <w:t>822</w:t>
+            </w:r>
           </w:p>
         </w:tc>
         <w:tc>
@@ -5139,15 +5324,25 @@
               <w:left w:val="nil"/>
               <w:right w:val="single" w:sz="4" w:space="0" w:color="auto"/>
             </w:tcBorders>
-          </w:tcPr>
-          <w:p>
-            <w:pPr>
-              <w:rPr>
-                <w:rFonts w:ascii="Times New Roman" w:hAnsi="Times New Roman" w:cs="Times New Roman"/>
-                <w:sz w:val="32"/>
-                <w:szCs w:val="32"/>
-              </w:rPr>
-            </w:pPr>
+            <w:vAlign w:val="bottom"/>
+          </w:tcPr>
+          <w:p>
+            <w:pPr>
+              <w:rPr>
+                <w:rFonts w:ascii="Times New Roman" w:hAnsi="Times New Roman" w:cs="Times New Roman"/>
+                <w:sz w:val="32"/>
+                <w:szCs w:val="32"/>
+              </w:rPr>
+            </w:pPr>
+            <w:r>
+              <w:rPr>
+                <w:rFonts w:ascii="Times New Roman" w:hAnsi="Times New Roman" w:cs="Times New Roman"/>
+                <w:color w:val="000000"/>
+                <w:sz w:val="32"/>
+                <w:szCs w:val="32"/>
+              </w:rPr>
+              <w:t>718</w:t>
+            </w:r>
           </w:p>
         </w:tc>
         <w:tc>
@@ -5157,15 +5352,25 @@
               <w:left w:val="single" w:sz="4" w:space="0" w:color="auto"/>
               <w:right w:val="nil"/>
             </w:tcBorders>
-          </w:tcPr>
-          <w:p>
-            <w:pPr>
-              <w:rPr>
-                <w:rFonts w:ascii="Times New Roman" w:hAnsi="Times New Roman" w:cs="Times New Roman"/>
-                <w:sz w:val="32"/>
-                <w:szCs w:val="32"/>
-              </w:rPr>
-            </w:pPr>
+            <w:vAlign w:val="bottom"/>
+          </w:tcPr>
+          <w:p>
+            <w:pPr>
+              <w:rPr>
+                <w:rFonts w:ascii="Times New Roman" w:hAnsi="Times New Roman" w:cs="Times New Roman"/>
+                <w:sz w:val="32"/>
+                <w:szCs w:val="32"/>
+              </w:rPr>
+            </w:pPr>
+            <w:r>
+              <w:rPr>
+                <w:rFonts w:ascii="Times New Roman" w:hAnsi="Times New Roman" w:cs="Times New Roman"/>
+                <w:color w:val="000000"/>
+                <w:sz w:val="32"/>
+                <w:szCs w:val="32"/>
+              </w:rPr>
+              <w:t>604</w:t>
+            </w:r>
           </w:p>
         </w:tc>
         <w:tc>
@@ -5174,15 +5379,370 @@
             <w:tcBorders>
               <w:left w:val="nil"/>
             </w:tcBorders>
-          </w:tcPr>
-          <w:p>
-            <w:pPr>
-              <w:rPr>
-                <w:rFonts w:ascii="Times New Roman" w:hAnsi="Times New Roman" w:cs="Times New Roman"/>
-                <w:sz w:val="32"/>
-                <w:szCs w:val="32"/>
-              </w:rPr>
-            </w:pPr>
+            <w:vAlign w:val="bottom"/>
+          </w:tcPr>
+          <w:p>
+            <w:pPr>
+              <w:rPr>
+                <w:rFonts w:ascii="Times New Roman" w:hAnsi="Times New Roman" w:cs="Times New Roman"/>
+                <w:sz w:val="32"/>
+                <w:szCs w:val="32"/>
+              </w:rPr>
+            </w:pPr>
+            <w:r>
+              <w:rPr>
+                <w:rFonts w:ascii="Times New Roman" w:hAnsi="Times New Roman" w:cs="Times New Roman"/>
+                <w:color w:val="000000"/>
+                <w:sz w:val="32"/>
+                <w:szCs w:val="32"/>
+              </w:rPr>
+              <w:t>725</w:t>
+            </w:r>
+          </w:p>
+        </w:tc>
+      </w:tr>
+      <w:tr>
+        <w:trPr>
+          <w:trHeight w:val="612"/>
+        </w:trPr>
+        <w:tc>
+          <w:tcPr>
+            <w:tcW w:w="2669" w:type="dxa"/>
+            <w:tcBorders>
+              <w:right w:val="nil"/>
+            </w:tcBorders>
+            <w:vAlign w:val="bottom"/>
+          </w:tcPr>
+          <w:p>
+            <w:pPr>
+              <w:rPr>
+                <w:rFonts w:ascii="Times New Roman" w:hAnsi="Times New Roman" w:cs="Times New Roman"/>
+                <w:sz w:val="32"/>
+                <w:szCs w:val="32"/>
+              </w:rPr>
+            </w:pPr>
+            <w:r>
+              <w:rPr>
+                <w:rFonts w:ascii="Times New Roman" w:hAnsi="Times New Roman" w:cs="Times New Roman"/>
+                <w:color w:val="000000"/>
+                <w:sz w:val="32"/>
+                <w:szCs w:val="32"/>
+              </w:rPr>
+              <w:t>823</w:t>
+            </w:r>
+          </w:p>
+        </w:tc>
+        <w:tc>
+          <w:tcPr>
+            <w:tcW w:w="2669" w:type="dxa"/>
+            <w:tcBorders>
+              <w:left w:val="nil"/>
+              <w:right w:val="single" w:sz="4" w:space="0" w:color="auto"/>
+            </w:tcBorders>
+            <w:vAlign w:val="bottom"/>
+          </w:tcPr>
+          <w:p>
+            <w:pPr>
+              <w:rPr>
+                <w:rFonts w:ascii="Times New Roman" w:hAnsi="Times New Roman" w:cs="Times New Roman"/>
+                <w:sz w:val="32"/>
+                <w:szCs w:val="32"/>
+              </w:rPr>
+            </w:pPr>
+            <w:r>
+              <w:rPr>
+                <w:rFonts w:ascii="Times New Roman" w:hAnsi="Times New Roman" w:cs="Times New Roman"/>
+                <w:color w:val="000000"/>
+                <w:sz w:val="32"/>
+                <w:szCs w:val="32"/>
+              </w:rPr>
+              <w:t>719</w:t>
+            </w:r>
+          </w:p>
+        </w:tc>
+        <w:tc>
+          <w:tcPr>
+            <w:tcW w:w="2669" w:type="dxa"/>
+            <w:tcBorders>
+              <w:left w:val="single" w:sz="4" w:space="0" w:color="auto"/>
+              <w:right w:val="nil"/>
+            </w:tcBorders>
+            <w:vAlign w:val="bottom"/>
+          </w:tcPr>
+          <w:p>
+            <w:pPr>
+              <w:rPr>
+                <w:rFonts w:ascii="Times New Roman" w:hAnsi="Times New Roman" w:cs="Times New Roman"/>
+                <w:sz w:val="32"/>
+                <w:szCs w:val="32"/>
+              </w:rPr>
+            </w:pPr>
+            <w:r>
+              <w:rPr>
+                <w:rFonts w:ascii="Times New Roman" w:hAnsi="Times New Roman" w:cs="Times New Roman"/>
+                <w:color w:val="000000"/>
+                <w:sz w:val="32"/>
+                <w:szCs w:val="32"/>
+              </w:rPr>
+              <w:t>605</w:t>
+            </w:r>
+          </w:p>
+        </w:tc>
+        <w:tc>
+          <w:tcPr>
+            <w:tcW w:w="2669" w:type="dxa"/>
+            <w:tcBorders>
+              <w:left w:val="nil"/>
+            </w:tcBorders>
+            <w:vAlign w:val="bottom"/>
+          </w:tcPr>
+          <w:p>
+            <w:pPr>
+              <w:rPr>
+                <w:rFonts w:ascii="Times New Roman" w:hAnsi="Times New Roman" w:cs="Times New Roman"/>
+                <w:sz w:val="32"/>
+                <w:szCs w:val="32"/>
+              </w:rPr>
+            </w:pPr>
+            <w:r>
+              <w:rPr>
+                <w:rFonts w:ascii="Times New Roman" w:hAnsi="Times New Roman" w:cs="Times New Roman"/>
+                <w:color w:val="000000"/>
+                <w:sz w:val="32"/>
+                <w:szCs w:val="32"/>
+              </w:rPr>
+              <w:t>726</w:t>
+            </w:r>
+          </w:p>
+        </w:tc>
+      </w:tr>
+      <w:tr>
+        <w:trPr>
+          <w:trHeight w:val="612"/>
+        </w:trPr>
+        <w:tc>
+          <w:tcPr>
+            <w:tcW w:w="2669" w:type="dxa"/>
+            <w:tcBorders>
+              <w:right w:val="nil"/>
+            </w:tcBorders>
+            <w:vAlign w:val="bottom"/>
+          </w:tcPr>
+          <w:p>
+            <w:pPr>
+              <w:rPr>
+                <w:rFonts w:ascii="Times New Roman" w:hAnsi="Times New Roman" w:cs="Times New Roman"/>
+                <w:sz w:val="32"/>
+                <w:szCs w:val="32"/>
+              </w:rPr>
+            </w:pPr>
+            <w:r>
+              <w:rPr>
+                <w:rFonts w:ascii="Times New Roman" w:hAnsi="Times New Roman" w:cs="Times New Roman"/>
+                <w:color w:val="000000"/>
+                <w:sz w:val="32"/>
+                <w:szCs w:val="32"/>
+              </w:rPr>
+              <w:t>824</w:t>
+            </w:r>
+          </w:p>
+        </w:tc>
+        <w:tc>
+          <w:tcPr>
+            <w:tcW w:w="2669" w:type="dxa"/>
+            <w:tcBorders>
+              <w:left w:val="nil"/>
+              <w:right w:val="single" w:sz="4" w:space="0" w:color="auto"/>
+            </w:tcBorders>
+            <w:vAlign w:val="bottom"/>
+          </w:tcPr>
+          <w:p>
+            <w:pPr>
+              <w:rPr>
+                <w:rFonts w:ascii="Times New Roman" w:hAnsi="Times New Roman" w:cs="Times New Roman"/>
+                <w:sz w:val="32"/>
+                <w:szCs w:val="32"/>
+              </w:rPr>
+            </w:pPr>
+            <w:r>
+              <w:rPr>
+                <w:rFonts w:ascii="Times New Roman" w:hAnsi="Times New Roman" w:cs="Times New Roman"/>
+                <w:color w:val="000000"/>
+                <w:sz w:val="32"/>
+                <w:szCs w:val="32"/>
+              </w:rPr>
+              <w:t>720</w:t>
+            </w:r>
+          </w:p>
+        </w:tc>
+        <w:tc>
+          <w:tcPr>
+            <w:tcW w:w="2669" w:type="dxa"/>
+            <w:tcBorders>
+              <w:left w:val="single" w:sz="4" w:space="0" w:color="auto"/>
+              <w:right w:val="nil"/>
+            </w:tcBorders>
+            <w:vAlign w:val="bottom"/>
+          </w:tcPr>
+          <w:p>
+            <w:pPr>
+              <w:rPr>
+                <w:rFonts w:ascii="Times New Roman" w:hAnsi="Times New Roman" w:cs="Times New Roman"/>
+                <w:sz w:val="32"/>
+                <w:szCs w:val="32"/>
+              </w:rPr>
+            </w:pPr>
+            <w:r>
+              <w:rPr>
+                <w:rFonts w:ascii="Times New Roman" w:hAnsi="Times New Roman" w:cs="Times New Roman"/>
+                <w:color w:val="000000"/>
+                <w:sz w:val="32"/>
+                <w:szCs w:val="32"/>
+              </w:rPr>
+              <w:t>606</w:t>
+            </w:r>
+          </w:p>
+        </w:tc>
+        <w:tc>
+          <w:tcPr>
+            <w:tcW w:w="2669" w:type="dxa"/>
+            <w:tcBorders>
+              <w:left w:val="nil"/>
+            </w:tcBorders>
+            <w:vAlign w:val="bottom"/>
+          </w:tcPr>
+          <w:p>
+            <w:pPr>
+              <w:rPr>
+                <w:rFonts w:ascii="Times New Roman" w:hAnsi="Times New Roman" w:cs="Times New Roman"/>
+                <w:sz w:val="32"/>
+                <w:szCs w:val="32"/>
+              </w:rPr>
+            </w:pPr>
+            <w:r>
+              <w:rPr>
+                <w:rFonts w:ascii="Times New Roman" w:hAnsi="Times New Roman" w:cs="Times New Roman"/>
+                <w:color w:val="000000"/>
+                <w:sz w:val="32"/>
+                <w:szCs w:val="32"/>
+              </w:rPr>
+              <w:t>727</w:t>
+            </w:r>
+          </w:p>
+        </w:tc>
+      </w:tr>
+      <w:tr>
+        <w:trPr>
+          <w:trHeight w:val="612"/>
+        </w:trPr>
+        <w:tc>
+          <w:tcPr>
+            <w:tcW w:w="2669" w:type="dxa"/>
+            <w:tcBorders>
+              <w:right w:val="nil"/>
+            </w:tcBorders>
+            <w:vAlign w:val="bottom"/>
+          </w:tcPr>
+          <w:p>
+            <w:pPr>
+              <w:rPr>
+                <w:rFonts w:ascii="Times New Roman" w:hAnsi="Times New Roman" w:cs="Times New Roman"/>
+                <w:sz w:val="32"/>
+                <w:szCs w:val="32"/>
+              </w:rPr>
+            </w:pPr>
+            <w:r>
+              <w:rPr>
+                <w:rFonts w:ascii="Times New Roman" w:hAnsi="Times New Roman" w:cs="Times New Roman"/>
+                <w:color w:val="000000"/>
+                <w:sz w:val="32"/>
+                <w:szCs w:val="32"/>
+              </w:rPr>
+              <w:t>825</w:t>
+            </w:r>
+          </w:p>
+        </w:tc>
+        <w:tc>
+          <w:tcPr>
+            <w:tcW w:w="2669" w:type="dxa"/>
+            <w:tcBorders>
+              <w:left w:val="nil"/>
+              <w:right w:val="single" w:sz="4" w:space="0" w:color="auto"/>
+            </w:tcBorders>
+            <w:vAlign w:val="bottom"/>
+          </w:tcPr>
+          <w:p>
+            <w:pPr>
+              <w:rPr>
+                <w:rFonts w:ascii="Times New Roman" w:hAnsi="Times New Roman" w:cs="Times New Roman"/>
+                <w:sz w:val="32"/>
+                <w:szCs w:val="32"/>
+              </w:rPr>
+            </w:pPr>
+            <w:r>
+              <w:rPr>
+                <w:rFonts w:ascii="Times New Roman" w:hAnsi="Times New Roman" w:cs="Times New Roman"/>
+                <w:color w:val="000000"/>
+                <w:sz w:val="32"/>
+                <w:szCs w:val="32"/>
+              </w:rPr>
+              <w:t>721</w:t>
+            </w:r>
+          </w:p>
+        </w:tc>
+        <w:tc>
+          <w:tcPr>
+            <w:tcW w:w="2669" w:type="dxa"/>
+            <w:tcBorders>
+              <w:left w:val="single" w:sz="4" w:space="0" w:color="auto"/>
+              <w:right w:val="nil"/>
+            </w:tcBorders>
+            <w:vAlign w:val="bottom"/>
+          </w:tcPr>
+          <w:p>
+            <w:pPr>
+              <w:rPr>
+                <w:rFonts w:ascii="Times New Roman" w:hAnsi="Times New Roman" w:cs="Times New Roman"/>
+                <w:sz w:val="32"/>
+                <w:szCs w:val="32"/>
+              </w:rPr>
+            </w:pPr>
+            <w:r>
+              <w:rPr>
+                <w:rFonts w:ascii="Times New Roman" w:hAnsi="Times New Roman" w:cs="Times New Roman"/>
+                <w:color w:val="000000"/>
+                <w:sz w:val="32"/>
+                <w:szCs w:val="32"/>
+              </w:rPr>
+              <w:t>607</w:t>
+            </w:r>
+          </w:p>
+        </w:tc>
+        <w:tc>
+          <w:tcPr>
+            <w:tcW w:w="2669" w:type="dxa"/>
+            <w:tcBorders>
+              <w:left w:val="nil"/>
+            </w:tcBorders>
+            <w:vAlign w:val="bottom"/>
+          </w:tcPr>
+          <w:p>
+            <w:pPr>
+              <w:rPr>
+                <w:rFonts w:ascii="Times New Roman" w:hAnsi="Times New Roman" w:cs="Times New Roman"/>
+                <w:sz w:val="32"/>
+                <w:szCs w:val="32"/>
+              </w:rPr>
+            </w:pPr>
+            <w:r>
+              <w:rPr>
+                <w:rFonts w:ascii="Times New Roman" w:hAnsi="Times New Roman" w:cs="Times New Roman"/>
+                <w:color w:val="000000"/>
+                <w:sz w:val="32"/>
+                <w:szCs w:val="32"/>
+              </w:rPr>
+              <w:t>728</w:t>
+            </w:r>
           </w:p>
         </w:tc>
       </w:tr>
@@ -5205,6 +5765,14 @@
                 <w:szCs w:val="32"/>
               </w:rPr>
             </w:pPr>
+            <w:r>
+              <w:rPr>
+                <w:rFonts w:ascii="Times New Roman" w:hAnsi="Times New Roman" w:cs="Times New Roman"/>
+                <w:sz w:val="32"/>
+                <w:szCs w:val="32"/>
+              </w:rPr>
+              <w:t>601</w:t>
+            </w:r>
           </w:p>
         </w:tc>
         <w:tc>
@@ -5214,15 +5782,25 @@
               <w:left w:val="nil"/>
               <w:right w:val="single" w:sz="4" w:space="0" w:color="auto"/>
             </w:tcBorders>
-          </w:tcPr>
-          <w:p>
-            <w:pPr>
-              <w:rPr>
-                <w:rFonts w:ascii="Times New Roman" w:hAnsi="Times New Roman" w:cs="Times New Roman"/>
-                <w:sz w:val="32"/>
-                <w:szCs w:val="32"/>
-              </w:rPr>
-            </w:pPr>
+            <w:vAlign w:val="bottom"/>
+          </w:tcPr>
+          <w:p>
+            <w:pPr>
+              <w:rPr>
+                <w:rFonts w:ascii="Times New Roman" w:hAnsi="Times New Roman" w:cs="Times New Roman"/>
+                <w:sz w:val="32"/>
+                <w:szCs w:val="32"/>
+              </w:rPr>
+            </w:pPr>
+            <w:r>
+              <w:rPr>
+                <w:rFonts w:ascii="Times New Roman" w:hAnsi="Times New Roman" w:cs="Times New Roman"/>
+                <w:color w:val="000000"/>
+                <w:sz w:val="32"/>
+                <w:szCs w:val="32"/>
+              </w:rPr>
+              <w:t>722</w:t>
+            </w:r>
           </w:p>
         </w:tc>
         <w:tc>
@@ -5232,15 +5810,25 @@
               <w:left w:val="single" w:sz="4" w:space="0" w:color="auto"/>
               <w:right w:val="nil"/>
             </w:tcBorders>
-          </w:tcPr>
-          <w:p>
-            <w:pPr>
-              <w:rPr>
-                <w:rFonts w:ascii="Times New Roman" w:hAnsi="Times New Roman" w:cs="Times New Roman"/>
-                <w:sz w:val="32"/>
-                <w:szCs w:val="32"/>
-              </w:rPr>
-            </w:pPr>
+            <w:vAlign w:val="bottom"/>
+          </w:tcPr>
+          <w:p>
+            <w:pPr>
+              <w:rPr>
+                <w:rFonts w:ascii="Times New Roman" w:hAnsi="Times New Roman" w:cs="Times New Roman"/>
+                <w:sz w:val="32"/>
+                <w:szCs w:val="32"/>
+              </w:rPr>
+            </w:pPr>
+            <w:r>
+              <w:rPr>
+                <w:rFonts w:ascii="Times New Roman" w:hAnsi="Times New Roman" w:cs="Times New Roman"/>
+                <w:color w:val="000000"/>
+                <w:sz w:val="32"/>
+                <w:szCs w:val="32"/>
+              </w:rPr>
+              <w:t>608</w:t>
+            </w:r>
           </w:p>
         </w:tc>
         <w:tc>
@@ -5249,15 +5837,25 @@
             <w:tcBorders>
               <w:left w:val="nil"/>
             </w:tcBorders>
-          </w:tcPr>
-          <w:p>
-            <w:pPr>
-              <w:rPr>
-                <w:rFonts w:ascii="Times New Roman" w:hAnsi="Times New Roman" w:cs="Times New Roman"/>
-                <w:sz w:val="32"/>
-                <w:szCs w:val="32"/>
-              </w:rPr>
-            </w:pPr>
+            <w:vAlign w:val="bottom"/>
+          </w:tcPr>
+          <w:p>
+            <w:pPr>
+              <w:rPr>
+                <w:rFonts w:ascii="Times New Roman" w:hAnsi="Times New Roman" w:cs="Times New Roman"/>
+                <w:sz w:val="32"/>
+                <w:szCs w:val="32"/>
+              </w:rPr>
+            </w:pPr>
+            <w:r>
+              <w:rPr>
+                <w:rFonts w:ascii="Times New Roman" w:hAnsi="Times New Roman" w:cs="Times New Roman"/>
+                <w:color w:val="000000"/>
+                <w:sz w:val="32"/>
+                <w:szCs w:val="32"/>
+              </w:rPr>
+              <w:t>729</w:t>
+            </w:r>
           </w:p>
         </w:tc>
       </w:tr>
@@ -5307,15 +5905,25 @@
               <w:left w:val="single" w:sz="4" w:space="0" w:color="auto"/>
               <w:right w:val="nil"/>
             </w:tcBorders>
-          </w:tcPr>
-          <w:p>
-            <w:pPr>
-              <w:rPr>
-                <w:rFonts w:ascii="Times New Roman" w:hAnsi="Times New Roman" w:cs="Times New Roman"/>
-                <w:sz w:val="32"/>
-                <w:szCs w:val="32"/>
-              </w:rPr>
-            </w:pPr>
+            <w:vAlign w:val="bottom"/>
+          </w:tcPr>
+          <w:p>
+            <w:pPr>
+              <w:rPr>
+                <w:rFonts w:ascii="Times New Roman" w:hAnsi="Times New Roman" w:cs="Times New Roman"/>
+                <w:sz w:val="32"/>
+                <w:szCs w:val="32"/>
+              </w:rPr>
+            </w:pPr>
+            <w:r>
+              <w:rPr>
+                <w:rFonts w:ascii="Times New Roman" w:hAnsi="Times New Roman" w:cs="Times New Roman"/>
+                <w:color w:val="000000"/>
+                <w:sz w:val="32"/>
+                <w:szCs w:val="32"/>
+              </w:rPr>
+              <w:t>609</w:t>
+            </w:r>
           </w:p>
         </w:tc>
         <w:tc>
@@ -5324,390 +5932,25 @@
             <w:tcBorders>
               <w:left w:val="nil"/>
             </w:tcBorders>
-          </w:tcPr>
-          <w:p>
-            <w:pPr>
-              <w:rPr>
-                <w:rFonts w:ascii="Times New Roman" w:hAnsi="Times New Roman" w:cs="Times New Roman"/>
-                <w:sz w:val="32"/>
-                <w:szCs w:val="32"/>
-              </w:rPr>
-            </w:pPr>
-          </w:p>
-        </w:tc>
-      </w:tr>
-      <w:tr>
-        <w:trPr>
-          <w:trHeight w:val="612"/>
-        </w:trPr>
-        <w:tc>
-          <w:tcPr>
-            <w:tcW w:w="2669" w:type="dxa"/>
-            <w:tcBorders>
-              <w:right w:val="nil"/>
-            </w:tcBorders>
-          </w:tcPr>
-          <w:p>
-            <w:pPr>
-              <w:rPr>
-                <w:rFonts w:ascii="Times New Roman" w:hAnsi="Times New Roman" w:cs="Times New Roman"/>
-                <w:sz w:val="32"/>
-                <w:szCs w:val="32"/>
-              </w:rPr>
-            </w:pPr>
-          </w:p>
-        </w:tc>
-        <w:tc>
-          <w:tcPr>
-            <w:tcW w:w="2669" w:type="dxa"/>
-            <w:tcBorders>
-              <w:left w:val="nil"/>
-              <w:right w:val="single" w:sz="4" w:space="0" w:color="auto"/>
-            </w:tcBorders>
-          </w:tcPr>
-          <w:p>
-            <w:pPr>
-              <w:rPr>
-                <w:rFonts w:ascii="Times New Roman" w:hAnsi="Times New Roman" w:cs="Times New Roman"/>
-                <w:sz w:val="32"/>
-                <w:szCs w:val="32"/>
-              </w:rPr>
-            </w:pPr>
-          </w:p>
-        </w:tc>
-        <w:tc>
-          <w:tcPr>
-            <w:tcW w:w="2669" w:type="dxa"/>
-            <w:tcBorders>
-              <w:left w:val="single" w:sz="4" w:space="0" w:color="auto"/>
-              <w:right w:val="nil"/>
-            </w:tcBorders>
-          </w:tcPr>
-          <w:p>
-            <w:pPr>
-              <w:rPr>
-                <w:rFonts w:ascii="Times New Roman" w:hAnsi="Times New Roman" w:cs="Times New Roman"/>
-                <w:sz w:val="32"/>
-                <w:szCs w:val="32"/>
-              </w:rPr>
-            </w:pPr>
-          </w:p>
-        </w:tc>
-        <w:tc>
-          <w:tcPr>
-            <w:tcW w:w="2669" w:type="dxa"/>
-            <w:tcBorders>
-              <w:left w:val="nil"/>
-            </w:tcBorders>
-          </w:tcPr>
-          <w:p>
-            <w:pPr>
-              <w:rPr>
-                <w:rFonts w:ascii="Times New Roman" w:hAnsi="Times New Roman" w:cs="Times New Roman"/>
-                <w:sz w:val="32"/>
-                <w:szCs w:val="32"/>
-              </w:rPr>
-            </w:pPr>
-          </w:p>
-        </w:tc>
-      </w:tr>
-      <w:tr>
-        <w:trPr>
-          <w:trHeight w:val="612"/>
-        </w:trPr>
-        <w:tc>
-          <w:tcPr>
-            <w:tcW w:w="2669" w:type="dxa"/>
-            <w:tcBorders>
-              <w:right w:val="nil"/>
-            </w:tcBorders>
-          </w:tcPr>
-          <w:p>
-            <w:pPr>
-              <w:rPr>
-                <w:rFonts w:ascii="Times New Roman" w:hAnsi="Times New Roman" w:cs="Times New Roman"/>
-                <w:sz w:val="32"/>
-                <w:szCs w:val="32"/>
-              </w:rPr>
-            </w:pPr>
-          </w:p>
-        </w:tc>
-        <w:tc>
-          <w:tcPr>
-            <w:tcW w:w="2669" w:type="dxa"/>
-            <w:tcBorders>
-              <w:left w:val="nil"/>
-              <w:right w:val="single" w:sz="4" w:space="0" w:color="auto"/>
-            </w:tcBorders>
-          </w:tcPr>
-          <w:p>
-            <w:pPr>
-              <w:rPr>
-                <w:rFonts w:ascii="Times New Roman" w:hAnsi="Times New Roman" w:cs="Times New Roman"/>
-                <w:sz w:val="32"/>
-                <w:szCs w:val="32"/>
-              </w:rPr>
-            </w:pPr>
-          </w:p>
-        </w:tc>
-        <w:tc>
-          <w:tcPr>
-            <w:tcW w:w="2669" w:type="dxa"/>
-            <w:tcBorders>
-              <w:left w:val="single" w:sz="4" w:space="0" w:color="auto"/>
-              <w:right w:val="nil"/>
-            </w:tcBorders>
-          </w:tcPr>
-          <w:p>
-            <w:pPr>
-              <w:rPr>
-                <w:rFonts w:ascii="Times New Roman" w:hAnsi="Times New Roman" w:cs="Times New Roman"/>
-                <w:sz w:val="32"/>
-                <w:szCs w:val="32"/>
-              </w:rPr>
-            </w:pPr>
-          </w:p>
-        </w:tc>
-        <w:tc>
-          <w:tcPr>
-            <w:tcW w:w="2669" w:type="dxa"/>
-            <w:tcBorders>
-              <w:left w:val="nil"/>
-            </w:tcBorders>
-          </w:tcPr>
-          <w:p>
-            <w:pPr>
-              <w:rPr>
-                <w:rFonts w:ascii="Times New Roman" w:hAnsi="Times New Roman" w:cs="Times New Roman"/>
-                <w:sz w:val="32"/>
-                <w:szCs w:val="32"/>
-              </w:rPr>
-            </w:pPr>
-          </w:p>
-        </w:tc>
-      </w:tr>
-      <w:tr>
-        <w:trPr>
-          <w:trHeight w:val="612"/>
-        </w:trPr>
-        <w:tc>
-          <w:tcPr>
-            <w:tcW w:w="2669" w:type="dxa"/>
-            <w:tcBorders>
-              <w:right w:val="nil"/>
-            </w:tcBorders>
-          </w:tcPr>
-          <w:p>
-            <w:pPr>
-              <w:rPr>
-                <w:rFonts w:ascii="Times New Roman" w:hAnsi="Times New Roman" w:cs="Times New Roman"/>
-                <w:sz w:val="32"/>
-                <w:szCs w:val="32"/>
-              </w:rPr>
-            </w:pPr>
-          </w:p>
-        </w:tc>
-        <w:tc>
-          <w:tcPr>
-            <w:tcW w:w="2669" w:type="dxa"/>
-            <w:tcBorders>
-              <w:left w:val="nil"/>
-              <w:right w:val="single" w:sz="4" w:space="0" w:color="auto"/>
-            </w:tcBorders>
-          </w:tcPr>
-          <w:p>
-            <w:pPr>
-              <w:rPr>
-                <w:rFonts w:ascii="Times New Roman" w:hAnsi="Times New Roman" w:cs="Times New Roman"/>
-                <w:sz w:val="32"/>
-                <w:szCs w:val="32"/>
-              </w:rPr>
-            </w:pPr>
-          </w:p>
-        </w:tc>
-        <w:tc>
-          <w:tcPr>
-            <w:tcW w:w="2669" w:type="dxa"/>
-            <w:tcBorders>
-              <w:left w:val="single" w:sz="4" w:space="0" w:color="auto"/>
-              <w:right w:val="nil"/>
-            </w:tcBorders>
-          </w:tcPr>
-          <w:p>
-            <w:pPr>
-              <w:rPr>
-                <w:rFonts w:ascii="Times New Roman" w:hAnsi="Times New Roman" w:cs="Times New Roman"/>
-                <w:sz w:val="32"/>
-                <w:szCs w:val="32"/>
-              </w:rPr>
-            </w:pPr>
-          </w:p>
-        </w:tc>
-        <w:tc>
-          <w:tcPr>
-            <w:tcW w:w="2669" w:type="dxa"/>
-            <w:tcBorders>
-              <w:left w:val="nil"/>
-            </w:tcBorders>
-          </w:tcPr>
-          <w:p>
-            <w:pPr>
-              <w:rPr>
-                <w:rFonts w:ascii="Times New Roman" w:hAnsi="Times New Roman" w:cs="Times New Roman"/>
-                <w:sz w:val="32"/>
-                <w:szCs w:val="32"/>
-              </w:rPr>
-            </w:pPr>
-          </w:p>
-        </w:tc>
-      </w:tr>
-      <w:tr>
-        <w:trPr>
-          <w:trHeight w:val="627"/>
-        </w:trPr>
-        <w:tc>
-          <w:tcPr>
-            <w:tcW w:w="2669" w:type="dxa"/>
-            <w:tcBorders>
-              <w:right w:val="nil"/>
-            </w:tcBorders>
-          </w:tcPr>
-          <w:p>
-            <w:pPr>
-              <w:rPr>
-                <w:rFonts w:ascii="Times New Roman" w:hAnsi="Times New Roman" w:cs="Times New Roman"/>
-                <w:sz w:val="32"/>
-                <w:szCs w:val="32"/>
-              </w:rPr>
-            </w:pPr>
-          </w:p>
-        </w:tc>
-        <w:tc>
-          <w:tcPr>
-            <w:tcW w:w="2669" w:type="dxa"/>
-            <w:tcBorders>
-              <w:left w:val="nil"/>
-              <w:right w:val="single" w:sz="4" w:space="0" w:color="auto"/>
-            </w:tcBorders>
-          </w:tcPr>
-          <w:p>
-            <w:pPr>
-              <w:rPr>
-                <w:rFonts w:ascii="Times New Roman" w:hAnsi="Times New Roman" w:cs="Times New Roman"/>
-                <w:sz w:val="32"/>
-                <w:szCs w:val="32"/>
-              </w:rPr>
-            </w:pPr>
-          </w:p>
-        </w:tc>
-        <w:tc>
-          <w:tcPr>
-            <w:tcW w:w="2669" w:type="dxa"/>
-            <w:tcBorders>
-              <w:left w:val="single" w:sz="4" w:space="0" w:color="auto"/>
-              <w:right w:val="nil"/>
-            </w:tcBorders>
-          </w:tcPr>
-          <w:p>
-            <w:pPr>
-              <w:rPr>
-                <w:rFonts w:ascii="Times New Roman" w:hAnsi="Times New Roman" w:cs="Times New Roman"/>
-                <w:sz w:val="32"/>
-                <w:szCs w:val="32"/>
-              </w:rPr>
-            </w:pPr>
-          </w:p>
-        </w:tc>
-        <w:tc>
-          <w:tcPr>
-            <w:tcW w:w="2669" w:type="dxa"/>
-            <w:tcBorders>
-              <w:left w:val="nil"/>
-            </w:tcBorders>
-          </w:tcPr>
-          <w:p>
-            <w:pPr>
-              <w:rPr>
-                <w:rFonts w:ascii="Times New Roman" w:hAnsi="Times New Roman" w:cs="Times New Roman"/>
-                <w:sz w:val="32"/>
-                <w:szCs w:val="32"/>
-              </w:rPr>
-            </w:pPr>
-          </w:p>
-        </w:tc>
-      </w:tr>
-      <w:tr>
-        <w:trPr>
-          <w:trHeight w:val="612"/>
-        </w:trPr>
-        <w:tc>
-          <w:tcPr>
-            <w:tcW w:w="2669" w:type="dxa"/>
-            <w:tcBorders>
-              <w:right w:val="nil"/>
-            </w:tcBorders>
-          </w:tcPr>
-          <w:p>
-            <w:pPr>
-              <w:rPr>
-                <w:rFonts w:ascii="Times New Roman" w:hAnsi="Times New Roman" w:cs="Times New Roman"/>
-                <w:sz w:val="32"/>
-                <w:szCs w:val="32"/>
-              </w:rPr>
-            </w:pPr>
-          </w:p>
-        </w:tc>
-        <w:tc>
-          <w:tcPr>
-            <w:tcW w:w="2669" w:type="dxa"/>
-            <w:tcBorders>
-              <w:left w:val="nil"/>
-              <w:right w:val="single" w:sz="4" w:space="0" w:color="auto"/>
-            </w:tcBorders>
-          </w:tcPr>
-          <w:p>
-            <w:pPr>
-              <w:rPr>
-                <w:rFonts w:ascii="Times New Roman" w:hAnsi="Times New Roman" w:cs="Times New Roman"/>
-                <w:sz w:val="32"/>
-                <w:szCs w:val="32"/>
-              </w:rPr>
-            </w:pPr>
-          </w:p>
-        </w:tc>
-        <w:tc>
-          <w:tcPr>
-            <w:tcW w:w="2669" w:type="dxa"/>
-            <w:tcBorders>
-              <w:left w:val="single" w:sz="4" w:space="0" w:color="auto"/>
-              <w:right w:val="nil"/>
-            </w:tcBorders>
-          </w:tcPr>
-          <w:p>
-            <w:pPr>
-              <w:rPr>
-                <w:rFonts w:ascii="Times New Roman" w:hAnsi="Times New Roman" w:cs="Times New Roman"/>
-                <w:sz w:val="32"/>
-                <w:szCs w:val="32"/>
-              </w:rPr>
-            </w:pPr>
-          </w:p>
-        </w:tc>
-        <w:tc>
-          <w:tcPr>
-            <w:tcW w:w="2669" w:type="dxa"/>
-            <w:tcBorders>
-              <w:left w:val="nil"/>
-            </w:tcBorders>
-          </w:tcPr>
-          <w:p>
-            <w:pPr>
-              <w:rPr>
-                <w:rFonts w:ascii="Times New Roman" w:hAnsi="Times New Roman" w:cs="Times New Roman"/>
-                <w:sz w:val="32"/>
-                <w:szCs w:val="32"/>
-              </w:rPr>
-            </w:pPr>
+            <w:vAlign w:val="bottom"/>
+          </w:tcPr>
+          <w:p>
+            <w:pPr>
+              <w:rPr>
+                <w:rFonts w:ascii="Times New Roman" w:hAnsi="Times New Roman" w:cs="Times New Roman"/>
+                <w:sz w:val="32"/>
+                <w:szCs w:val="32"/>
+              </w:rPr>
+            </w:pPr>
+            <w:r>
+              <w:rPr>
+                <w:rFonts w:ascii="Times New Roman" w:hAnsi="Times New Roman" w:cs="Times New Roman"/>
+                <w:color w:val="000000"/>
+                <w:sz w:val="32"/>
+                <w:szCs w:val="32"/>
+              </w:rPr>
+              <w:t>730</w:t>
+            </w:r>
           </w:p>
         </w:tc>
       </w:tr>
@@ -5838,13 +6081,17 @@
             <w:pPr>
               <w:rPr>
                 <w:rFonts w:ascii="Times New Roman" w:hAnsi="Times New Roman" w:cs="Times New Roman"/>
-                <w:sz w:val="32"/>
-                <w:szCs w:val="32"/>
-              </w:rPr>
-            </w:pPr>
-            <w:r>
-              <w:rPr>
-                <w:rFonts w:ascii="Times New Roman" w:hAnsi="Times New Roman" w:cs="Times New Roman"/>
+                <w:b/>
+                <w:bCs/>
+                <w:sz w:val="32"/>
+                <w:szCs w:val="32"/>
+              </w:rPr>
+            </w:pPr>
+            <w:r>
+              <w:rPr>
+                <w:rFonts w:ascii="Times New Roman" w:hAnsi="Times New Roman" w:cs="Times New Roman"/>
+                <w:b/>
+                <w:bCs/>
                 <w:sz w:val="32"/>
                 <w:szCs w:val="32"/>
               </w:rPr>
@@ -5860,13 +6107,17 @@
             <w:pPr>
               <w:rPr>
                 <w:rFonts w:ascii="Times New Roman" w:hAnsi="Times New Roman" w:cs="Times New Roman"/>
-                <w:sz w:val="32"/>
-                <w:szCs w:val="32"/>
-              </w:rPr>
-            </w:pPr>
-            <w:r>
-              <w:rPr>
-                <w:rFonts w:ascii="Times New Roman" w:hAnsi="Times New Roman" w:cs="Times New Roman"/>
+                <w:b/>
+                <w:bCs/>
+                <w:sz w:val="32"/>
+                <w:szCs w:val="32"/>
+              </w:rPr>
+            </w:pPr>
+            <w:r>
+              <w:rPr>
+                <w:rFonts w:ascii="Times New Roman" w:hAnsi="Times New Roman" w:cs="Times New Roman"/>
+                <w:b/>
+                <w:bCs/>
                 <w:sz w:val="32"/>
                 <w:szCs w:val="32"/>
               </w:rPr>
@@ -5882,13 +6133,17 @@
             <w:pPr>
               <w:rPr>
                 <w:rFonts w:ascii="Times New Roman" w:hAnsi="Times New Roman" w:cs="Times New Roman"/>
-                <w:sz w:val="32"/>
-                <w:szCs w:val="32"/>
-              </w:rPr>
-            </w:pPr>
-            <w:r>
-              <w:rPr>
-                <w:rFonts w:ascii="Times New Roman" w:hAnsi="Times New Roman" w:cs="Times New Roman"/>
+                <w:b/>
+                <w:bCs/>
+                <w:sz w:val="32"/>
+                <w:szCs w:val="32"/>
+              </w:rPr>
+            </w:pPr>
+            <w:r>
+              <w:rPr>
+                <w:rFonts w:ascii="Times New Roman" w:hAnsi="Times New Roman" w:cs="Times New Roman"/>
+                <w:b/>
+                <w:bCs/>
                 <w:sz w:val="32"/>
                 <w:szCs w:val="32"/>
               </w:rPr>
@@ -5913,6 +6168,14 @@
                 <w:szCs w:val="32"/>
               </w:rPr>
             </w:pPr>
+            <w:r>
+              <w:rPr>
+                <w:rFonts w:ascii="Times New Roman" w:hAnsi="Times New Roman" w:cs="Times New Roman"/>
+                <w:sz w:val="32"/>
+                <w:szCs w:val="32"/>
+              </w:rPr>
+              <w:t>8</w:t>
+            </w:r>
           </w:p>
         </w:tc>
         <w:tc>
@@ -5927,6 +6190,14 @@
                 <w:szCs w:val="32"/>
               </w:rPr>
             </w:pPr>
+            <w:r>
+              <w:rPr>
+                <w:rFonts w:ascii="Times New Roman" w:hAnsi="Times New Roman" w:cs="Times New Roman"/>
+                <w:sz w:val="32"/>
+                <w:szCs w:val="32"/>
+              </w:rPr>
+              <w:t>820-825</w:t>
+            </w:r>
           </w:p>
         </w:tc>
         <w:tc>
@@ -5941,6 +6212,14 @@
                 <w:szCs w:val="32"/>
               </w:rPr>
             </w:pPr>
+            <w:r>
+              <w:rPr>
+                <w:rFonts w:ascii="Times New Roman" w:hAnsi="Times New Roman" w:cs="Times New Roman"/>
+                <w:sz w:val="32"/>
+                <w:szCs w:val="32"/>
+              </w:rPr>
+              <w:t>6</w:t>
+            </w:r>
           </w:p>
         </w:tc>
       </w:tr>
@@ -5960,6 +6239,14 @@
                 <w:szCs w:val="32"/>
               </w:rPr>
             </w:pPr>
+            <w:r>
+              <w:rPr>
+                <w:rFonts w:ascii="Times New Roman" w:hAnsi="Times New Roman" w:cs="Times New Roman"/>
+                <w:sz w:val="32"/>
+                <w:szCs w:val="32"/>
+              </w:rPr>
+              <w:t>7</w:t>
+            </w:r>
           </w:p>
         </w:tc>
         <w:tc>
@@ -5974,6 +6261,14 @@
                 <w:szCs w:val="32"/>
               </w:rPr>
             </w:pPr>
+            <w:r>
+              <w:rPr>
+                <w:rFonts w:ascii="Times New Roman" w:hAnsi="Times New Roman" w:cs="Times New Roman"/>
+                <w:sz w:val="32"/>
+                <w:szCs w:val="32"/>
+              </w:rPr>
+              <w:t>716-731</w:t>
+            </w:r>
           </w:p>
         </w:tc>
         <w:tc>
@@ -5988,6 +6283,14 @@
                 <w:szCs w:val="32"/>
               </w:rPr>
             </w:pPr>
+            <w:r>
+              <w:rPr>
+                <w:rFonts w:ascii="Times New Roman" w:hAnsi="Times New Roman" w:cs="Times New Roman"/>
+                <w:sz w:val="32"/>
+                <w:szCs w:val="32"/>
+              </w:rPr>
+              <w:t>16</w:t>
+            </w:r>
           </w:p>
         </w:tc>
       </w:tr>
@@ -6007,6 +6310,14 @@
                 <w:szCs w:val="32"/>
               </w:rPr>
             </w:pPr>
+            <w:r>
+              <w:rPr>
+                <w:rFonts w:ascii="Times New Roman" w:hAnsi="Times New Roman" w:cs="Times New Roman"/>
+                <w:sz w:val="32"/>
+                <w:szCs w:val="32"/>
+              </w:rPr>
+              <w:t>6</w:t>
+            </w:r>
           </w:p>
         </w:tc>
         <w:tc>
@@ -6021,6 +6332,14 @@
                 <w:szCs w:val="32"/>
               </w:rPr>
             </w:pPr>
+            <w:r>
+              <w:rPr>
+                <w:rFonts w:ascii="Times New Roman" w:hAnsi="Times New Roman" w:cs="Times New Roman"/>
+                <w:sz w:val="32"/>
+                <w:szCs w:val="32"/>
+              </w:rPr>
+              <w:t>601-609</w:t>
+            </w:r>
           </w:p>
         </w:tc>
         <w:tc>
@@ -6035,6 +6354,14 @@
                 <w:szCs w:val="32"/>
               </w:rPr>
             </w:pPr>
+            <w:r>
+              <w:rPr>
+                <w:rFonts w:ascii="Times New Roman" w:hAnsi="Times New Roman" w:cs="Times New Roman"/>
+                <w:sz w:val="32"/>
+                <w:szCs w:val="32"/>
+              </w:rPr>
+              <w:t>9</w:t>
+            </w:r>
           </w:p>
         </w:tc>
       </w:tr>
@@ -6044,53 +6371,6 @@
         </w:trPr>
         <w:tc>
           <w:tcPr>
-            <w:tcW w:w="3589" w:type="dxa"/>
-          </w:tcPr>
-          <w:p>
-            <w:pPr>
-              <w:rPr>
-                <w:rFonts w:ascii="Times New Roman" w:hAnsi="Times New Roman" w:cs="Times New Roman"/>
-                <w:sz w:val="32"/>
-                <w:szCs w:val="32"/>
-              </w:rPr>
-            </w:pPr>
-          </w:p>
-        </w:tc>
-        <w:tc>
-          <w:tcPr>
-            <w:tcW w:w="3589" w:type="dxa"/>
-          </w:tcPr>
-          <w:p>
-            <w:pPr>
-              <w:rPr>
-                <w:rFonts w:ascii="Times New Roman" w:hAnsi="Times New Roman" w:cs="Times New Roman"/>
-                <w:sz w:val="32"/>
-                <w:szCs w:val="32"/>
-              </w:rPr>
-            </w:pPr>
-          </w:p>
-        </w:tc>
-        <w:tc>
-          <w:tcPr>
-            <w:tcW w:w="3589" w:type="dxa"/>
-          </w:tcPr>
-          <w:p>
-            <w:pPr>
-              <w:rPr>
-                <w:rFonts w:ascii="Times New Roman" w:hAnsi="Times New Roman" w:cs="Times New Roman"/>
-                <w:sz w:val="32"/>
-                <w:szCs w:val="32"/>
-              </w:rPr>
-            </w:pPr>
-          </w:p>
-        </w:tc>
-      </w:tr>
-      <w:tr>
-        <w:trPr>
-          <w:trHeight w:val="644"/>
-        </w:trPr>
-        <w:tc>
-          <w:tcPr>
             <w:tcW w:w="7178" w:type="dxa"/>
             <w:gridSpan w:val="2"/>
           </w:tcPr>
@@ -6103,6 +6383,14 @@
                 <w:szCs w:val="32"/>
               </w:rPr>
             </w:pPr>
+            <w:r>
+              <w:rPr>
+                <w:rFonts w:ascii="Times New Roman" w:hAnsi="Times New Roman" w:cs="Times New Roman"/>
+                <w:sz w:val="32"/>
+                <w:szCs w:val="32"/>
+              </w:rPr>
+              <w:t>Total</w:t>
+            </w:r>
           </w:p>
         </w:tc>
         <w:tc>
@@ -6117,6 +6405,14 @@
                 <w:szCs w:val="32"/>
               </w:rPr>
             </w:pPr>
+            <w:r>
+              <w:rPr>
+                <w:rFonts w:ascii="Times New Roman" w:hAnsi="Times New Roman" w:cs="Times New Roman"/>
+                <w:sz w:val="32"/>
+                <w:szCs w:val="32"/>
+              </w:rPr>
+              <w:t>31</w:t>
+            </w:r>
           </w:p>
         </w:tc>
       </w:tr>
@@ -6236,7 +6532,7 @@
           </mc:Choice>
           <mc:Fallback>
             <w:pict>
-              <v:rect w14:anchorId="7E1AB169" id="Rectangle 7" o:spid="_x0000_s1026" style="position:absolute;margin-left:112.05pt;margin-top:.95pt;width:37.75pt;height:46.05pt;z-index:251665408;visibility:visible;mso-wrap-style:square;mso-width-percent:0;mso-height-percent:0;mso-wrap-distance-left:9pt;mso-wrap-distance-top:0;mso-wrap-distance-right:9pt;mso-wrap-distance-bottom:0;mso-position-horizontal:absolute;mso-position-horizontal-relative:margin;mso-position-vertical:absolute;mso-position-vertical-relative:text;mso-width-percent:0;mso-height-percent:0;mso-width-relative:margin;mso-height-relative:margin;v-text-anchor:middle" o:gfxdata="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" stroked="f" strokeweight="2pt">
+              <v:rect w14:anchorId="08F8BA99" id="Rectangle 7" o:spid="_x0000_s1026" style="position:absolute;margin-left:112.05pt;margin-top:.95pt;width:37.75pt;height:46.05pt;z-index:251665408;visibility:visible;mso-wrap-style:square;mso-width-percent:0;mso-height-percent:0;mso-wrap-distance-left:9pt;mso-wrap-distance-top:0;mso-wrap-distance-right:9pt;mso-wrap-distance-bottom:0;mso-position-horizontal:absolute;mso-position-horizontal-relative:margin;mso-position-vertical:absolute;mso-position-vertical-relative:text;mso-width-percent:0;mso-height-percent:0;mso-width-relative:margin;mso-height-relative:margin;v-text-anchor:middle" o:gfxdata="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" stroked="f" strokeweight="2pt">
                 <v:fill r:id="rId7" o:title="" recolor="t" rotate="t" type="frame"/>
                 <w10:wrap anchorx="margin"/>
               </v:rect>
@@ -6307,7 +6603,67 @@
           <w:sz w:val="32"/>
           <w:szCs w:val="32"/>
         </w:rPr>
-        <w:t>Room No 6 (Class - 9 Hornbill)</w:t>
+        <w:t xml:space="preserve">Room No </w:t>
+      </w:r>
+      <w:r>
+        <w:rPr>
+          <w:rFonts w:ascii="Times New Roman" w:hAnsi="Times New Roman" w:cs="Times New Roman"/>
+          <w:b/>
+          <w:bCs/>
+          <w:sz w:val="32"/>
+          <w:szCs w:val="32"/>
+        </w:rPr>
+        <w:t>4</w:t>
+      </w:r>
+      <w:r>
+        <w:rPr>
+          <w:rFonts w:ascii="Times New Roman" w:hAnsi="Times New Roman" w:cs="Times New Roman"/>
+          <w:b/>
+          <w:bCs/>
+          <w:sz w:val="32"/>
+          <w:szCs w:val="32"/>
+        </w:rPr>
+        <w:t xml:space="preserve"> (Class - </w:t>
+      </w:r>
+      <w:r>
+        <w:rPr>
+          <w:rFonts w:ascii="Times New Roman" w:hAnsi="Times New Roman" w:cs="Times New Roman"/>
+          <w:b/>
+          <w:bCs/>
+          <w:sz w:val="32"/>
+          <w:szCs w:val="32"/>
+        </w:rPr>
+        <w:t>5</w:t>
+      </w:r>
+      <w:r>
+        <w:rPr>
+          <w:rFonts w:ascii="Times New Roman" w:hAnsi="Times New Roman" w:cs="Times New Roman"/>
+          <w:b/>
+          <w:bCs/>
+          <w:sz w:val="32"/>
+          <w:szCs w:val="32"/>
+        </w:rPr>
+        <w:t xml:space="preserve"> </w:t>
+      </w:r>
+      <w:r>
+        <w:rPr>
+          <w:rFonts w:ascii="Times New Roman" w:hAnsi="Times New Roman" w:cs="Times New Roman"/>
+          <w:b/>
+          <w:bCs/>
+          <w:sz w:val="32"/>
+          <w:szCs w:val="32"/>
+        </w:rPr>
+        <w:t>Sunbird</w:t>
+      </w:r>
+      <w:r>
+        <w:rPr>
+          <w:rFonts w:ascii="Times New Roman" w:hAnsi="Times New Roman" w:cs="Times New Roman"/>
+          <w:b/>
+          <w:bCs/>
+          <w:sz w:val="32"/>
+          <w:szCs w:val="32"/>
+        </w:rPr>
+        <w:t>)</w:t>
       </w:r>
     </w:p>
     <w:tbl>
@@ -6345,13 +6701,17 @@
             <w:pPr>
               <w:rPr>
                 <w:rFonts w:ascii="Times New Roman" w:hAnsi="Times New Roman" w:cs="Times New Roman"/>
-                <w:sz w:val="32"/>
-                <w:szCs w:val="32"/>
-              </w:rPr>
-            </w:pPr>
-            <w:r>
-              <w:rPr>
-                <w:rFonts w:ascii="Times New Roman" w:hAnsi="Times New Roman" w:cs="Times New Roman"/>
+                <w:b/>
+                <w:bCs/>
+                <w:sz w:val="32"/>
+                <w:szCs w:val="32"/>
+              </w:rPr>
+            </w:pPr>
+            <w:r>
+              <w:rPr>
+                <w:rFonts w:ascii="Times New Roman" w:hAnsi="Times New Roman" w:cs="Times New Roman"/>
+                <w:b/>
+                <w:bCs/>
                 <w:sz w:val="32"/>
                 <w:szCs w:val="32"/>
               </w:rPr>
@@ -6371,13 +6731,17 @@
             <w:pPr>
               <w:rPr>
                 <w:rFonts w:ascii="Times New Roman" w:hAnsi="Times New Roman" w:cs="Times New Roman"/>
-                <w:sz w:val="32"/>
-                <w:szCs w:val="32"/>
-              </w:rPr>
-            </w:pPr>
-            <w:r>
-              <w:rPr>
-                <w:rFonts w:ascii="Times New Roman" w:hAnsi="Times New Roman" w:cs="Times New Roman"/>
+                <w:b/>
+                <w:bCs/>
+                <w:sz w:val="32"/>
+                <w:szCs w:val="32"/>
+              </w:rPr>
+            </w:pPr>
+            <w:r>
+              <w:rPr>
+                <w:rFonts w:ascii="Times New Roman" w:hAnsi="Times New Roman" w:cs="Times New Roman"/>
+                <w:b/>
+                <w:bCs/>
                 <w:sz w:val="32"/>
                 <w:szCs w:val="32"/>
               </w:rPr>
@@ -6397,13 +6761,17 @@
             <w:pPr>
               <w:rPr>
                 <w:rFonts w:ascii="Times New Roman" w:hAnsi="Times New Roman" w:cs="Times New Roman"/>
-                <w:sz w:val="32"/>
-                <w:szCs w:val="32"/>
-              </w:rPr>
-            </w:pPr>
-            <w:r>
-              <w:rPr>
-                <w:rFonts w:ascii="Times New Roman" w:hAnsi="Times New Roman" w:cs="Times New Roman"/>
+                <w:b/>
+                <w:bCs/>
+                <w:sz w:val="32"/>
+                <w:szCs w:val="32"/>
+              </w:rPr>
+            </w:pPr>
+            <w:r>
+              <w:rPr>
+                <w:rFonts w:ascii="Times New Roman" w:hAnsi="Times New Roman" w:cs="Times New Roman"/>
+                <w:b/>
+                <w:bCs/>
                 <w:sz w:val="32"/>
                 <w:szCs w:val="32"/>
               </w:rPr>
@@ -6422,13 +6790,17 @@
             <w:pPr>
               <w:rPr>
                 <w:rFonts w:ascii="Times New Roman" w:hAnsi="Times New Roman" w:cs="Times New Roman"/>
-                <w:sz w:val="32"/>
-                <w:szCs w:val="32"/>
-              </w:rPr>
-            </w:pPr>
-            <w:r>
-              <w:rPr>
-                <w:rFonts w:ascii="Times New Roman" w:hAnsi="Times New Roman" w:cs="Times New Roman"/>
+                <w:b/>
+                <w:bCs/>
+                <w:sz w:val="32"/>
+                <w:szCs w:val="32"/>
+              </w:rPr>
+            </w:pPr>
+            <w:r>
+              <w:rPr>
+                <w:rFonts w:ascii="Times New Roman" w:hAnsi="Times New Roman" w:cs="Times New Roman"/>
+                <w:b/>
+                <w:bCs/>
                 <w:sz w:val="32"/>
                 <w:szCs w:val="32"/>
               </w:rPr>
@@ -6448,15 +6820,25 @@
               <w:left w:val="nil"/>
               <w:right w:val="nil"/>
             </w:tcBorders>
-          </w:tcPr>
-          <w:p>
-            <w:pPr>
-              <w:rPr>
-                <w:rFonts w:ascii="Times New Roman" w:hAnsi="Times New Roman" w:cs="Times New Roman"/>
-                <w:sz w:val="32"/>
-                <w:szCs w:val="32"/>
-              </w:rPr>
-            </w:pPr>
+            <w:vAlign w:val="bottom"/>
+          </w:tcPr>
+          <w:p>
+            <w:pPr>
+              <w:rPr>
+                <w:rFonts w:ascii="Times New Roman" w:hAnsi="Times New Roman" w:cs="Times New Roman"/>
+                <w:sz w:val="32"/>
+                <w:szCs w:val="32"/>
+              </w:rPr>
+            </w:pPr>
+            <w:r>
+              <w:rPr>
+                <w:rFonts w:ascii="Times New Roman" w:hAnsi="Times New Roman" w:cs="Times New Roman"/>
+                <w:color w:val="000000"/>
+                <w:sz w:val="32"/>
+                <w:szCs w:val="32"/>
+              </w:rPr>
+              <w:t>610</w:t>
+            </w:r>
           </w:p>
         </w:tc>
         <w:tc>
@@ -6466,15 +6848,25 @@
               <w:left w:val="nil"/>
               <w:right w:val="single" w:sz="4" w:space="0" w:color="auto"/>
             </w:tcBorders>
-          </w:tcPr>
-          <w:p>
-            <w:pPr>
-              <w:rPr>
-                <w:rFonts w:ascii="Times New Roman" w:hAnsi="Times New Roman" w:cs="Times New Roman"/>
-                <w:sz w:val="32"/>
-                <w:szCs w:val="32"/>
-              </w:rPr>
-            </w:pPr>
+            <w:vAlign w:val="bottom"/>
+          </w:tcPr>
+          <w:p>
+            <w:pPr>
+              <w:rPr>
+                <w:rFonts w:ascii="Times New Roman" w:hAnsi="Times New Roman" w:cs="Times New Roman"/>
+                <w:sz w:val="32"/>
+                <w:szCs w:val="32"/>
+              </w:rPr>
+            </w:pPr>
+            <w:r>
+              <w:rPr>
+                <w:rFonts w:ascii="Times New Roman" w:hAnsi="Times New Roman" w:cs="Times New Roman"/>
+                <w:color w:val="000000"/>
+                <w:sz w:val="32"/>
+                <w:szCs w:val="32"/>
+              </w:rPr>
+              <w:t>501 S</w:t>
+            </w:r>
           </w:p>
         </w:tc>
         <w:tc>
@@ -6484,15 +6876,25 @@
               <w:left w:val="single" w:sz="4" w:space="0" w:color="auto"/>
               <w:right w:val="nil"/>
             </w:tcBorders>
-          </w:tcPr>
-          <w:p>
-            <w:pPr>
-              <w:rPr>
-                <w:rFonts w:ascii="Times New Roman" w:hAnsi="Times New Roman" w:cs="Times New Roman"/>
-                <w:sz w:val="32"/>
-                <w:szCs w:val="32"/>
-              </w:rPr>
-            </w:pPr>
+            <w:vAlign w:val="bottom"/>
+          </w:tcPr>
+          <w:p>
+            <w:pPr>
+              <w:rPr>
+                <w:rFonts w:ascii="Times New Roman" w:hAnsi="Times New Roman" w:cs="Times New Roman"/>
+                <w:sz w:val="32"/>
+                <w:szCs w:val="32"/>
+              </w:rPr>
+            </w:pPr>
+            <w:r>
+              <w:rPr>
+                <w:rFonts w:ascii="Times New Roman" w:hAnsi="Times New Roman" w:cs="Times New Roman"/>
+                <w:color w:val="000000"/>
+                <w:sz w:val="32"/>
+                <w:szCs w:val="32"/>
+              </w:rPr>
+              <w:t>618</w:t>
+            </w:r>
           </w:p>
         </w:tc>
         <w:tc>
@@ -6501,15 +6903,25 @@
             <w:tcBorders>
               <w:left w:val="nil"/>
             </w:tcBorders>
-          </w:tcPr>
-          <w:p>
-            <w:pPr>
-              <w:rPr>
-                <w:rFonts w:ascii="Times New Roman" w:hAnsi="Times New Roman" w:cs="Times New Roman"/>
-                <w:sz w:val="32"/>
-                <w:szCs w:val="32"/>
-              </w:rPr>
-            </w:pPr>
+            <w:vAlign w:val="bottom"/>
+          </w:tcPr>
+          <w:p>
+            <w:pPr>
+              <w:rPr>
+                <w:rFonts w:ascii="Times New Roman" w:hAnsi="Times New Roman" w:cs="Times New Roman"/>
+                <w:sz w:val="32"/>
+                <w:szCs w:val="32"/>
+              </w:rPr>
+            </w:pPr>
+            <w:r>
+              <w:rPr>
+                <w:rFonts w:ascii="Times New Roman" w:hAnsi="Times New Roman" w:cs="Times New Roman"/>
+                <w:color w:val="000000"/>
+                <w:sz w:val="32"/>
+                <w:szCs w:val="32"/>
+              </w:rPr>
+              <w:t>401 MY</w:t>
+            </w:r>
           </w:p>
         </w:tc>
       </w:tr>
@@ -6524,15 +6936,25 @@
               <w:left w:val="nil"/>
               <w:right w:val="nil"/>
             </w:tcBorders>
-          </w:tcPr>
-          <w:p>
-            <w:pPr>
-              <w:rPr>
-                <w:rFonts w:ascii="Times New Roman" w:hAnsi="Times New Roman" w:cs="Times New Roman"/>
-                <w:sz w:val="32"/>
-                <w:szCs w:val="32"/>
-              </w:rPr>
-            </w:pPr>
+            <w:vAlign w:val="bottom"/>
+          </w:tcPr>
+          <w:p>
+            <w:pPr>
+              <w:rPr>
+                <w:rFonts w:ascii="Times New Roman" w:hAnsi="Times New Roman" w:cs="Times New Roman"/>
+                <w:sz w:val="32"/>
+                <w:szCs w:val="32"/>
+              </w:rPr>
+            </w:pPr>
+            <w:r>
+              <w:rPr>
+                <w:rFonts w:ascii="Times New Roman" w:hAnsi="Times New Roman" w:cs="Times New Roman"/>
+                <w:color w:val="000000"/>
+                <w:sz w:val="32"/>
+                <w:szCs w:val="32"/>
+              </w:rPr>
+              <w:t>611</w:t>
+            </w:r>
           </w:p>
         </w:tc>
         <w:tc>
@@ -6542,15 +6964,25 @@
               <w:left w:val="nil"/>
               <w:right w:val="single" w:sz="4" w:space="0" w:color="auto"/>
             </w:tcBorders>
-          </w:tcPr>
-          <w:p>
-            <w:pPr>
-              <w:rPr>
-                <w:rFonts w:ascii="Times New Roman" w:hAnsi="Times New Roman" w:cs="Times New Roman"/>
-                <w:sz w:val="32"/>
-                <w:szCs w:val="32"/>
-              </w:rPr>
-            </w:pPr>
+            <w:vAlign w:val="bottom"/>
+          </w:tcPr>
+          <w:p>
+            <w:pPr>
+              <w:rPr>
+                <w:rFonts w:ascii="Times New Roman" w:hAnsi="Times New Roman" w:cs="Times New Roman"/>
+                <w:sz w:val="32"/>
+                <w:szCs w:val="32"/>
+              </w:rPr>
+            </w:pPr>
+            <w:r>
+              <w:rPr>
+                <w:rFonts w:ascii="Times New Roman" w:hAnsi="Times New Roman" w:cs="Times New Roman"/>
+                <w:color w:val="000000"/>
+                <w:sz w:val="32"/>
+                <w:szCs w:val="32"/>
+              </w:rPr>
+              <w:t>502 S</w:t>
+            </w:r>
           </w:p>
         </w:tc>
         <w:tc>
@@ -6560,15 +6992,25 @@
               <w:left w:val="single" w:sz="4" w:space="0" w:color="auto"/>
               <w:right w:val="nil"/>
             </w:tcBorders>
-          </w:tcPr>
-          <w:p>
-            <w:pPr>
-              <w:rPr>
-                <w:rFonts w:ascii="Times New Roman" w:hAnsi="Times New Roman" w:cs="Times New Roman"/>
-                <w:sz w:val="32"/>
-                <w:szCs w:val="32"/>
-              </w:rPr>
-            </w:pPr>
+            <w:vAlign w:val="bottom"/>
+          </w:tcPr>
+          <w:p>
+            <w:pPr>
+              <w:rPr>
+                <w:rFonts w:ascii="Times New Roman" w:hAnsi="Times New Roman" w:cs="Times New Roman"/>
+                <w:sz w:val="32"/>
+                <w:szCs w:val="32"/>
+              </w:rPr>
+            </w:pPr>
+            <w:r>
+              <w:rPr>
+                <w:rFonts w:ascii="Times New Roman" w:hAnsi="Times New Roman" w:cs="Times New Roman"/>
+                <w:color w:val="000000"/>
+                <w:sz w:val="32"/>
+                <w:szCs w:val="32"/>
+              </w:rPr>
+              <w:t>619</w:t>
+            </w:r>
           </w:p>
         </w:tc>
         <w:tc>
@@ -6577,15 +7019,25 @@
             <w:tcBorders>
               <w:left w:val="nil"/>
             </w:tcBorders>
-          </w:tcPr>
-          <w:p>
-            <w:pPr>
-              <w:rPr>
-                <w:rFonts w:ascii="Times New Roman" w:hAnsi="Times New Roman" w:cs="Times New Roman"/>
-                <w:sz w:val="32"/>
-                <w:szCs w:val="32"/>
-              </w:rPr>
-            </w:pPr>
+            <w:vAlign w:val="bottom"/>
+          </w:tcPr>
+          <w:p>
+            <w:pPr>
+              <w:rPr>
+                <w:rFonts w:ascii="Times New Roman" w:hAnsi="Times New Roman" w:cs="Times New Roman"/>
+                <w:sz w:val="32"/>
+                <w:szCs w:val="32"/>
+              </w:rPr>
+            </w:pPr>
+            <w:r>
+              <w:rPr>
+                <w:rFonts w:ascii="Times New Roman" w:hAnsi="Times New Roman" w:cs="Times New Roman"/>
+                <w:color w:val="000000"/>
+                <w:sz w:val="32"/>
+                <w:szCs w:val="32"/>
+              </w:rPr>
+              <w:t>402 MY</w:t>
+            </w:r>
           </w:p>
         </w:tc>
       </w:tr>
@@ -6600,15 +7052,25 @@
               <w:left w:val="nil"/>
               <w:right w:val="nil"/>
             </w:tcBorders>
-          </w:tcPr>
-          <w:p>
-            <w:pPr>
-              <w:rPr>
-                <w:rFonts w:ascii="Times New Roman" w:hAnsi="Times New Roman" w:cs="Times New Roman"/>
-                <w:sz w:val="32"/>
-                <w:szCs w:val="32"/>
-              </w:rPr>
-            </w:pPr>
+            <w:vAlign w:val="bottom"/>
+          </w:tcPr>
+          <w:p>
+            <w:pPr>
+              <w:rPr>
+                <w:rFonts w:ascii="Times New Roman" w:hAnsi="Times New Roman" w:cs="Times New Roman"/>
+                <w:sz w:val="32"/>
+                <w:szCs w:val="32"/>
+              </w:rPr>
+            </w:pPr>
+            <w:r>
+              <w:rPr>
+                <w:rFonts w:ascii="Times New Roman" w:hAnsi="Times New Roman" w:cs="Times New Roman"/>
+                <w:color w:val="000000"/>
+                <w:sz w:val="32"/>
+                <w:szCs w:val="32"/>
+              </w:rPr>
+              <w:t>612</w:t>
+            </w:r>
           </w:p>
         </w:tc>
         <w:tc>
@@ -6618,15 +7080,25 @@
               <w:left w:val="nil"/>
               <w:right w:val="single" w:sz="4" w:space="0" w:color="auto"/>
             </w:tcBorders>
-          </w:tcPr>
-          <w:p>
-            <w:pPr>
-              <w:rPr>
-                <w:rFonts w:ascii="Times New Roman" w:hAnsi="Times New Roman" w:cs="Times New Roman"/>
-                <w:sz w:val="32"/>
-                <w:szCs w:val="32"/>
-              </w:rPr>
-            </w:pPr>
+            <w:vAlign w:val="bottom"/>
+          </w:tcPr>
+          <w:p>
+            <w:pPr>
+              <w:rPr>
+                <w:rFonts w:ascii="Times New Roman" w:hAnsi="Times New Roman" w:cs="Times New Roman"/>
+                <w:sz w:val="32"/>
+                <w:szCs w:val="32"/>
+              </w:rPr>
+            </w:pPr>
+            <w:r>
+              <w:rPr>
+                <w:rFonts w:ascii="Times New Roman" w:hAnsi="Times New Roman" w:cs="Times New Roman"/>
+                <w:color w:val="000000"/>
+                <w:sz w:val="32"/>
+                <w:szCs w:val="32"/>
+              </w:rPr>
+              <w:t>503 S</w:t>
+            </w:r>
           </w:p>
         </w:tc>
         <w:tc>
@@ -6636,15 +7108,25 @@
               <w:left w:val="single" w:sz="4" w:space="0" w:color="auto"/>
               <w:right w:val="nil"/>
             </w:tcBorders>
-          </w:tcPr>
-          <w:p>
-            <w:pPr>
-              <w:rPr>
-                <w:rFonts w:ascii="Times New Roman" w:hAnsi="Times New Roman" w:cs="Times New Roman"/>
-                <w:sz w:val="32"/>
-                <w:szCs w:val="32"/>
-              </w:rPr>
-            </w:pPr>
+            <w:vAlign w:val="bottom"/>
+          </w:tcPr>
+          <w:p>
+            <w:pPr>
+              <w:rPr>
+                <w:rFonts w:ascii="Times New Roman" w:hAnsi="Times New Roman" w:cs="Times New Roman"/>
+                <w:sz w:val="32"/>
+                <w:szCs w:val="32"/>
+              </w:rPr>
+            </w:pPr>
+            <w:r>
+              <w:rPr>
+                <w:rFonts w:ascii="Times New Roman" w:hAnsi="Times New Roman" w:cs="Times New Roman"/>
+                <w:color w:val="000000"/>
+                <w:sz w:val="32"/>
+                <w:szCs w:val="32"/>
+              </w:rPr>
+              <w:t>620</w:t>
+            </w:r>
           </w:p>
         </w:tc>
         <w:tc>
@@ -6653,15 +7135,25 @@
             <w:tcBorders>
               <w:left w:val="nil"/>
             </w:tcBorders>
-          </w:tcPr>
-          <w:p>
-            <w:pPr>
-              <w:rPr>
-                <w:rFonts w:ascii="Times New Roman" w:hAnsi="Times New Roman" w:cs="Times New Roman"/>
-                <w:sz w:val="32"/>
-                <w:szCs w:val="32"/>
-              </w:rPr>
-            </w:pPr>
+            <w:vAlign w:val="bottom"/>
+          </w:tcPr>
+          <w:p>
+            <w:pPr>
+              <w:rPr>
+                <w:rFonts w:ascii="Times New Roman" w:hAnsi="Times New Roman" w:cs="Times New Roman"/>
+                <w:sz w:val="32"/>
+                <w:szCs w:val="32"/>
+              </w:rPr>
+            </w:pPr>
+            <w:r>
+              <w:rPr>
+                <w:rFonts w:ascii="Times New Roman" w:hAnsi="Times New Roman" w:cs="Times New Roman"/>
+                <w:color w:val="000000"/>
+                <w:sz w:val="32"/>
+                <w:szCs w:val="32"/>
+              </w:rPr>
+              <w:t>403 MY</w:t>
+            </w:r>
           </w:p>
         </w:tc>
       </w:tr>
@@ -6676,15 +7168,25 @@
               <w:left w:val="nil"/>
               <w:right w:val="nil"/>
             </w:tcBorders>
-          </w:tcPr>
-          <w:p>
-            <w:pPr>
-              <w:rPr>
-                <w:rFonts w:ascii="Times New Roman" w:hAnsi="Times New Roman" w:cs="Times New Roman"/>
-                <w:sz w:val="32"/>
-                <w:szCs w:val="32"/>
-              </w:rPr>
-            </w:pPr>
+            <w:vAlign w:val="bottom"/>
+          </w:tcPr>
+          <w:p>
+            <w:pPr>
+              <w:rPr>
+                <w:rFonts w:ascii="Times New Roman" w:hAnsi="Times New Roman" w:cs="Times New Roman"/>
+                <w:sz w:val="32"/>
+                <w:szCs w:val="32"/>
+              </w:rPr>
+            </w:pPr>
+            <w:r>
+              <w:rPr>
+                <w:rFonts w:ascii="Times New Roman" w:hAnsi="Times New Roman" w:cs="Times New Roman"/>
+                <w:color w:val="000000"/>
+                <w:sz w:val="32"/>
+                <w:szCs w:val="32"/>
+              </w:rPr>
+              <w:t>613</w:t>
+            </w:r>
           </w:p>
         </w:tc>
         <w:tc>
@@ -6694,15 +7196,25 @@
               <w:left w:val="nil"/>
               <w:right w:val="single" w:sz="4" w:space="0" w:color="auto"/>
             </w:tcBorders>
-          </w:tcPr>
-          <w:p>
-            <w:pPr>
-              <w:rPr>
-                <w:rFonts w:ascii="Times New Roman" w:hAnsi="Times New Roman" w:cs="Times New Roman"/>
-                <w:sz w:val="32"/>
-                <w:szCs w:val="32"/>
-              </w:rPr>
-            </w:pPr>
+            <w:vAlign w:val="bottom"/>
+          </w:tcPr>
+          <w:p>
+            <w:pPr>
+              <w:rPr>
+                <w:rFonts w:ascii="Times New Roman" w:hAnsi="Times New Roman" w:cs="Times New Roman"/>
+                <w:sz w:val="32"/>
+                <w:szCs w:val="32"/>
+              </w:rPr>
+            </w:pPr>
+            <w:r>
+              <w:rPr>
+                <w:rFonts w:ascii="Times New Roman" w:hAnsi="Times New Roman" w:cs="Times New Roman"/>
+                <w:color w:val="000000"/>
+                <w:sz w:val="32"/>
+                <w:szCs w:val="32"/>
+              </w:rPr>
+              <w:t>504 S</w:t>
+            </w:r>
           </w:p>
         </w:tc>
         <w:tc>
@@ -6712,15 +7224,25 @@
               <w:left w:val="single" w:sz="4" w:space="0" w:color="auto"/>
               <w:right w:val="nil"/>
             </w:tcBorders>
-          </w:tcPr>
-          <w:p>
-            <w:pPr>
-              <w:rPr>
-                <w:rFonts w:ascii="Times New Roman" w:hAnsi="Times New Roman" w:cs="Times New Roman"/>
-                <w:sz w:val="32"/>
-                <w:szCs w:val="32"/>
-              </w:rPr>
-            </w:pPr>
+            <w:vAlign w:val="bottom"/>
+          </w:tcPr>
+          <w:p>
+            <w:pPr>
+              <w:rPr>
+                <w:rFonts w:ascii="Times New Roman" w:hAnsi="Times New Roman" w:cs="Times New Roman"/>
+                <w:sz w:val="32"/>
+                <w:szCs w:val="32"/>
+              </w:rPr>
+            </w:pPr>
+            <w:r>
+              <w:rPr>
+                <w:rFonts w:ascii="Times New Roman" w:hAnsi="Times New Roman" w:cs="Times New Roman"/>
+                <w:color w:val="000000"/>
+                <w:sz w:val="32"/>
+                <w:szCs w:val="32"/>
+              </w:rPr>
+              <w:t>621</w:t>
+            </w:r>
           </w:p>
         </w:tc>
         <w:tc>
@@ -6729,15 +7251,25 @@
             <w:tcBorders>
               <w:left w:val="nil"/>
             </w:tcBorders>
-          </w:tcPr>
-          <w:p>
-            <w:pPr>
-              <w:rPr>
-                <w:rFonts w:ascii="Times New Roman" w:hAnsi="Times New Roman" w:cs="Times New Roman"/>
-                <w:sz w:val="32"/>
-                <w:szCs w:val="32"/>
-              </w:rPr>
-            </w:pPr>
+            <w:vAlign w:val="bottom"/>
+          </w:tcPr>
+          <w:p>
+            <w:pPr>
+              <w:rPr>
+                <w:rFonts w:ascii="Times New Roman" w:hAnsi="Times New Roman" w:cs="Times New Roman"/>
+                <w:sz w:val="32"/>
+                <w:szCs w:val="32"/>
+              </w:rPr>
+            </w:pPr>
+            <w:r>
+              <w:rPr>
+                <w:rFonts w:ascii="Times New Roman" w:hAnsi="Times New Roman" w:cs="Times New Roman"/>
+                <w:color w:val="000000"/>
+                <w:sz w:val="32"/>
+                <w:szCs w:val="32"/>
+              </w:rPr>
+              <w:t>404 MY</w:t>
+            </w:r>
           </w:p>
         </w:tc>
       </w:tr>
@@ -6752,15 +7284,25 @@
               <w:left w:val="nil"/>
               <w:right w:val="nil"/>
             </w:tcBorders>
-          </w:tcPr>
-          <w:p>
-            <w:pPr>
-              <w:rPr>
-                <w:rFonts w:ascii="Times New Roman" w:hAnsi="Times New Roman" w:cs="Times New Roman"/>
-                <w:sz w:val="32"/>
-                <w:szCs w:val="32"/>
-              </w:rPr>
-            </w:pPr>
+            <w:vAlign w:val="bottom"/>
+          </w:tcPr>
+          <w:p>
+            <w:pPr>
+              <w:rPr>
+                <w:rFonts w:ascii="Times New Roman" w:hAnsi="Times New Roman" w:cs="Times New Roman"/>
+                <w:sz w:val="32"/>
+                <w:szCs w:val="32"/>
+              </w:rPr>
+            </w:pPr>
+            <w:r>
+              <w:rPr>
+                <w:rFonts w:ascii="Times New Roman" w:hAnsi="Times New Roman" w:cs="Times New Roman"/>
+                <w:color w:val="000000"/>
+                <w:sz w:val="32"/>
+                <w:szCs w:val="32"/>
+              </w:rPr>
+              <w:t>614</w:t>
+            </w:r>
           </w:p>
         </w:tc>
         <w:tc>
@@ -6770,15 +7312,25 @@
               <w:left w:val="nil"/>
               <w:right w:val="single" w:sz="4" w:space="0" w:color="auto"/>
             </w:tcBorders>
-          </w:tcPr>
-          <w:p>
-            <w:pPr>
-              <w:rPr>
-                <w:rFonts w:ascii="Times New Roman" w:hAnsi="Times New Roman" w:cs="Times New Roman"/>
-                <w:sz w:val="32"/>
-                <w:szCs w:val="32"/>
-              </w:rPr>
-            </w:pPr>
+            <w:vAlign w:val="bottom"/>
+          </w:tcPr>
+          <w:p>
+            <w:pPr>
+              <w:rPr>
+                <w:rFonts w:ascii="Times New Roman" w:hAnsi="Times New Roman" w:cs="Times New Roman"/>
+                <w:sz w:val="32"/>
+                <w:szCs w:val="32"/>
+              </w:rPr>
+            </w:pPr>
+            <w:r>
+              <w:rPr>
+                <w:rFonts w:ascii="Times New Roman" w:hAnsi="Times New Roman" w:cs="Times New Roman"/>
+                <w:color w:val="000000"/>
+                <w:sz w:val="32"/>
+                <w:szCs w:val="32"/>
+              </w:rPr>
+              <w:t>505 S</w:t>
+            </w:r>
           </w:p>
         </w:tc>
         <w:tc>
@@ -6788,15 +7340,25 @@
               <w:left w:val="single" w:sz="4" w:space="0" w:color="auto"/>
               <w:right w:val="nil"/>
             </w:tcBorders>
-          </w:tcPr>
-          <w:p>
-            <w:pPr>
-              <w:rPr>
-                <w:rFonts w:ascii="Times New Roman" w:hAnsi="Times New Roman" w:cs="Times New Roman"/>
-                <w:sz w:val="32"/>
-                <w:szCs w:val="32"/>
-              </w:rPr>
-            </w:pPr>
+            <w:vAlign w:val="bottom"/>
+          </w:tcPr>
+          <w:p>
+            <w:pPr>
+              <w:rPr>
+                <w:rFonts w:ascii="Times New Roman" w:hAnsi="Times New Roman" w:cs="Times New Roman"/>
+                <w:sz w:val="32"/>
+                <w:szCs w:val="32"/>
+              </w:rPr>
+            </w:pPr>
+            <w:r>
+              <w:rPr>
+                <w:rFonts w:ascii="Times New Roman" w:hAnsi="Times New Roman" w:cs="Times New Roman"/>
+                <w:color w:val="000000"/>
+                <w:sz w:val="32"/>
+                <w:szCs w:val="32"/>
+              </w:rPr>
+              <w:t>622</w:t>
+            </w:r>
           </w:p>
         </w:tc>
         <w:tc>
@@ -6805,15 +7367,25 @@
             <w:tcBorders>
               <w:left w:val="nil"/>
             </w:tcBorders>
-          </w:tcPr>
-          <w:p>
-            <w:pPr>
-              <w:rPr>
-                <w:rFonts w:ascii="Times New Roman" w:hAnsi="Times New Roman" w:cs="Times New Roman"/>
-                <w:sz w:val="32"/>
-                <w:szCs w:val="32"/>
-              </w:rPr>
-            </w:pPr>
+            <w:vAlign w:val="bottom"/>
+          </w:tcPr>
+          <w:p>
+            <w:pPr>
+              <w:rPr>
+                <w:rFonts w:ascii="Times New Roman" w:hAnsi="Times New Roman" w:cs="Times New Roman"/>
+                <w:sz w:val="32"/>
+                <w:szCs w:val="32"/>
+              </w:rPr>
+            </w:pPr>
+            <w:r>
+              <w:rPr>
+                <w:rFonts w:ascii="Times New Roman" w:hAnsi="Times New Roman" w:cs="Times New Roman"/>
+                <w:color w:val="000000"/>
+                <w:sz w:val="32"/>
+                <w:szCs w:val="32"/>
+              </w:rPr>
+              <w:t>405 MY</w:t>
+            </w:r>
           </w:p>
         </w:tc>
       </w:tr>
@@ -6828,15 +7400,25 @@
               <w:left w:val="nil"/>
               <w:right w:val="nil"/>
             </w:tcBorders>
-          </w:tcPr>
-          <w:p>
-            <w:pPr>
-              <w:rPr>
-                <w:rFonts w:ascii="Times New Roman" w:hAnsi="Times New Roman" w:cs="Times New Roman"/>
-                <w:sz w:val="32"/>
-                <w:szCs w:val="32"/>
-              </w:rPr>
-            </w:pPr>
+            <w:vAlign w:val="bottom"/>
+          </w:tcPr>
+          <w:p>
+            <w:pPr>
+              <w:rPr>
+                <w:rFonts w:ascii="Times New Roman" w:hAnsi="Times New Roman" w:cs="Times New Roman"/>
+                <w:sz w:val="32"/>
+                <w:szCs w:val="32"/>
+              </w:rPr>
+            </w:pPr>
+            <w:r>
+              <w:rPr>
+                <w:rFonts w:ascii="Times New Roman" w:hAnsi="Times New Roman" w:cs="Times New Roman"/>
+                <w:color w:val="000000"/>
+                <w:sz w:val="32"/>
+                <w:szCs w:val="32"/>
+              </w:rPr>
+              <w:t>615</w:t>
+            </w:r>
           </w:p>
         </w:tc>
         <w:tc>
@@ -6846,15 +7428,25 @@
               <w:left w:val="nil"/>
               <w:right w:val="single" w:sz="4" w:space="0" w:color="auto"/>
             </w:tcBorders>
-          </w:tcPr>
-          <w:p>
-            <w:pPr>
-              <w:rPr>
-                <w:rFonts w:ascii="Times New Roman" w:hAnsi="Times New Roman" w:cs="Times New Roman"/>
-                <w:sz w:val="32"/>
-                <w:szCs w:val="32"/>
-              </w:rPr>
-            </w:pPr>
+            <w:vAlign w:val="bottom"/>
+          </w:tcPr>
+          <w:p>
+            <w:pPr>
+              <w:rPr>
+                <w:rFonts w:ascii="Times New Roman" w:hAnsi="Times New Roman" w:cs="Times New Roman"/>
+                <w:sz w:val="32"/>
+                <w:szCs w:val="32"/>
+              </w:rPr>
+            </w:pPr>
+            <w:r>
+              <w:rPr>
+                <w:rFonts w:ascii="Times New Roman" w:hAnsi="Times New Roman" w:cs="Times New Roman"/>
+                <w:color w:val="000000"/>
+                <w:sz w:val="32"/>
+                <w:szCs w:val="32"/>
+              </w:rPr>
+              <w:t>506 S</w:t>
+            </w:r>
           </w:p>
         </w:tc>
         <w:tc>
@@ -6864,15 +7456,25 @@
               <w:left w:val="single" w:sz="4" w:space="0" w:color="auto"/>
               <w:right w:val="nil"/>
             </w:tcBorders>
-          </w:tcPr>
-          <w:p>
-            <w:pPr>
-              <w:rPr>
-                <w:rFonts w:ascii="Times New Roman" w:hAnsi="Times New Roman" w:cs="Times New Roman"/>
-                <w:sz w:val="32"/>
-                <w:szCs w:val="32"/>
-              </w:rPr>
-            </w:pPr>
+            <w:vAlign w:val="bottom"/>
+          </w:tcPr>
+          <w:p>
+            <w:pPr>
+              <w:rPr>
+                <w:rFonts w:ascii="Times New Roman" w:hAnsi="Times New Roman" w:cs="Times New Roman"/>
+                <w:sz w:val="32"/>
+                <w:szCs w:val="32"/>
+              </w:rPr>
+            </w:pPr>
+            <w:r>
+              <w:rPr>
+                <w:rFonts w:ascii="Times New Roman" w:hAnsi="Times New Roman" w:cs="Times New Roman"/>
+                <w:color w:val="000000"/>
+                <w:sz w:val="32"/>
+                <w:szCs w:val="32"/>
+              </w:rPr>
+              <w:t>623</w:t>
+            </w:r>
           </w:p>
         </w:tc>
         <w:tc>
@@ -6881,15 +7483,25 @@
             <w:tcBorders>
               <w:left w:val="nil"/>
             </w:tcBorders>
-          </w:tcPr>
-          <w:p>
-            <w:pPr>
-              <w:rPr>
-                <w:rFonts w:ascii="Times New Roman" w:hAnsi="Times New Roman" w:cs="Times New Roman"/>
-                <w:sz w:val="32"/>
-                <w:szCs w:val="32"/>
-              </w:rPr>
-            </w:pPr>
+            <w:vAlign w:val="bottom"/>
+          </w:tcPr>
+          <w:p>
+            <w:pPr>
+              <w:rPr>
+                <w:rFonts w:ascii="Times New Roman" w:hAnsi="Times New Roman" w:cs="Times New Roman"/>
+                <w:sz w:val="32"/>
+                <w:szCs w:val="32"/>
+              </w:rPr>
+            </w:pPr>
+            <w:r>
+              <w:rPr>
+                <w:rFonts w:ascii="Times New Roman" w:hAnsi="Times New Roman" w:cs="Times New Roman"/>
+                <w:color w:val="000000"/>
+                <w:sz w:val="32"/>
+                <w:szCs w:val="32"/>
+              </w:rPr>
+              <w:t>406 MY</w:t>
+            </w:r>
           </w:p>
         </w:tc>
       </w:tr>
@@ -6904,15 +7516,25 @@
               <w:left w:val="nil"/>
               <w:right w:val="nil"/>
             </w:tcBorders>
-          </w:tcPr>
-          <w:p>
-            <w:pPr>
-              <w:rPr>
-                <w:rFonts w:ascii="Times New Roman" w:hAnsi="Times New Roman" w:cs="Times New Roman"/>
-                <w:sz w:val="32"/>
-                <w:szCs w:val="32"/>
-              </w:rPr>
-            </w:pPr>
+            <w:vAlign w:val="bottom"/>
+          </w:tcPr>
+          <w:p>
+            <w:pPr>
+              <w:rPr>
+                <w:rFonts w:ascii="Times New Roman" w:hAnsi="Times New Roman" w:cs="Times New Roman"/>
+                <w:sz w:val="32"/>
+                <w:szCs w:val="32"/>
+              </w:rPr>
+            </w:pPr>
+            <w:r>
+              <w:rPr>
+                <w:rFonts w:ascii="Times New Roman" w:hAnsi="Times New Roman" w:cs="Times New Roman"/>
+                <w:color w:val="000000"/>
+                <w:sz w:val="32"/>
+                <w:szCs w:val="32"/>
+              </w:rPr>
+              <w:t>616</w:t>
+            </w:r>
           </w:p>
         </w:tc>
         <w:tc>
@@ -6922,15 +7544,25 @@
               <w:left w:val="nil"/>
               <w:right w:val="single" w:sz="4" w:space="0" w:color="auto"/>
             </w:tcBorders>
-          </w:tcPr>
-          <w:p>
-            <w:pPr>
-              <w:rPr>
-                <w:rFonts w:ascii="Times New Roman" w:hAnsi="Times New Roman" w:cs="Times New Roman"/>
-                <w:sz w:val="32"/>
-                <w:szCs w:val="32"/>
-              </w:rPr>
-            </w:pPr>
+            <w:vAlign w:val="bottom"/>
+          </w:tcPr>
+          <w:p>
+            <w:pPr>
+              <w:rPr>
+                <w:rFonts w:ascii="Times New Roman" w:hAnsi="Times New Roman" w:cs="Times New Roman"/>
+                <w:sz w:val="32"/>
+                <w:szCs w:val="32"/>
+              </w:rPr>
+            </w:pPr>
+            <w:r>
+              <w:rPr>
+                <w:rFonts w:ascii="Times New Roman" w:hAnsi="Times New Roman" w:cs="Times New Roman"/>
+                <w:color w:val="000000"/>
+                <w:sz w:val="32"/>
+                <w:szCs w:val="32"/>
+              </w:rPr>
+              <w:t>507 S</w:t>
+            </w:r>
           </w:p>
         </w:tc>
         <w:tc>
@@ -6940,15 +7572,25 @@
               <w:left w:val="single" w:sz="4" w:space="0" w:color="auto"/>
               <w:right w:val="nil"/>
             </w:tcBorders>
-          </w:tcPr>
-          <w:p>
-            <w:pPr>
-              <w:rPr>
-                <w:rFonts w:ascii="Times New Roman" w:hAnsi="Times New Roman" w:cs="Times New Roman"/>
-                <w:sz w:val="32"/>
-                <w:szCs w:val="32"/>
-              </w:rPr>
-            </w:pPr>
+            <w:vAlign w:val="bottom"/>
+          </w:tcPr>
+          <w:p>
+            <w:pPr>
+              <w:rPr>
+                <w:rFonts w:ascii="Times New Roman" w:hAnsi="Times New Roman" w:cs="Times New Roman"/>
+                <w:sz w:val="32"/>
+                <w:szCs w:val="32"/>
+              </w:rPr>
+            </w:pPr>
+            <w:r>
+              <w:rPr>
+                <w:rFonts w:ascii="Times New Roman" w:hAnsi="Times New Roman" w:cs="Times New Roman"/>
+                <w:color w:val="000000"/>
+                <w:sz w:val="32"/>
+                <w:szCs w:val="32"/>
+              </w:rPr>
+              <w:t>624</w:t>
+            </w:r>
           </w:p>
         </w:tc>
         <w:tc>
@@ -6958,15 +7600,25 @@
               <w:left w:val="nil"/>
               <w:bottom w:val="single" w:sz="4" w:space="0" w:color="auto"/>
             </w:tcBorders>
-          </w:tcPr>
-          <w:p>
-            <w:pPr>
-              <w:rPr>
-                <w:rFonts w:ascii="Times New Roman" w:hAnsi="Times New Roman" w:cs="Times New Roman"/>
-                <w:sz w:val="32"/>
-                <w:szCs w:val="32"/>
-              </w:rPr>
-            </w:pPr>
+            <w:vAlign w:val="bottom"/>
+          </w:tcPr>
+          <w:p>
+            <w:pPr>
+              <w:rPr>
+                <w:rFonts w:ascii="Times New Roman" w:hAnsi="Times New Roman" w:cs="Times New Roman"/>
+                <w:sz w:val="32"/>
+                <w:szCs w:val="32"/>
+              </w:rPr>
+            </w:pPr>
+            <w:r>
+              <w:rPr>
+                <w:rFonts w:ascii="Times New Roman" w:hAnsi="Times New Roman" w:cs="Times New Roman"/>
+                <w:color w:val="000000"/>
+                <w:sz w:val="32"/>
+                <w:szCs w:val="32"/>
+              </w:rPr>
+              <w:t>407 MY</w:t>
+            </w:r>
           </w:p>
         </w:tc>
       </w:tr>
@@ -6981,15 +7633,25 @@
               <w:left w:val="nil"/>
               <w:right w:val="nil"/>
             </w:tcBorders>
-          </w:tcPr>
-          <w:p>
-            <w:pPr>
-              <w:rPr>
-                <w:rFonts w:ascii="Times New Roman" w:hAnsi="Times New Roman" w:cs="Times New Roman"/>
-                <w:sz w:val="32"/>
-                <w:szCs w:val="32"/>
-              </w:rPr>
-            </w:pPr>
+            <w:vAlign w:val="bottom"/>
+          </w:tcPr>
+          <w:p>
+            <w:pPr>
+              <w:rPr>
+                <w:rFonts w:ascii="Times New Roman" w:hAnsi="Times New Roman" w:cs="Times New Roman"/>
+                <w:sz w:val="32"/>
+                <w:szCs w:val="32"/>
+              </w:rPr>
+            </w:pPr>
+            <w:r>
+              <w:rPr>
+                <w:rFonts w:ascii="Times New Roman" w:hAnsi="Times New Roman" w:cs="Times New Roman"/>
+                <w:color w:val="000000"/>
+                <w:sz w:val="32"/>
+                <w:szCs w:val="32"/>
+              </w:rPr>
+              <w:t>617</w:t>
+            </w:r>
           </w:p>
         </w:tc>
         <w:tc>
@@ -6999,15 +7661,25 @@
               <w:left w:val="nil"/>
               <w:right w:val="single" w:sz="4" w:space="0" w:color="auto"/>
             </w:tcBorders>
-          </w:tcPr>
-          <w:p>
-            <w:pPr>
-              <w:rPr>
-                <w:rFonts w:ascii="Times New Roman" w:hAnsi="Times New Roman" w:cs="Times New Roman"/>
-                <w:sz w:val="32"/>
-                <w:szCs w:val="32"/>
-              </w:rPr>
-            </w:pPr>
+            <w:vAlign w:val="bottom"/>
+          </w:tcPr>
+          <w:p>
+            <w:pPr>
+              <w:rPr>
+                <w:rFonts w:ascii="Times New Roman" w:hAnsi="Times New Roman" w:cs="Times New Roman"/>
+                <w:sz w:val="32"/>
+                <w:szCs w:val="32"/>
+              </w:rPr>
+            </w:pPr>
+            <w:r>
+              <w:rPr>
+                <w:rFonts w:ascii="Times New Roman" w:hAnsi="Times New Roman" w:cs="Times New Roman"/>
+                <w:color w:val="000000"/>
+                <w:sz w:val="32"/>
+                <w:szCs w:val="32"/>
+              </w:rPr>
+              <w:t>508 S</w:t>
+            </w:r>
           </w:p>
         </w:tc>
         <w:tc>
@@ -7017,15 +7689,25 @@
               <w:left w:val="single" w:sz="4" w:space="0" w:color="auto"/>
               <w:right w:val="nil"/>
             </w:tcBorders>
-          </w:tcPr>
-          <w:p>
-            <w:pPr>
-              <w:rPr>
-                <w:rFonts w:ascii="Times New Roman" w:hAnsi="Times New Roman" w:cs="Times New Roman"/>
-                <w:sz w:val="32"/>
-                <w:szCs w:val="32"/>
-              </w:rPr>
-            </w:pPr>
+            <w:vAlign w:val="bottom"/>
+          </w:tcPr>
+          <w:p>
+            <w:pPr>
+              <w:rPr>
+                <w:rFonts w:ascii="Times New Roman" w:hAnsi="Times New Roman" w:cs="Times New Roman"/>
+                <w:sz w:val="32"/>
+                <w:szCs w:val="32"/>
+              </w:rPr>
+            </w:pPr>
+            <w:r>
+              <w:rPr>
+                <w:rFonts w:ascii="Times New Roman" w:hAnsi="Times New Roman" w:cs="Times New Roman"/>
+                <w:color w:val="000000"/>
+                <w:sz w:val="32"/>
+                <w:szCs w:val="32"/>
+              </w:rPr>
+              <w:t>625</w:t>
+            </w:r>
           </w:p>
         </w:tc>
         <w:tc>
@@ -7034,15 +7716,25 @@
             <w:tcBorders>
               <w:left w:val="nil"/>
             </w:tcBorders>
-          </w:tcPr>
-          <w:p>
-            <w:pPr>
-              <w:rPr>
-                <w:rFonts w:ascii="Times New Roman" w:hAnsi="Times New Roman" w:cs="Times New Roman"/>
-                <w:sz w:val="32"/>
-                <w:szCs w:val="32"/>
-              </w:rPr>
-            </w:pPr>
+            <w:vAlign w:val="bottom"/>
+          </w:tcPr>
+          <w:p>
+            <w:pPr>
+              <w:rPr>
+                <w:rFonts w:ascii="Times New Roman" w:hAnsi="Times New Roman" w:cs="Times New Roman"/>
+                <w:sz w:val="32"/>
+                <w:szCs w:val="32"/>
+              </w:rPr>
+            </w:pPr>
+            <w:r>
+              <w:rPr>
+                <w:rFonts w:ascii="Times New Roman" w:hAnsi="Times New Roman" w:cs="Times New Roman"/>
+                <w:color w:val="000000"/>
+                <w:sz w:val="32"/>
+                <w:szCs w:val="32"/>
+              </w:rPr>
+              <w:t>408 MY</w:t>
+            </w:r>
           </w:p>
         </w:tc>
       </w:tr>
@@ -7098,13 +7790,17 @@
             <w:pPr>
               <w:rPr>
                 <w:rFonts w:ascii="Times New Roman" w:hAnsi="Times New Roman" w:cs="Times New Roman"/>
-                <w:sz w:val="32"/>
-                <w:szCs w:val="32"/>
-              </w:rPr>
-            </w:pPr>
-            <w:r>
-              <w:rPr>
-                <w:rFonts w:ascii="Times New Roman" w:hAnsi="Times New Roman" w:cs="Times New Roman"/>
+                <w:b/>
+                <w:bCs/>
+                <w:sz w:val="32"/>
+                <w:szCs w:val="32"/>
+              </w:rPr>
+            </w:pPr>
+            <w:r>
+              <w:rPr>
+                <w:rFonts w:ascii="Times New Roman" w:hAnsi="Times New Roman" w:cs="Times New Roman"/>
+                <w:b/>
+                <w:bCs/>
                 <w:sz w:val="32"/>
                 <w:szCs w:val="32"/>
               </w:rPr>
@@ -7120,13 +7816,17 @@
             <w:pPr>
               <w:rPr>
                 <w:rFonts w:ascii="Times New Roman" w:hAnsi="Times New Roman" w:cs="Times New Roman"/>
-                <w:sz w:val="32"/>
-                <w:szCs w:val="32"/>
-              </w:rPr>
-            </w:pPr>
-            <w:r>
-              <w:rPr>
-                <w:rFonts w:ascii="Times New Roman" w:hAnsi="Times New Roman" w:cs="Times New Roman"/>
+                <w:b/>
+                <w:bCs/>
+                <w:sz w:val="32"/>
+                <w:szCs w:val="32"/>
+              </w:rPr>
+            </w:pPr>
+            <w:r>
+              <w:rPr>
+                <w:rFonts w:ascii="Times New Roman" w:hAnsi="Times New Roman" w:cs="Times New Roman"/>
+                <w:b/>
+                <w:bCs/>
                 <w:sz w:val="32"/>
                 <w:szCs w:val="32"/>
               </w:rPr>
@@ -7142,13 +7842,17 @@
             <w:pPr>
               <w:rPr>
                 <w:rFonts w:ascii="Times New Roman" w:hAnsi="Times New Roman" w:cs="Times New Roman"/>
-                <w:sz w:val="32"/>
-                <w:szCs w:val="32"/>
-              </w:rPr>
-            </w:pPr>
-            <w:r>
-              <w:rPr>
-                <w:rFonts w:ascii="Times New Roman" w:hAnsi="Times New Roman" w:cs="Times New Roman"/>
+                <w:b/>
+                <w:bCs/>
+                <w:sz w:val="32"/>
+                <w:szCs w:val="32"/>
+              </w:rPr>
+            </w:pPr>
+            <w:r>
+              <w:rPr>
+                <w:rFonts w:ascii="Times New Roman" w:hAnsi="Times New Roman" w:cs="Times New Roman"/>
+                <w:b/>
+                <w:bCs/>
                 <w:sz w:val="32"/>
                 <w:szCs w:val="32"/>
               </w:rPr>
@@ -7173,6 +7877,14 @@
                 <w:szCs w:val="32"/>
               </w:rPr>
             </w:pPr>
+            <w:r>
+              <w:rPr>
+                <w:rFonts w:ascii="Times New Roman" w:hAnsi="Times New Roman" w:cs="Times New Roman"/>
+                <w:sz w:val="32"/>
+                <w:szCs w:val="32"/>
+              </w:rPr>
+              <w:t>6</w:t>
+            </w:r>
           </w:p>
         </w:tc>
         <w:tc>
@@ -7187,6 +7899,14 @@
                 <w:szCs w:val="32"/>
               </w:rPr>
             </w:pPr>
+            <w:r>
+              <w:rPr>
+                <w:rFonts w:ascii="Times New Roman" w:hAnsi="Times New Roman" w:cs="Times New Roman"/>
+                <w:sz w:val="32"/>
+                <w:szCs w:val="32"/>
+              </w:rPr>
+              <w:t>610-625</w:t>
+            </w:r>
           </w:p>
         </w:tc>
         <w:tc>
@@ -7201,6 +7921,14 @@
                 <w:szCs w:val="32"/>
               </w:rPr>
             </w:pPr>
+            <w:r>
+              <w:rPr>
+                <w:rFonts w:ascii="Times New Roman" w:hAnsi="Times New Roman" w:cs="Times New Roman"/>
+                <w:sz w:val="32"/>
+                <w:szCs w:val="32"/>
+              </w:rPr>
+              <w:t>16</w:t>
+            </w:r>
           </w:p>
         </w:tc>
       </w:tr>
@@ -7220,6 +7948,14 @@
                 <w:szCs w:val="32"/>
               </w:rPr>
             </w:pPr>
+            <w:r>
+              <w:rPr>
+                <w:rFonts w:ascii="Times New Roman" w:hAnsi="Times New Roman" w:cs="Times New Roman"/>
+                <w:sz w:val="32"/>
+                <w:szCs w:val="32"/>
+              </w:rPr>
+              <w:t>5, Sunbird</w:t>
+            </w:r>
           </w:p>
         </w:tc>
         <w:tc>
@@ -7234,6 +7970,14 @@
                 <w:szCs w:val="32"/>
               </w:rPr>
             </w:pPr>
+            <w:r>
+              <w:rPr>
+                <w:rFonts w:ascii="Times New Roman" w:hAnsi="Times New Roman" w:cs="Times New Roman"/>
+                <w:sz w:val="32"/>
+                <w:szCs w:val="32"/>
+              </w:rPr>
+              <w:t>501-508 S</w:t>
+            </w:r>
           </w:p>
         </w:tc>
         <w:tc>
@@ -7248,6 +7992,14 @@
                 <w:szCs w:val="32"/>
               </w:rPr>
             </w:pPr>
+            <w:r>
+              <w:rPr>
+                <w:rFonts w:ascii="Times New Roman" w:hAnsi="Times New Roman" w:cs="Times New Roman"/>
+                <w:sz w:val="32"/>
+                <w:szCs w:val="32"/>
+              </w:rPr>
+              <w:t>8</w:t>
+            </w:r>
           </w:p>
         </w:tc>
       </w:tr>
@@ -7267,6 +8019,14 @@
                 <w:szCs w:val="32"/>
               </w:rPr>
             </w:pPr>
+            <w:r>
+              <w:rPr>
+                <w:rFonts w:ascii="Times New Roman" w:hAnsi="Times New Roman" w:cs="Times New Roman"/>
+                <w:sz w:val="32"/>
+                <w:szCs w:val="32"/>
+              </w:rPr>
+              <w:t>4, Myna</w:t>
+            </w:r>
           </w:p>
         </w:tc>
         <w:tc>
@@ -7281,6 +8041,14 @@
                 <w:szCs w:val="32"/>
               </w:rPr>
             </w:pPr>
+            <w:r>
+              <w:rPr>
+                <w:rFonts w:ascii="Times New Roman" w:hAnsi="Times New Roman" w:cs="Times New Roman"/>
+                <w:sz w:val="32"/>
+                <w:szCs w:val="32"/>
+              </w:rPr>
+              <w:t>401-408</w:t>
+            </w:r>
           </w:p>
         </w:tc>
         <w:tc>
@@ -7295,6 +8063,14 @@
                 <w:szCs w:val="32"/>
               </w:rPr>
             </w:pPr>
+            <w:r>
+              <w:rPr>
+                <w:rFonts w:ascii="Times New Roman" w:hAnsi="Times New Roman" w:cs="Times New Roman"/>
+                <w:sz w:val="32"/>
+                <w:szCs w:val="32"/>
+              </w:rPr>
+              <w:t>8</w:t>
+            </w:r>
           </w:p>
         </w:tc>
       </w:tr>
@@ -7304,53 +8080,6 @@
         </w:trPr>
         <w:tc>
           <w:tcPr>
-            <w:tcW w:w="3534" w:type="dxa"/>
-          </w:tcPr>
-          <w:p>
-            <w:pPr>
-              <w:rPr>
-                <w:rFonts w:ascii="Times New Roman" w:hAnsi="Times New Roman" w:cs="Times New Roman"/>
-                <w:sz w:val="32"/>
-                <w:szCs w:val="32"/>
-              </w:rPr>
-            </w:pPr>
-          </w:p>
-        </w:tc>
-        <w:tc>
-          <w:tcPr>
-            <w:tcW w:w="3534" w:type="dxa"/>
-          </w:tcPr>
-          <w:p>
-            <w:pPr>
-              <w:rPr>
-                <w:rFonts w:ascii="Times New Roman" w:hAnsi="Times New Roman" w:cs="Times New Roman"/>
-                <w:sz w:val="32"/>
-                <w:szCs w:val="32"/>
-              </w:rPr>
-            </w:pPr>
-          </w:p>
-        </w:tc>
-        <w:tc>
-          <w:tcPr>
-            <w:tcW w:w="3534" w:type="dxa"/>
-          </w:tcPr>
-          <w:p>
-            <w:pPr>
-              <w:rPr>
-                <w:rFonts w:ascii="Times New Roman" w:hAnsi="Times New Roman" w:cs="Times New Roman"/>
-                <w:sz w:val="32"/>
-                <w:szCs w:val="32"/>
-              </w:rPr>
-            </w:pPr>
-          </w:p>
-        </w:tc>
-      </w:tr>
-      <w:tr>
-        <w:trPr>
-          <w:trHeight w:val="644"/>
-        </w:trPr>
-        <w:tc>
-          <w:tcPr>
             <w:tcW w:w="7068" w:type="dxa"/>
             <w:gridSpan w:val="2"/>
           </w:tcPr>
@@ -7391,7 +8120,7 @@
                 <w:sz w:val="32"/>
                 <w:szCs w:val="32"/>
               </w:rPr>
-              <w:t>30</w:t>
+              <w:t>32</w:t>
             </w:r>
           </w:p>
         </w:tc>
@@ -7518,7 +8247,7 @@
           </mc:Choice>
           <mc:Fallback>
             <w:pict>
-              <v:rect w14:anchorId="5BE35353" id="Rectangle 7" o:spid="_x0000_s1026" style="position:absolute;margin-left:112.05pt;margin-top:.95pt;width:37.75pt;height:46.05pt;z-index:251666432;visibility:visible;mso-wrap-style:square;mso-width-percent:0;mso-height-percent:0;mso-wrap-distance-left:9pt;mso-wrap-distance-top:0;mso-wrap-distance-right:9pt;mso-wrap-distance-bottom:0;mso-position-horizontal:absolute;mso-position-horizontal-relative:margin;mso-position-vertical:absolute;mso-position-vertical-relative:text;mso-width-percent:0;mso-height-percent:0;mso-width-relative:margin;mso-height-relative:margin;v-text-anchor:middle" o:gfxdata="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" stroked="f" strokeweight="2pt">
+              <v:rect w14:anchorId="47F61DBE" id="Rectangle 7" o:spid="_x0000_s1026" style="position:absolute;margin-left:112.05pt;margin-top:.95pt;width:37.75pt;height:46.05pt;z-index:251666432;visibility:visible;mso-wrap-style:square;mso-width-percent:0;mso-height-percent:0;mso-wrap-distance-left:9pt;mso-wrap-distance-top:0;mso-wrap-distance-right:9pt;mso-wrap-distance-bottom:0;mso-position-horizontal:absolute;mso-position-horizontal-relative:margin;mso-position-vertical:absolute;mso-position-vertical-relative:text;mso-width-percent:0;mso-height-percent:0;mso-width-relative:margin;mso-height-relative:margin;v-text-anchor:middle" o:gfxdata="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" stroked="f" strokeweight="2pt">
                 <v:fill r:id="rId7" o:title="" recolor="t" rotate="t" type="frame"/>
                 <w10:wrap anchorx="margin"/>
               </v:rect>
@@ -7587,7 +8316,37 @@
           <w:sz w:val="32"/>
           <w:szCs w:val="32"/>
         </w:rPr>
-        <w:t>Room No 1 (Class - 4 Myna</w:t>
+        <w:t xml:space="preserve">Room No </w:t>
+      </w:r>
+      <w:r>
+        <w:rPr>
+          <w:rFonts w:ascii="Times New Roman" w:hAnsi="Times New Roman" w:cs="Times New Roman"/>
+          <w:b/>
+          <w:bCs/>
+          <w:sz w:val="32"/>
+          <w:szCs w:val="32"/>
+        </w:rPr>
+        <w:t>3</w:t>
+      </w:r>
+      <w:r>
+        <w:rPr>
+          <w:rFonts w:ascii="Times New Roman" w:hAnsi="Times New Roman" w:cs="Times New Roman"/>
+          <w:b/>
+          <w:bCs/>
+          <w:sz w:val="32"/>
+          <w:szCs w:val="32"/>
+        </w:rPr>
+        <w:t xml:space="preserve"> (Class - </w:t>
+      </w:r>
+      <w:r>
+        <w:rPr>
+          <w:rFonts w:ascii="Times New Roman" w:hAnsi="Times New Roman" w:cs="Times New Roman"/>
+          <w:b/>
+          <w:bCs/>
+          <w:sz w:val="32"/>
+          <w:szCs w:val="32"/>
+        </w:rPr>
+        <w:t>6</w:t>
       </w:r>
       <w:r>
         <w:rPr>
@@ -7627,22 +8386,24 @@
             <w:tcBorders>
               <w:right w:val="nil"/>
             </w:tcBorders>
-          </w:tcPr>
-          <w:p>
-            <w:pPr>
-              <w:rPr>
-                <w:rFonts w:ascii="Times New Roman" w:hAnsi="Times New Roman" w:cs="Times New Roman"/>
-                <w:sz w:val="32"/>
-                <w:szCs w:val="32"/>
-              </w:rPr>
-            </w:pPr>
-            <w:r>
-              <w:rPr>
-                <w:rFonts w:ascii="Times New Roman" w:hAnsi="Times New Roman" w:cs="Times New Roman"/>
-                <w:sz w:val="32"/>
-                <w:szCs w:val="32"/>
-              </w:rPr>
-              <w:t>Roll No</w:t>
+            <w:vAlign w:val="bottom"/>
+          </w:tcPr>
+          <w:p>
+            <w:pPr>
+              <w:rPr>
+                <w:rFonts w:ascii="Times New Roman" w:hAnsi="Times New Roman" w:cs="Times New Roman"/>
+                <w:sz w:val="32"/>
+                <w:szCs w:val="32"/>
+              </w:rPr>
+            </w:pPr>
+            <w:r>
+              <w:rPr>
+                <w:rFonts w:ascii="Times New Roman" w:hAnsi="Times New Roman" w:cs="Times New Roman"/>
+                <w:color w:val="000000"/>
+                <w:sz w:val="32"/>
+                <w:szCs w:val="32"/>
+              </w:rPr>
+              <w:t>409 MY</w:t>
             </w:r>
           </w:p>
         </w:tc>
@@ -7653,22 +8414,24 @@
               <w:left w:val="nil"/>
               <w:right w:val="single" w:sz="4" w:space="0" w:color="auto"/>
             </w:tcBorders>
-          </w:tcPr>
-          <w:p>
-            <w:pPr>
-              <w:rPr>
-                <w:rFonts w:ascii="Times New Roman" w:hAnsi="Times New Roman" w:cs="Times New Roman"/>
-                <w:sz w:val="32"/>
-                <w:szCs w:val="32"/>
-              </w:rPr>
-            </w:pPr>
-            <w:r>
-              <w:rPr>
-                <w:rFonts w:ascii="Times New Roman" w:hAnsi="Times New Roman" w:cs="Times New Roman"/>
-                <w:sz w:val="32"/>
-                <w:szCs w:val="32"/>
-              </w:rPr>
-              <w:t>Roll No</w:t>
+            <w:vAlign w:val="bottom"/>
+          </w:tcPr>
+          <w:p>
+            <w:pPr>
+              <w:rPr>
+                <w:rFonts w:ascii="Times New Roman" w:hAnsi="Times New Roman" w:cs="Times New Roman"/>
+                <w:sz w:val="32"/>
+                <w:szCs w:val="32"/>
+              </w:rPr>
+            </w:pPr>
+            <w:r>
+              <w:rPr>
+                <w:rFonts w:ascii="Times New Roman" w:hAnsi="Times New Roman" w:cs="Times New Roman"/>
+                <w:color w:val="000000"/>
+                <w:sz w:val="32"/>
+                <w:szCs w:val="32"/>
+              </w:rPr>
+              <w:t>509 S</w:t>
             </w:r>
           </w:p>
         </w:tc>
@@ -7679,22 +8442,24 @@
               <w:left w:val="single" w:sz="4" w:space="0" w:color="auto"/>
               <w:right w:val="nil"/>
             </w:tcBorders>
-          </w:tcPr>
-          <w:p>
-            <w:pPr>
-              <w:rPr>
-                <w:rFonts w:ascii="Times New Roman" w:hAnsi="Times New Roman" w:cs="Times New Roman"/>
-                <w:sz w:val="32"/>
-                <w:szCs w:val="32"/>
-              </w:rPr>
-            </w:pPr>
-            <w:r>
-              <w:rPr>
-                <w:rFonts w:ascii="Times New Roman" w:hAnsi="Times New Roman" w:cs="Times New Roman"/>
-                <w:sz w:val="32"/>
-                <w:szCs w:val="32"/>
-              </w:rPr>
-              <w:t>Roll No</w:t>
+            <w:vAlign w:val="bottom"/>
+          </w:tcPr>
+          <w:p>
+            <w:pPr>
+              <w:rPr>
+                <w:rFonts w:ascii="Times New Roman" w:hAnsi="Times New Roman" w:cs="Times New Roman"/>
+                <w:sz w:val="32"/>
+                <w:szCs w:val="32"/>
+              </w:rPr>
+            </w:pPr>
+            <w:r>
+              <w:rPr>
+                <w:rFonts w:ascii="Times New Roman" w:hAnsi="Times New Roman" w:cs="Times New Roman"/>
+                <w:color w:val="000000"/>
+                <w:sz w:val="32"/>
+                <w:szCs w:val="32"/>
+              </w:rPr>
+              <w:t>419 MY</w:t>
             </w:r>
           </w:p>
         </w:tc>
@@ -7704,22 +8469,139 @@
             <w:tcBorders>
               <w:left w:val="nil"/>
             </w:tcBorders>
-          </w:tcPr>
-          <w:p>
-            <w:pPr>
-              <w:rPr>
-                <w:rFonts w:ascii="Times New Roman" w:hAnsi="Times New Roman" w:cs="Times New Roman"/>
-                <w:sz w:val="32"/>
-                <w:szCs w:val="32"/>
-              </w:rPr>
-            </w:pPr>
-            <w:r>
-              <w:rPr>
-                <w:rFonts w:ascii="Times New Roman" w:hAnsi="Times New Roman" w:cs="Times New Roman"/>
-                <w:sz w:val="32"/>
-                <w:szCs w:val="32"/>
-              </w:rPr>
-              <w:t>Roll No</w:t>
+            <w:vAlign w:val="bottom"/>
+          </w:tcPr>
+          <w:p>
+            <w:pPr>
+              <w:rPr>
+                <w:rFonts w:ascii="Times New Roman" w:hAnsi="Times New Roman" w:cs="Times New Roman"/>
+                <w:sz w:val="32"/>
+                <w:szCs w:val="32"/>
+              </w:rPr>
+            </w:pPr>
+            <w:r>
+              <w:rPr>
+                <w:rFonts w:ascii="Times New Roman" w:hAnsi="Times New Roman" w:cs="Times New Roman"/>
+                <w:color w:val="000000"/>
+                <w:sz w:val="32"/>
+                <w:szCs w:val="32"/>
+              </w:rPr>
+              <w:t>519 S</w:t>
+            </w:r>
+          </w:p>
+        </w:tc>
+      </w:tr>
+      <w:tr>
+        <w:trPr>
+          <w:trHeight w:val="618"/>
+        </w:trPr>
+        <w:tc>
+          <w:tcPr>
+            <w:tcW w:w="2628" w:type="dxa"/>
+            <w:tcBorders>
+              <w:right w:val="nil"/>
+            </w:tcBorders>
+            <w:vAlign w:val="bottom"/>
+          </w:tcPr>
+          <w:p>
+            <w:pPr>
+              <w:rPr>
+                <w:rFonts w:ascii="Times New Roman" w:hAnsi="Times New Roman" w:cs="Times New Roman"/>
+                <w:sz w:val="32"/>
+                <w:szCs w:val="32"/>
+              </w:rPr>
+            </w:pPr>
+            <w:r>
+              <w:rPr>
+                <w:rFonts w:ascii="Times New Roman" w:hAnsi="Times New Roman" w:cs="Times New Roman"/>
+                <w:color w:val="000000"/>
+                <w:sz w:val="32"/>
+                <w:szCs w:val="32"/>
+              </w:rPr>
+              <w:t>410 MY</w:t>
+            </w:r>
+          </w:p>
+        </w:tc>
+        <w:tc>
+          <w:tcPr>
+            <w:tcW w:w="2628" w:type="dxa"/>
+            <w:tcBorders>
+              <w:left w:val="nil"/>
+              <w:right w:val="single" w:sz="4" w:space="0" w:color="auto"/>
+            </w:tcBorders>
+            <w:vAlign w:val="bottom"/>
+          </w:tcPr>
+          <w:p>
+            <w:pPr>
+              <w:rPr>
+                <w:rFonts w:ascii="Times New Roman" w:hAnsi="Times New Roman" w:cs="Times New Roman"/>
+                <w:sz w:val="32"/>
+                <w:szCs w:val="32"/>
+              </w:rPr>
+            </w:pPr>
+            <w:r>
+              <w:rPr>
+                <w:rFonts w:ascii="Times New Roman" w:hAnsi="Times New Roman" w:cs="Times New Roman"/>
+                <w:color w:val="000000"/>
+                <w:sz w:val="32"/>
+                <w:szCs w:val="32"/>
+              </w:rPr>
+              <w:t>510 S</w:t>
+            </w:r>
+          </w:p>
+        </w:tc>
+        <w:tc>
+          <w:tcPr>
+            <w:tcW w:w="2628" w:type="dxa"/>
+            <w:tcBorders>
+              <w:left w:val="single" w:sz="4" w:space="0" w:color="auto"/>
+              <w:right w:val="nil"/>
+            </w:tcBorders>
+            <w:vAlign w:val="bottom"/>
+          </w:tcPr>
+          <w:p>
+            <w:pPr>
+              <w:rPr>
+                <w:rFonts w:ascii="Times New Roman" w:hAnsi="Times New Roman" w:cs="Times New Roman"/>
+                <w:sz w:val="32"/>
+                <w:szCs w:val="32"/>
+              </w:rPr>
+            </w:pPr>
+            <w:r>
+              <w:rPr>
+                <w:rFonts w:ascii="Times New Roman" w:hAnsi="Times New Roman" w:cs="Times New Roman"/>
+                <w:color w:val="000000"/>
+                <w:sz w:val="32"/>
+                <w:szCs w:val="32"/>
+              </w:rPr>
+              <w:t>420 MY</w:t>
+            </w:r>
+          </w:p>
+        </w:tc>
+        <w:tc>
+          <w:tcPr>
+            <w:tcW w:w="2628" w:type="dxa"/>
+            <w:tcBorders>
+              <w:left w:val="nil"/>
+            </w:tcBorders>
+            <w:vAlign w:val="bottom"/>
+          </w:tcPr>
+          <w:p>
+            <w:pPr>
+              <w:rPr>
+                <w:rFonts w:ascii="Times New Roman" w:hAnsi="Times New Roman" w:cs="Times New Roman"/>
+                <w:sz w:val="32"/>
+                <w:szCs w:val="32"/>
+              </w:rPr>
+            </w:pPr>
+            <w:r>
+              <w:rPr>
+                <w:rFonts w:ascii="Times New Roman" w:hAnsi="Times New Roman" w:cs="Times New Roman"/>
+                <w:color w:val="000000"/>
+                <w:sz w:val="32"/>
+                <w:szCs w:val="32"/>
+              </w:rPr>
+              <w:t>520 S</w:t>
             </w:r>
           </w:p>
         </w:tc>
@@ -7734,15 +8616,25 @@
             <w:tcBorders>
               <w:right w:val="nil"/>
             </w:tcBorders>
-          </w:tcPr>
-          <w:p>
-            <w:pPr>
-              <w:rPr>
-                <w:rFonts w:ascii="Times New Roman" w:hAnsi="Times New Roman" w:cs="Times New Roman"/>
-                <w:sz w:val="32"/>
-                <w:szCs w:val="32"/>
-              </w:rPr>
-            </w:pPr>
+            <w:vAlign w:val="bottom"/>
+          </w:tcPr>
+          <w:p>
+            <w:pPr>
+              <w:rPr>
+                <w:rFonts w:ascii="Times New Roman" w:hAnsi="Times New Roman" w:cs="Times New Roman"/>
+                <w:sz w:val="32"/>
+                <w:szCs w:val="32"/>
+              </w:rPr>
+            </w:pPr>
+            <w:r>
+              <w:rPr>
+                <w:rFonts w:ascii="Times New Roman" w:hAnsi="Times New Roman" w:cs="Times New Roman"/>
+                <w:color w:val="000000"/>
+                <w:sz w:val="32"/>
+                <w:szCs w:val="32"/>
+              </w:rPr>
+              <w:t>411 MY</w:t>
+            </w:r>
           </w:p>
         </w:tc>
         <w:tc>
@@ -7752,15 +8644,25 @@
               <w:left w:val="nil"/>
               <w:right w:val="single" w:sz="4" w:space="0" w:color="auto"/>
             </w:tcBorders>
-          </w:tcPr>
-          <w:p>
-            <w:pPr>
-              <w:rPr>
-                <w:rFonts w:ascii="Times New Roman" w:hAnsi="Times New Roman" w:cs="Times New Roman"/>
-                <w:sz w:val="32"/>
-                <w:szCs w:val="32"/>
-              </w:rPr>
-            </w:pPr>
+            <w:vAlign w:val="bottom"/>
+          </w:tcPr>
+          <w:p>
+            <w:pPr>
+              <w:rPr>
+                <w:rFonts w:ascii="Times New Roman" w:hAnsi="Times New Roman" w:cs="Times New Roman"/>
+                <w:sz w:val="32"/>
+                <w:szCs w:val="32"/>
+              </w:rPr>
+            </w:pPr>
+            <w:r>
+              <w:rPr>
+                <w:rFonts w:ascii="Times New Roman" w:hAnsi="Times New Roman" w:cs="Times New Roman"/>
+                <w:color w:val="000000"/>
+                <w:sz w:val="32"/>
+                <w:szCs w:val="32"/>
+              </w:rPr>
+              <w:t>511 S</w:t>
+            </w:r>
           </w:p>
         </w:tc>
         <w:tc>
@@ -7770,15 +8672,25 @@
               <w:left w:val="single" w:sz="4" w:space="0" w:color="auto"/>
               <w:right w:val="nil"/>
             </w:tcBorders>
-          </w:tcPr>
-          <w:p>
-            <w:pPr>
-              <w:rPr>
-                <w:rFonts w:ascii="Times New Roman" w:hAnsi="Times New Roman" w:cs="Times New Roman"/>
-                <w:sz w:val="32"/>
-                <w:szCs w:val="32"/>
-              </w:rPr>
-            </w:pPr>
+            <w:vAlign w:val="bottom"/>
+          </w:tcPr>
+          <w:p>
+            <w:pPr>
+              <w:rPr>
+                <w:rFonts w:ascii="Times New Roman" w:hAnsi="Times New Roman" w:cs="Times New Roman"/>
+                <w:sz w:val="32"/>
+                <w:szCs w:val="32"/>
+              </w:rPr>
+            </w:pPr>
+            <w:r>
+              <w:rPr>
+                <w:rFonts w:ascii="Times New Roman" w:hAnsi="Times New Roman" w:cs="Times New Roman"/>
+                <w:color w:val="000000"/>
+                <w:sz w:val="32"/>
+                <w:szCs w:val="32"/>
+              </w:rPr>
+              <w:t>421 MY</w:t>
+            </w:r>
           </w:p>
         </w:tc>
         <w:tc>
@@ -7787,15 +8699,370 @@
             <w:tcBorders>
               <w:left w:val="nil"/>
             </w:tcBorders>
-          </w:tcPr>
-          <w:p>
-            <w:pPr>
-              <w:rPr>
-                <w:rFonts w:ascii="Times New Roman" w:hAnsi="Times New Roman" w:cs="Times New Roman"/>
-                <w:sz w:val="32"/>
-                <w:szCs w:val="32"/>
-              </w:rPr>
-            </w:pPr>
+            <w:vAlign w:val="bottom"/>
+          </w:tcPr>
+          <w:p>
+            <w:pPr>
+              <w:rPr>
+                <w:rFonts w:ascii="Times New Roman" w:hAnsi="Times New Roman" w:cs="Times New Roman"/>
+                <w:sz w:val="32"/>
+                <w:szCs w:val="32"/>
+              </w:rPr>
+            </w:pPr>
+            <w:r>
+              <w:rPr>
+                <w:rFonts w:ascii="Times New Roman" w:hAnsi="Times New Roman" w:cs="Times New Roman"/>
+                <w:color w:val="000000"/>
+                <w:sz w:val="32"/>
+                <w:szCs w:val="32"/>
+              </w:rPr>
+              <w:t>521 S</w:t>
+            </w:r>
+          </w:p>
+        </w:tc>
+      </w:tr>
+      <w:tr>
+        <w:trPr>
+          <w:trHeight w:val="603"/>
+        </w:trPr>
+        <w:tc>
+          <w:tcPr>
+            <w:tcW w:w="2628" w:type="dxa"/>
+            <w:tcBorders>
+              <w:right w:val="nil"/>
+            </w:tcBorders>
+            <w:vAlign w:val="bottom"/>
+          </w:tcPr>
+          <w:p>
+            <w:pPr>
+              <w:rPr>
+                <w:rFonts w:ascii="Times New Roman" w:hAnsi="Times New Roman" w:cs="Times New Roman"/>
+                <w:sz w:val="32"/>
+                <w:szCs w:val="32"/>
+              </w:rPr>
+            </w:pPr>
+            <w:r>
+              <w:rPr>
+                <w:rFonts w:ascii="Times New Roman" w:hAnsi="Times New Roman" w:cs="Times New Roman"/>
+                <w:color w:val="000000"/>
+                <w:sz w:val="32"/>
+                <w:szCs w:val="32"/>
+              </w:rPr>
+              <w:t>412 MY</w:t>
+            </w:r>
+          </w:p>
+        </w:tc>
+        <w:tc>
+          <w:tcPr>
+            <w:tcW w:w="2628" w:type="dxa"/>
+            <w:tcBorders>
+              <w:left w:val="nil"/>
+              <w:right w:val="single" w:sz="4" w:space="0" w:color="auto"/>
+            </w:tcBorders>
+            <w:vAlign w:val="bottom"/>
+          </w:tcPr>
+          <w:p>
+            <w:pPr>
+              <w:rPr>
+                <w:rFonts w:ascii="Times New Roman" w:hAnsi="Times New Roman" w:cs="Times New Roman"/>
+                <w:sz w:val="32"/>
+                <w:szCs w:val="32"/>
+              </w:rPr>
+            </w:pPr>
+            <w:r>
+              <w:rPr>
+                <w:rFonts w:ascii="Times New Roman" w:hAnsi="Times New Roman" w:cs="Times New Roman"/>
+                <w:color w:val="000000"/>
+                <w:sz w:val="32"/>
+                <w:szCs w:val="32"/>
+              </w:rPr>
+              <w:t>512 S</w:t>
+            </w:r>
+          </w:p>
+        </w:tc>
+        <w:tc>
+          <w:tcPr>
+            <w:tcW w:w="2628" w:type="dxa"/>
+            <w:tcBorders>
+              <w:left w:val="single" w:sz="4" w:space="0" w:color="auto"/>
+              <w:right w:val="nil"/>
+            </w:tcBorders>
+            <w:vAlign w:val="bottom"/>
+          </w:tcPr>
+          <w:p>
+            <w:pPr>
+              <w:rPr>
+                <w:rFonts w:ascii="Times New Roman" w:hAnsi="Times New Roman" w:cs="Times New Roman"/>
+                <w:sz w:val="32"/>
+                <w:szCs w:val="32"/>
+              </w:rPr>
+            </w:pPr>
+            <w:r>
+              <w:rPr>
+                <w:rFonts w:ascii="Times New Roman" w:hAnsi="Times New Roman" w:cs="Times New Roman"/>
+                <w:color w:val="000000"/>
+                <w:sz w:val="32"/>
+                <w:szCs w:val="32"/>
+              </w:rPr>
+              <w:t>422 MY</w:t>
+            </w:r>
+          </w:p>
+        </w:tc>
+        <w:tc>
+          <w:tcPr>
+            <w:tcW w:w="2628" w:type="dxa"/>
+            <w:tcBorders>
+              <w:left w:val="nil"/>
+            </w:tcBorders>
+            <w:vAlign w:val="bottom"/>
+          </w:tcPr>
+          <w:p>
+            <w:pPr>
+              <w:rPr>
+                <w:rFonts w:ascii="Times New Roman" w:hAnsi="Times New Roman" w:cs="Times New Roman"/>
+                <w:sz w:val="32"/>
+                <w:szCs w:val="32"/>
+              </w:rPr>
+            </w:pPr>
+            <w:r>
+              <w:rPr>
+                <w:rFonts w:ascii="Times New Roman" w:hAnsi="Times New Roman" w:cs="Times New Roman"/>
+                <w:color w:val="000000"/>
+                <w:sz w:val="32"/>
+                <w:szCs w:val="32"/>
+              </w:rPr>
+              <w:t>522 S</w:t>
+            </w:r>
+          </w:p>
+        </w:tc>
+      </w:tr>
+      <w:tr>
+        <w:trPr>
+          <w:trHeight w:val="603"/>
+        </w:trPr>
+        <w:tc>
+          <w:tcPr>
+            <w:tcW w:w="2628" w:type="dxa"/>
+            <w:tcBorders>
+              <w:right w:val="nil"/>
+            </w:tcBorders>
+            <w:vAlign w:val="bottom"/>
+          </w:tcPr>
+          <w:p>
+            <w:pPr>
+              <w:rPr>
+                <w:rFonts w:ascii="Times New Roman" w:hAnsi="Times New Roman" w:cs="Times New Roman"/>
+                <w:sz w:val="32"/>
+                <w:szCs w:val="32"/>
+              </w:rPr>
+            </w:pPr>
+            <w:r>
+              <w:rPr>
+                <w:rFonts w:ascii="Times New Roman" w:hAnsi="Times New Roman" w:cs="Times New Roman"/>
+                <w:color w:val="000000"/>
+                <w:sz w:val="32"/>
+                <w:szCs w:val="32"/>
+              </w:rPr>
+              <w:t>413 MY</w:t>
+            </w:r>
+          </w:p>
+        </w:tc>
+        <w:tc>
+          <w:tcPr>
+            <w:tcW w:w="2628" w:type="dxa"/>
+            <w:tcBorders>
+              <w:left w:val="nil"/>
+              <w:right w:val="single" w:sz="4" w:space="0" w:color="auto"/>
+            </w:tcBorders>
+            <w:vAlign w:val="bottom"/>
+          </w:tcPr>
+          <w:p>
+            <w:pPr>
+              <w:rPr>
+                <w:rFonts w:ascii="Times New Roman" w:hAnsi="Times New Roman" w:cs="Times New Roman"/>
+                <w:sz w:val="32"/>
+                <w:szCs w:val="32"/>
+              </w:rPr>
+            </w:pPr>
+            <w:r>
+              <w:rPr>
+                <w:rFonts w:ascii="Times New Roman" w:hAnsi="Times New Roman" w:cs="Times New Roman"/>
+                <w:color w:val="000000"/>
+                <w:sz w:val="32"/>
+                <w:szCs w:val="32"/>
+              </w:rPr>
+              <w:t>513 S</w:t>
+            </w:r>
+          </w:p>
+        </w:tc>
+        <w:tc>
+          <w:tcPr>
+            <w:tcW w:w="2628" w:type="dxa"/>
+            <w:tcBorders>
+              <w:left w:val="single" w:sz="4" w:space="0" w:color="auto"/>
+              <w:right w:val="nil"/>
+            </w:tcBorders>
+            <w:vAlign w:val="bottom"/>
+          </w:tcPr>
+          <w:p>
+            <w:pPr>
+              <w:rPr>
+                <w:rFonts w:ascii="Times New Roman" w:hAnsi="Times New Roman" w:cs="Times New Roman"/>
+                <w:sz w:val="32"/>
+                <w:szCs w:val="32"/>
+              </w:rPr>
+            </w:pPr>
+            <w:r>
+              <w:rPr>
+                <w:rFonts w:ascii="Times New Roman" w:hAnsi="Times New Roman" w:cs="Times New Roman"/>
+                <w:color w:val="000000"/>
+                <w:sz w:val="32"/>
+                <w:szCs w:val="32"/>
+              </w:rPr>
+              <w:t>423 MY</w:t>
+            </w:r>
+          </w:p>
+        </w:tc>
+        <w:tc>
+          <w:tcPr>
+            <w:tcW w:w="2628" w:type="dxa"/>
+            <w:tcBorders>
+              <w:left w:val="nil"/>
+            </w:tcBorders>
+            <w:vAlign w:val="bottom"/>
+          </w:tcPr>
+          <w:p>
+            <w:pPr>
+              <w:rPr>
+                <w:rFonts w:ascii="Times New Roman" w:hAnsi="Times New Roman" w:cs="Times New Roman"/>
+                <w:sz w:val="32"/>
+                <w:szCs w:val="32"/>
+              </w:rPr>
+            </w:pPr>
+            <w:r>
+              <w:rPr>
+                <w:rFonts w:ascii="Times New Roman" w:hAnsi="Times New Roman" w:cs="Times New Roman"/>
+                <w:color w:val="000000"/>
+                <w:sz w:val="32"/>
+                <w:szCs w:val="32"/>
+              </w:rPr>
+              <w:t>523 S</w:t>
+            </w:r>
+          </w:p>
+        </w:tc>
+      </w:tr>
+      <w:tr>
+        <w:trPr>
+          <w:trHeight w:val="603"/>
+        </w:trPr>
+        <w:tc>
+          <w:tcPr>
+            <w:tcW w:w="2628" w:type="dxa"/>
+            <w:tcBorders>
+              <w:right w:val="nil"/>
+            </w:tcBorders>
+            <w:vAlign w:val="bottom"/>
+          </w:tcPr>
+          <w:p>
+            <w:pPr>
+              <w:rPr>
+                <w:rFonts w:ascii="Times New Roman" w:hAnsi="Times New Roman" w:cs="Times New Roman"/>
+                <w:sz w:val="32"/>
+                <w:szCs w:val="32"/>
+              </w:rPr>
+            </w:pPr>
+            <w:r>
+              <w:rPr>
+                <w:rFonts w:ascii="Times New Roman" w:hAnsi="Times New Roman" w:cs="Times New Roman"/>
+                <w:color w:val="000000"/>
+                <w:sz w:val="32"/>
+                <w:szCs w:val="32"/>
+              </w:rPr>
+              <w:t>414 MY</w:t>
+            </w:r>
+          </w:p>
+        </w:tc>
+        <w:tc>
+          <w:tcPr>
+            <w:tcW w:w="2628" w:type="dxa"/>
+            <w:tcBorders>
+              <w:left w:val="nil"/>
+              <w:right w:val="single" w:sz="4" w:space="0" w:color="auto"/>
+            </w:tcBorders>
+            <w:vAlign w:val="bottom"/>
+          </w:tcPr>
+          <w:p>
+            <w:pPr>
+              <w:rPr>
+                <w:rFonts w:ascii="Times New Roman" w:hAnsi="Times New Roman" w:cs="Times New Roman"/>
+                <w:sz w:val="32"/>
+                <w:szCs w:val="32"/>
+              </w:rPr>
+            </w:pPr>
+            <w:r>
+              <w:rPr>
+                <w:rFonts w:ascii="Times New Roman" w:hAnsi="Times New Roman" w:cs="Times New Roman"/>
+                <w:color w:val="000000"/>
+                <w:sz w:val="32"/>
+                <w:szCs w:val="32"/>
+              </w:rPr>
+              <w:t>514 S</w:t>
+            </w:r>
+          </w:p>
+        </w:tc>
+        <w:tc>
+          <w:tcPr>
+            <w:tcW w:w="2628" w:type="dxa"/>
+            <w:tcBorders>
+              <w:left w:val="single" w:sz="4" w:space="0" w:color="auto"/>
+              <w:right w:val="nil"/>
+            </w:tcBorders>
+            <w:vAlign w:val="bottom"/>
+          </w:tcPr>
+          <w:p>
+            <w:pPr>
+              <w:rPr>
+                <w:rFonts w:ascii="Times New Roman" w:hAnsi="Times New Roman" w:cs="Times New Roman"/>
+                <w:sz w:val="32"/>
+                <w:szCs w:val="32"/>
+              </w:rPr>
+            </w:pPr>
+            <w:r>
+              <w:rPr>
+                <w:rFonts w:ascii="Times New Roman" w:hAnsi="Times New Roman" w:cs="Times New Roman"/>
+                <w:color w:val="000000"/>
+                <w:sz w:val="32"/>
+                <w:szCs w:val="32"/>
+              </w:rPr>
+              <w:t>424 MY</w:t>
+            </w:r>
+          </w:p>
+        </w:tc>
+        <w:tc>
+          <w:tcPr>
+            <w:tcW w:w="2628" w:type="dxa"/>
+            <w:tcBorders>
+              <w:left w:val="nil"/>
+            </w:tcBorders>
+            <w:vAlign w:val="bottom"/>
+          </w:tcPr>
+          <w:p>
+            <w:pPr>
+              <w:rPr>
+                <w:rFonts w:ascii="Times New Roman" w:hAnsi="Times New Roman" w:cs="Times New Roman"/>
+                <w:sz w:val="32"/>
+                <w:szCs w:val="32"/>
+              </w:rPr>
+            </w:pPr>
+            <w:r>
+              <w:rPr>
+                <w:rFonts w:ascii="Times New Roman" w:hAnsi="Times New Roman" w:cs="Times New Roman"/>
+                <w:color w:val="000000"/>
+                <w:sz w:val="32"/>
+                <w:szCs w:val="32"/>
+              </w:rPr>
+              <w:t>524 S</w:t>
+            </w:r>
           </w:p>
         </w:tc>
       </w:tr>
@@ -7809,15 +9076,25 @@
             <w:tcBorders>
               <w:right w:val="nil"/>
             </w:tcBorders>
-          </w:tcPr>
-          <w:p>
-            <w:pPr>
-              <w:rPr>
-                <w:rFonts w:ascii="Times New Roman" w:hAnsi="Times New Roman" w:cs="Times New Roman"/>
-                <w:sz w:val="32"/>
-                <w:szCs w:val="32"/>
-              </w:rPr>
-            </w:pPr>
+            <w:vAlign w:val="bottom"/>
+          </w:tcPr>
+          <w:p>
+            <w:pPr>
+              <w:rPr>
+                <w:rFonts w:ascii="Times New Roman" w:hAnsi="Times New Roman" w:cs="Times New Roman"/>
+                <w:sz w:val="32"/>
+                <w:szCs w:val="32"/>
+              </w:rPr>
+            </w:pPr>
+            <w:r>
+              <w:rPr>
+                <w:rFonts w:ascii="Times New Roman" w:hAnsi="Times New Roman" w:cs="Times New Roman"/>
+                <w:color w:val="000000"/>
+                <w:sz w:val="32"/>
+                <w:szCs w:val="32"/>
+              </w:rPr>
+              <w:t>415 MY</w:t>
+            </w:r>
           </w:p>
         </w:tc>
         <w:tc>
@@ -7827,15 +9104,25 @@
               <w:left w:val="nil"/>
               <w:right w:val="single" w:sz="4" w:space="0" w:color="auto"/>
             </w:tcBorders>
-          </w:tcPr>
-          <w:p>
-            <w:pPr>
-              <w:rPr>
-                <w:rFonts w:ascii="Times New Roman" w:hAnsi="Times New Roman" w:cs="Times New Roman"/>
-                <w:sz w:val="32"/>
-                <w:szCs w:val="32"/>
-              </w:rPr>
-            </w:pPr>
+            <w:vAlign w:val="bottom"/>
+          </w:tcPr>
+          <w:p>
+            <w:pPr>
+              <w:rPr>
+                <w:rFonts w:ascii="Times New Roman" w:hAnsi="Times New Roman" w:cs="Times New Roman"/>
+                <w:sz w:val="32"/>
+                <w:szCs w:val="32"/>
+              </w:rPr>
+            </w:pPr>
+            <w:r>
+              <w:rPr>
+                <w:rFonts w:ascii="Times New Roman" w:hAnsi="Times New Roman" w:cs="Times New Roman"/>
+                <w:color w:val="000000"/>
+                <w:sz w:val="32"/>
+                <w:szCs w:val="32"/>
+              </w:rPr>
+              <w:t>515 S</w:t>
+            </w:r>
           </w:p>
         </w:tc>
         <w:tc>
@@ -7845,15 +9132,25 @@
               <w:left w:val="single" w:sz="4" w:space="0" w:color="auto"/>
               <w:right w:val="nil"/>
             </w:tcBorders>
-          </w:tcPr>
-          <w:p>
-            <w:pPr>
-              <w:rPr>
-                <w:rFonts w:ascii="Times New Roman" w:hAnsi="Times New Roman" w:cs="Times New Roman"/>
-                <w:sz w:val="32"/>
-                <w:szCs w:val="32"/>
-              </w:rPr>
-            </w:pPr>
+            <w:vAlign w:val="bottom"/>
+          </w:tcPr>
+          <w:p>
+            <w:pPr>
+              <w:rPr>
+                <w:rFonts w:ascii="Times New Roman" w:hAnsi="Times New Roman" w:cs="Times New Roman"/>
+                <w:sz w:val="32"/>
+                <w:szCs w:val="32"/>
+              </w:rPr>
+            </w:pPr>
+            <w:r>
+              <w:rPr>
+                <w:rFonts w:ascii="Times New Roman" w:hAnsi="Times New Roman" w:cs="Times New Roman"/>
+                <w:color w:val="000000"/>
+                <w:sz w:val="32"/>
+                <w:szCs w:val="32"/>
+              </w:rPr>
+              <w:t>425 MY</w:t>
+            </w:r>
           </w:p>
         </w:tc>
         <w:tc>
@@ -7862,15 +9159,25 @@
             <w:tcBorders>
               <w:left w:val="nil"/>
             </w:tcBorders>
-          </w:tcPr>
-          <w:p>
-            <w:pPr>
-              <w:rPr>
-                <w:rFonts w:ascii="Times New Roman" w:hAnsi="Times New Roman" w:cs="Times New Roman"/>
-                <w:sz w:val="32"/>
-                <w:szCs w:val="32"/>
-              </w:rPr>
-            </w:pPr>
+            <w:vAlign w:val="bottom"/>
+          </w:tcPr>
+          <w:p>
+            <w:pPr>
+              <w:rPr>
+                <w:rFonts w:ascii="Times New Roman" w:hAnsi="Times New Roman" w:cs="Times New Roman"/>
+                <w:sz w:val="32"/>
+                <w:szCs w:val="32"/>
+              </w:rPr>
+            </w:pPr>
+            <w:r>
+              <w:rPr>
+                <w:rFonts w:ascii="Times New Roman" w:hAnsi="Times New Roman" w:cs="Times New Roman"/>
+                <w:color w:val="000000"/>
+                <w:sz w:val="32"/>
+                <w:szCs w:val="32"/>
+              </w:rPr>
+              <w:t>501 N</w:t>
+            </w:r>
           </w:p>
         </w:tc>
       </w:tr>
@@ -7884,15 +9191,25 @@
             <w:tcBorders>
               <w:right w:val="nil"/>
             </w:tcBorders>
-          </w:tcPr>
-          <w:p>
-            <w:pPr>
-              <w:rPr>
-                <w:rFonts w:ascii="Times New Roman" w:hAnsi="Times New Roman" w:cs="Times New Roman"/>
-                <w:sz w:val="32"/>
-                <w:szCs w:val="32"/>
-              </w:rPr>
-            </w:pPr>
+            <w:vAlign w:val="bottom"/>
+          </w:tcPr>
+          <w:p>
+            <w:pPr>
+              <w:rPr>
+                <w:rFonts w:ascii="Times New Roman" w:hAnsi="Times New Roman" w:cs="Times New Roman"/>
+                <w:sz w:val="32"/>
+                <w:szCs w:val="32"/>
+              </w:rPr>
+            </w:pPr>
+            <w:r>
+              <w:rPr>
+                <w:rFonts w:ascii="Times New Roman" w:hAnsi="Times New Roman" w:cs="Times New Roman"/>
+                <w:color w:val="000000"/>
+                <w:sz w:val="32"/>
+                <w:szCs w:val="32"/>
+              </w:rPr>
+              <w:t>416 MY</w:t>
+            </w:r>
           </w:p>
         </w:tc>
         <w:tc>
@@ -7902,15 +9219,25 @@
               <w:left w:val="nil"/>
               <w:right w:val="single" w:sz="4" w:space="0" w:color="auto"/>
             </w:tcBorders>
-          </w:tcPr>
-          <w:p>
-            <w:pPr>
-              <w:rPr>
-                <w:rFonts w:ascii="Times New Roman" w:hAnsi="Times New Roman" w:cs="Times New Roman"/>
-                <w:sz w:val="32"/>
-                <w:szCs w:val="32"/>
-              </w:rPr>
-            </w:pPr>
+            <w:vAlign w:val="bottom"/>
+          </w:tcPr>
+          <w:p>
+            <w:pPr>
+              <w:rPr>
+                <w:rFonts w:ascii="Times New Roman" w:hAnsi="Times New Roman" w:cs="Times New Roman"/>
+                <w:sz w:val="32"/>
+                <w:szCs w:val="32"/>
+              </w:rPr>
+            </w:pPr>
+            <w:r>
+              <w:rPr>
+                <w:rFonts w:ascii="Times New Roman" w:hAnsi="Times New Roman" w:cs="Times New Roman"/>
+                <w:color w:val="000000"/>
+                <w:sz w:val="32"/>
+                <w:szCs w:val="32"/>
+              </w:rPr>
+              <w:t>516 S</w:t>
+            </w:r>
           </w:p>
         </w:tc>
         <w:tc>
@@ -7920,15 +9247,25 @@
               <w:left w:val="single" w:sz="4" w:space="0" w:color="auto"/>
               <w:right w:val="nil"/>
             </w:tcBorders>
-          </w:tcPr>
-          <w:p>
-            <w:pPr>
-              <w:rPr>
-                <w:rFonts w:ascii="Times New Roman" w:hAnsi="Times New Roman" w:cs="Times New Roman"/>
-                <w:sz w:val="32"/>
-                <w:szCs w:val="32"/>
-              </w:rPr>
-            </w:pPr>
+            <w:vAlign w:val="bottom"/>
+          </w:tcPr>
+          <w:p>
+            <w:pPr>
+              <w:rPr>
+                <w:rFonts w:ascii="Times New Roman" w:hAnsi="Times New Roman" w:cs="Times New Roman"/>
+                <w:sz w:val="32"/>
+                <w:szCs w:val="32"/>
+              </w:rPr>
+            </w:pPr>
+            <w:r>
+              <w:rPr>
+                <w:rFonts w:ascii="Times New Roman" w:hAnsi="Times New Roman" w:cs="Times New Roman"/>
+                <w:color w:val="000000"/>
+                <w:sz w:val="32"/>
+                <w:szCs w:val="32"/>
+              </w:rPr>
+              <w:t>426 MY</w:t>
+            </w:r>
           </w:p>
         </w:tc>
         <w:tc>
@@ -7937,15 +9274,25 @@
             <w:tcBorders>
               <w:left w:val="nil"/>
             </w:tcBorders>
-          </w:tcPr>
-          <w:p>
-            <w:pPr>
-              <w:rPr>
-                <w:rFonts w:ascii="Times New Roman" w:hAnsi="Times New Roman" w:cs="Times New Roman"/>
-                <w:sz w:val="32"/>
-                <w:szCs w:val="32"/>
-              </w:rPr>
-            </w:pPr>
+            <w:vAlign w:val="bottom"/>
+          </w:tcPr>
+          <w:p>
+            <w:pPr>
+              <w:rPr>
+                <w:rFonts w:ascii="Times New Roman" w:hAnsi="Times New Roman" w:cs="Times New Roman"/>
+                <w:sz w:val="32"/>
+                <w:szCs w:val="32"/>
+              </w:rPr>
+            </w:pPr>
+            <w:r>
+              <w:rPr>
+                <w:rFonts w:ascii="Times New Roman" w:hAnsi="Times New Roman" w:cs="Times New Roman"/>
+                <w:color w:val="000000"/>
+                <w:sz w:val="32"/>
+                <w:szCs w:val="32"/>
+              </w:rPr>
+              <w:t>502 N</w:t>
+            </w:r>
           </w:p>
         </w:tc>
       </w:tr>
@@ -7959,15 +9306,25 @@
             <w:tcBorders>
               <w:right w:val="nil"/>
             </w:tcBorders>
-          </w:tcPr>
-          <w:p>
-            <w:pPr>
-              <w:rPr>
-                <w:rFonts w:ascii="Times New Roman" w:hAnsi="Times New Roman" w:cs="Times New Roman"/>
-                <w:sz w:val="32"/>
-                <w:szCs w:val="32"/>
-              </w:rPr>
-            </w:pPr>
+            <w:vAlign w:val="bottom"/>
+          </w:tcPr>
+          <w:p>
+            <w:pPr>
+              <w:rPr>
+                <w:rFonts w:ascii="Times New Roman" w:hAnsi="Times New Roman" w:cs="Times New Roman"/>
+                <w:sz w:val="32"/>
+                <w:szCs w:val="32"/>
+              </w:rPr>
+            </w:pPr>
+            <w:r>
+              <w:rPr>
+                <w:rFonts w:ascii="Times New Roman" w:hAnsi="Times New Roman" w:cs="Times New Roman"/>
+                <w:color w:val="000000"/>
+                <w:sz w:val="32"/>
+                <w:szCs w:val="32"/>
+              </w:rPr>
+              <w:t>417 MY</w:t>
+            </w:r>
           </w:p>
         </w:tc>
         <w:tc>
@@ -7977,15 +9334,25 @@
               <w:left w:val="nil"/>
               <w:right w:val="single" w:sz="4" w:space="0" w:color="auto"/>
             </w:tcBorders>
-          </w:tcPr>
-          <w:p>
-            <w:pPr>
-              <w:rPr>
-                <w:rFonts w:ascii="Times New Roman" w:hAnsi="Times New Roman" w:cs="Times New Roman"/>
-                <w:sz w:val="32"/>
-                <w:szCs w:val="32"/>
-              </w:rPr>
-            </w:pPr>
+            <w:vAlign w:val="bottom"/>
+          </w:tcPr>
+          <w:p>
+            <w:pPr>
+              <w:rPr>
+                <w:rFonts w:ascii="Times New Roman" w:hAnsi="Times New Roman" w:cs="Times New Roman"/>
+                <w:sz w:val="32"/>
+                <w:szCs w:val="32"/>
+              </w:rPr>
+            </w:pPr>
+            <w:r>
+              <w:rPr>
+                <w:rFonts w:ascii="Times New Roman" w:hAnsi="Times New Roman" w:cs="Times New Roman"/>
+                <w:color w:val="000000"/>
+                <w:sz w:val="32"/>
+                <w:szCs w:val="32"/>
+              </w:rPr>
+              <w:t>517 S</w:t>
+            </w:r>
           </w:p>
         </w:tc>
         <w:tc>
@@ -7995,15 +9362,25 @@
               <w:left w:val="single" w:sz="4" w:space="0" w:color="auto"/>
               <w:right w:val="nil"/>
             </w:tcBorders>
-          </w:tcPr>
-          <w:p>
-            <w:pPr>
-              <w:rPr>
-                <w:rFonts w:ascii="Times New Roman" w:hAnsi="Times New Roman" w:cs="Times New Roman"/>
-                <w:sz w:val="32"/>
-                <w:szCs w:val="32"/>
-              </w:rPr>
-            </w:pPr>
+            <w:vAlign w:val="bottom"/>
+          </w:tcPr>
+          <w:p>
+            <w:pPr>
+              <w:rPr>
+                <w:rFonts w:ascii="Times New Roman" w:hAnsi="Times New Roman" w:cs="Times New Roman"/>
+                <w:sz w:val="32"/>
+                <w:szCs w:val="32"/>
+              </w:rPr>
+            </w:pPr>
+            <w:r>
+              <w:rPr>
+                <w:rFonts w:ascii="Times New Roman" w:hAnsi="Times New Roman" w:cs="Times New Roman"/>
+                <w:color w:val="000000"/>
+                <w:sz w:val="32"/>
+                <w:szCs w:val="32"/>
+              </w:rPr>
+              <w:t>427 MY</w:t>
+            </w:r>
           </w:p>
         </w:tc>
         <w:tc>
@@ -8012,15 +9389,25 @@
             <w:tcBorders>
               <w:left w:val="nil"/>
             </w:tcBorders>
-          </w:tcPr>
-          <w:p>
-            <w:pPr>
-              <w:rPr>
-                <w:rFonts w:ascii="Times New Roman" w:hAnsi="Times New Roman" w:cs="Times New Roman"/>
-                <w:sz w:val="32"/>
-                <w:szCs w:val="32"/>
-              </w:rPr>
-            </w:pPr>
+            <w:vAlign w:val="bottom"/>
+          </w:tcPr>
+          <w:p>
+            <w:pPr>
+              <w:rPr>
+                <w:rFonts w:ascii="Times New Roman" w:hAnsi="Times New Roman" w:cs="Times New Roman"/>
+                <w:sz w:val="32"/>
+                <w:szCs w:val="32"/>
+              </w:rPr>
+            </w:pPr>
+            <w:r>
+              <w:rPr>
+                <w:rFonts w:ascii="Times New Roman" w:hAnsi="Times New Roman" w:cs="Times New Roman"/>
+                <w:color w:val="000000"/>
+                <w:sz w:val="32"/>
+                <w:szCs w:val="32"/>
+              </w:rPr>
+              <w:t>503 N</w:t>
+            </w:r>
           </w:p>
         </w:tc>
       </w:tr>
@@ -8034,15 +9421,25 @@
             <w:tcBorders>
               <w:right w:val="nil"/>
             </w:tcBorders>
-          </w:tcPr>
-          <w:p>
-            <w:pPr>
-              <w:rPr>
-                <w:rFonts w:ascii="Times New Roman" w:hAnsi="Times New Roman" w:cs="Times New Roman"/>
-                <w:sz w:val="32"/>
-                <w:szCs w:val="32"/>
-              </w:rPr>
-            </w:pPr>
+            <w:vAlign w:val="bottom"/>
+          </w:tcPr>
+          <w:p>
+            <w:pPr>
+              <w:rPr>
+                <w:rFonts w:ascii="Times New Roman" w:hAnsi="Times New Roman" w:cs="Times New Roman"/>
+                <w:sz w:val="32"/>
+                <w:szCs w:val="32"/>
+              </w:rPr>
+            </w:pPr>
+            <w:r>
+              <w:rPr>
+                <w:rFonts w:ascii="Times New Roman" w:hAnsi="Times New Roman" w:cs="Times New Roman"/>
+                <w:color w:val="000000"/>
+                <w:sz w:val="32"/>
+                <w:szCs w:val="32"/>
+              </w:rPr>
+              <w:t>418 MY</w:t>
+            </w:r>
           </w:p>
         </w:tc>
         <w:tc>
@@ -8052,240 +9449,25 @@
               <w:left w:val="nil"/>
               <w:right w:val="single" w:sz="4" w:space="0" w:color="auto"/>
             </w:tcBorders>
-          </w:tcPr>
-          <w:p>
-            <w:pPr>
-              <w:rPr>
-                <w:rFonts w:ascii="Times New Roman" w:hAnsi="Times New Roman" w:cs="Times New Roman"/>
-                <w:sz w:val="32"/>
-                <w:szCs w:val="32"/>
-              </w:rPr>
-            </w:pPr>
-          </w:p>
-        </w:tc>
-        <w:tc>
-          <w:tcPr>
-            <w:tcW w:w="2628" w:type="dxa"/>
-            <w:tcBorders>
-              <w:left w:val="single" w:sz="4" w:space="0" w:color="auto"/>
-              <w:right w:val="nil"/>
-            </w:tcBorders>
-          </w:tcPr>
-          <w:p>
-            <w:pPr>
-              <w:rPr>
-                <w:rFonts w:ascii="Times New Roman" w:hAnsi="Times New Roman" w:cs="Times New Roman"/>
-                <w:sz w:val="32"/>
-                <w:szCs w:val="32"/>
-              </w:rPr>
-            </w:pPr>
-          </w:p>
-        </w:tc>
-        <w:tc>
-          <w:tcPr>
-            <w:tcW w:w="2628" w:type="dxa"/>
-            <w:tcBorders>
-              <w:left w:val="nil"/>
-            </w:tcBorders>
-          </w:tcPr>
-          <w:p>
-            <w:pPr>
-              <w:rPr>
-                <w:rFonts w:ascii="Times New Roman" w:hAnsi="Times New Roman" w:cs="Times New Roman"/>
-                <w:sz w:val="32"/>
-                <w:szCs w:val="32"/>
-              </w:rPr>
-            </w:pPr>
-          </w:p>
-        </w:tc>
-      </w:tr>
-      <w:tr>
-        <w:trPr>
-          <w:trHeight w:val="603"/>
-        </w:trPr>
-        <w:tc>
-          <w:tcPr>
-            <w:tcW w:w="2628" w:type="dxa"/>
-            <w:tcBorders>
-              <w:right w:val="nil"/>
-            </w:tcBorders>
-          </w:tcPr>
-          <w:p>
-            <w:pPr>
-              <w:rPr>
-                <w:rFonts w:ascii="Times New Roman" w:hAnsi="Times New Roman" w:cs="Times New Roman"/>
-                <w:sz w:val="32"/>
-                <w:szCs w:val="32"/>
-              </w:rPr>
-            </w:pPr>
-          </w:p>
-        </w:tc>
-        <w:tc>
-          <w:tcPr>
-            <w:tcW w:w="2628" w:type="dxa"/>
-            <w:tcBorders>
-              <w:left w:val="nil"/>
-              <w:right w:val="single" w:sz="4" w:space="0" w:color="auto"/>
-            </w:tcBorders>
-          </w:tcPr>
-          <w:p>
-            <w:pPr>
-              <w:rPr>
-                <w:rFonts w:ascii="Times New Roman" w:hAnsi="Times New Roman" w:cs="Times New Roman"/>
-                <w:sz w:val="32"/>
-                <w:szCs w:val="32"/>
-              </w:rPr>
-            </w:pPr>
-          </w:p>
-        </w:tc>
-        <w:tc>
-          <w:tcPr>
-            <w:tcW w:w="2628" w:type="dxa"/>
-            <w:tcBorders>
-              <w:left w:val="single" w:sz="4" w:space="0" w:color="auto"/>
-              <w:right w:val="nil"/>
-            </w:tcBorders>
-          </w:tcPr>
-          <w:p>
-            <w:pPr>
-              <w:rPr>
-                <w:rFonts w:ascii="Times New Roman" w:hAnsi="Times New Roman" w:cs="Times New Roman"/>
-                <w:sz w:val="32"/>
-                <w:szCs w:val="32"/>
-              </w:rPr>
-            </w:pPr>
-          </w:p>
-        </w:tc>
-        <w:tc>
-          <w:tcPr>
-            <w:tcW w:w="2628" w:type="dxa"/>
-            <w:tcBorders>
-              <w:left w:val="nil"/>
-            </w:tcBorders>
-          </w:tcPr>
-          <w:p>
-            <w:pPr>
-              <w:rPr>
-                <w:rFonts w:ascii="Times New Roman" w:hAnsi="Times New Roman" w:cs="Times New Roman"/>
-                <w:sz w:val="32"/>
-                <w:szCs w:val="32"/>
-              </w:rPr>
-            </w:pPr>
-          </w:p>
-        </w:tc>
-      </w:tr>
-      <w:tr>
-        <w:trPr>
-          <w:trHeight w:val="618"/>
-        </w:trPr>
-        <w:tc>
-          <w:tcPr>
-            <w:tcW w:w="2628" w:type="dxa"/>
-            <w:tcBorders>
-              <w:right w:val="nil"/>
-            </w:tcBorders>
-          </w:tcPr>
-          <w:p>
-            <w:pPr>
-              <w:rPr>
-                <w:rFonts w:ascii="Times New Roman" w:hAnsi="Times New Roman" w:cs="Times New Roman"/>
-                <w:sz w:val="32"/>
-                <w:szCs w:val="32"/>
-              </w:rPr>
-            </w:pPr>
-          </w:p>
-        </w:tc>
-        <w:tc>
-          <w:tcPr>
-            <w:tcW w:w="2628" w:type="dxa"/>
-            <w:tcBorders>
-              <w:left w:val="nil"/>
-              <w:right w:val="single" w:sz="4" w:space="0" w:color="auto"/>
-            </w:tcBorders>
-          </w:tcPr>
-          <w:p>
-            <w:pPr>
-              <w:rPr>
-                <w:rFonts w:ascii="Times New Roman" w:hAnsi="Times New Roman" w:cs="Times New Roman"/>
-                <w:sz w:val="32"/>
-                <w:szCs w:val="32"/>
-              </w:rPr>
-            </w:pPr>
-          </w:p>
-        </w:tc>
-        <w:tc>
-          <w:tcPr>
-            <w:tcW w:w="2628" w:type="dxa"/>
-            <w:tcBorders>
-              <w:left w:val="single" w:sz="4" w:space="0" w:color="auto"/>
-              <w:right w:val="nil"/>
-            </w:tcBorders>
-          </w:tcPr>
-          <w:p>
-            <w:pPr>
-              <w:rPr>
-                <w:rFonts w:ascii="Times New Roman" w:hAnsi="Times New Roman" w:cs="Times New Roman"/>
-                <w:sz w:val="32"/>
-                <w:szCs w:val="32"/>
-              </w:rPr>
-            </w:pPr>
-          </w:p>
-        </w:tc>
-        <w:tc>
-          <w:tcPr>
-            <w:tcW w:w="2628" w:type="dxa"/>
-            <w:tcBorders>
-              <w:left w:val="nil"/>
-            </w:tcBorders>
-          </w:tcPr>
-          <w:p>
-            <w:pPr>
-              <w:rPr>
-                <w:rFonts w:ascii="Times New Roman" w:hAnsi="Times New Roman" w:cs="Times New Roman"/>
-                <w:sz w:val="32"/>
-                <w:szCs w:val="32"/>
-              </w:rPr>
-            </w:pPr>
-          </w:p>
-        </w:tc>
-      </w:tr>
-      <w:tr>
-        <w:trPr>
-          <w:trHeight w:val="603"/>
-        </w:trPr>
-        <w:tc>
-          <w:tcPr>
-            <w:tcW w:w="2628" w:type="dxa"/>
-            <w:tcBorders>
-              <w:right w:val="nil"/>
-            </w:tcBorders>
-          </w:tcPr>
-          <w:p>
-            <w:pPr>
-              <w:rPr>
-                <w:rFonts w:ascii="Times New Roman" w:hAnsi="Times New Roman" w:cs="Times New Roman"/>
-                <w:sz w:val="32"/>
-                <w:szCs w:val="32"/>
-              </w:rPr>
-            </w:pPr>
-          </w:p>
-        </w:tc>
-        <w:tc>
-          <w:tcPr>
-            <w:tcW w:w="2628" w:type="dxa"/>
-            <w:tcBorders>
-              <w:left w:val="nil"/>
-              <w:right w:val="single" w:sz="4" w:space="0" w:color="auto"/>
-            </w:tcBorders>
-          </w:tcPr>
-          <w:p>
-            <w:pPr>
-              <w:rPr>
-                <w:rFonts w:ascii="Times New Roman" w:hAnsi="Times New Roman" w:cs="Times New Roman"/>
-                <w:sz w:val="32"/>
-                <w:szCs w:val="32"/>
-              </w:rPr>
-            </w:pPr>
+            <w:vAlign w:val="bottom"/>
+          </w:tcPr>
+          <w:p>
+            <w:pPr>
+              <w:rPr>
+                <w:rFonts w:ascii="Times New Roman" w:hAnsi="Times New Roman" w:cs="Times New Roman"/>
+                <w:sz w:val="32"/>
+                <w:szCs w:val="32"/>
+              </w:rPr>
+            </w:pPr>
+            <w:r>
+              <w:rPr>
+                <w:rFonts w:ascii="Times New Roman" w:hAnsi="Times New Roman" w:cs="Times New Roman"/>
+                <w:color w:val="000000"/>
+                <w:sz w:val="32"/>
+                <w:szCs w:val="32"/>
+              </w:rPr>
+              <w:t>518 S</w:t>
+            </w:r>
           </w:p>
         </w:tc>
         <w:tc>
@@ -8451,6 +9633,14 @@
                 <w:szCs w:val="32"/>
               </w:rPr>
             </w:pPr>
+            <w:r>
+              <w:rPr>
+                <w:rFonts w:ascii="Times New Roman" w:hAnsi="Times New Roman" w:cs="Times New Roman"/>
+                <w:sz w:val="32"/>
+                <w:szCs w:val="32"/>
+              </w:rPr>
+              <w:t>4 Myna</w:t>
+            </w:r>
           </w:p>
         </w:tc>
         <w:tc>
@@ -8465,6 +9655,14 @@
                 <w:szCs w:val="32"/>
               </w:rPr>
             </w:pPr>
+            <w:r>
+              <w:rPr>
+                <w:rFonts w:ascii="Times New Roman" w:hAnsi="Times New Roman" w:cs="Times New Roman"/>
+                <w:sz w:val="32"/>
+                <w:szCs w:val="32"/>
+              </w:rPr>
+              <w:t>409 - 426</w:t>
+            </w:r>
           </w:p>
         </w:tc>
         <w:tc>
@@ -8479,6 +9677,14 @@
                 <w:szCs w:val="32"/>
               </w:rPr>
             </w:pPr>
+            <w:r>
+              <w:rPr>
+                <w:rFonts w:ascii="Times New Roman" w:hAnsi="Times New Roman" w:cs="Times New Roman"/>
+                <w:sz w:val="32"/>
+                <w:szCs w:val="32"/>
+              </w:rPr>
+              <w:t>19</w:t>
+            </w:r>
           </w:p>
         </w:tc>
       </w:tr>
@@ -8498,6 +9704,14 @@
                 <w:szCs w:val="32"/>
               </w:rPr>
             </w:pPr>
+            <w:r>
+              <w:rPr>
+                <w:rFonts w:ascii="Times New Roman" w:hAnsi="Times New Roman" w:cs="Times New Roman"/>
+                <w:sz w:val="32"/>
+                <w:szCs w:val="32"/>
+              </w:rPr>
+              <w:t>5 Sunbird</w:t>
+            </w:r>
           </w:p>
         </w:tc>
         <w:tc>
@@ -8512,6 +9726,14 @@
                 <w:szCs w:val="32"/>
               </w:rPr>
             </w:pPr>
+            <w:r>
+              <w:rPr>
+                <w:rFonts w:ascii="Times New Roman" w:hAnsi="Times New Roman" w:cs="Times New Roman"/>
+                <w:sz w:val="32"/>
+                <w:szCs w:val="32"/>
+              </w:rPr>
+              <w:t>509 – 524</w:t>
+            </w:r>
           </w:p>
         </w:tc>
         <w:tc>
@@ -8526,6 +9748,14 @@
                 <w:szCs w:val="32"/>
               </w:rPr>
             </w:pPr>
+            <w:r>
+              <w:rPr>
+                <w:rFonts w:ascii="Times New Roman" w:hAnsi="Times New Roman" w:cs="Times New Roman"/>
+                <w:sz w:val="32"/>
+                <w:szCs w:val="32"/>
+              </w:rPr>
+              <w:t>16</w:t>
+            </w:r>
           </w:p>
         </w:tc>
       </w:tr>
@@ -8535,6 +9765,77 @@
         </w:trPr>
         <w:tc>
           <w:tcPr>
+            <w:tcW w:w="3504" w:type="dxa"/>
+          </w:tcPr>
+          <w:p>
+            <w:pPr>
+              <w:rPr>
+                <w:rFonts w:ascii="Times New Roman" w:hAnsi="Times New Roman" w:cs="Times New Roman"/>
+                <w:sz w:val="32"/>
+                <w:szCs w:val="32"/>
+              </w:rPr>
+            </w:pPr>
+            <w:r>
+              <w:rPr>
+                <w:rFonts w:ascii="Times New Roman" w:hAnsi="Times New Roman" w:cs="Times New Roman"/>
+                <w:sz w:val="32"/>
+                <w:szCs w:val="32"/>
+              </w:rPr>
+              <w:t>5 Nightingale</w:t>
+            </w:r>
+          </w:p>
+        </w:tc>
+        <w:tc>
+          <w:tcPr>
+            <w:tcW w:w="3504" w:type="dxa"/>
+          </w:tcPr>
+          <w:p>
+            <w:pPr>
+              <w:rPr>
+                <w:rFonts w:ascii="Times New Roman" w:hAnsi="Times New Roman" w:cs="Times New Roman"/>
+                <w:sz w:val="32"/>
+                <w:szCs w:val="32"/>
+              </w:rPr>
+            </w:pPr>
+            <w:r>
+              <w:rPr>
+                <w:rFonts w:ascii="Times New Roman" w:hAnsi="Times New Roman" w:cs="Times New Roman"/>
+                <w:sz w:val="32"/>
+                <w:szCs w:val="32"/>
+              </w:rPr>
+              <w:t>501 - 503</w:t>
+            </w:r>
+          </w:p>
+        </w:tc>
+        <w:tc>
+          <w:tcPr>
+            <w:tcW w:w="3504" w:type="dxa"/>
+          </w:tcPr>
+          <w:p>
+            <w:pPr>
+              <w:rPr>
+                <w:rFonts w:ascii="Times New Roman" w:hAnsi="Times New Roman" w:cs="Times New Roman"/>
+                <w:sz w:val="32"/>
+                <w:szCs w:val="32"/>
+              </w:rPr>
+            </w:pPr>
+            <w:r>
+              <w:rPr>
+                <w:rFonts w:ascii="Times New Roman" w:hAnsi="Times New Roman" w:cs="Times New Roman"/>
+                <w:sz w:val="32"/>
+                <w:szCs w:val="32"/>
+              </w:rPr>
+              <w:t>3</w:t>
+            </w:r>
+          </w:p>
+        </w:tc>
+      </w:tr>
+      <w:tr>
+        <w:trPr>
+          <w:trHeight w:val="644"/>
+        </w:trPr>
+        <w:tc>
+          <w:tcPr>
             <w:tcW w:w="7008" w:type="dxa"/>
             <w:gridSpan w:val="2"/>
           </w:tcPr>
@@ -8547,6 +9848,14 @@
                 <w:szCs w:val="32"/>
               </w:rPr>
             </w:pPr>
+            <w:r>
+              <w:rPr>
+                <w:rFonts w:ascii="Times New Roman" w:hAnsi="Times New Roman" w:cs="Times New Roman"/>
+                <w:sz w:val="32"/>
+                <w:szCs w:val="32"/>
+              </w:rPr>
+              <w:t>Total</w:t>
+            </w:r>
           </w:p>
         </w:tc>
         <w:tc>
@@ -8561,6 +9870,14 @@
                 <w:szCs w:val="32"/>
               </w:rPr>
             </w:pPr>
+            <w:r>
+              <w:rPr>
+                <w:rFonts w:ascii="Times New Roman" w:hAnsi="Times New Roman" w:cs="Times New Roman"/>
+                <w:sz w:val="32"/>
+                <w:szCs w:val="32"/>
+              </w:rPr>
+              <w:t>38</w:t>
+            </w:r>
           </w:p>
         </w:tc>
       </w:tr>
@@ -8686,7 +10003,7 @@
           </mc:Choice>
           <mc:Fallback>
             <w:pict>
-              <v:rect w14:anchorId="1CC42355" id="Rectangle 7" o:spid="_x0000_s1026" style="position:absolute;margin-left:112.05pt;margin-top:.95pt;width:37.75pt;height:46.05pt;z-index:251667456;visibility:visible;mso-wrap-style:square;mso-width-percent:0;mso-height-percent:0;mso-wrap-distance-left:9pt;mso-wrap-distance-top:0;mso-wrap-distance-right:9pt;mso-wrap-distance-bottom:0;mso-position-horizontal:absolute;mso-position-horizontal-relative:margin;mso-position-vertical:absolute;mso-position-vertical-relative:text;mso-width-percent:0;mso-height-percent:0;mso-width-relative:margin;mso-height-relative:margin;v-text-anchor:middle" o:gfxdata="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" stroked="f" strokeweight="2pt">
+              <v:rect w14:anchorId="3ED111DD" id="Rectangle 7" o:spid="_x0000_s1026" style="position:absolute;margin-left:112.05pt;margin-top:.95pt;width:37.75pt;height:46.05pt;z-index:251667456;visibility:visible;mso-wrap-style:square;mso-width-percent:0;mso-height-percent:0;mso-wrap-distance-left:9pt;mso-wrap-distance-top:0;mso-wrap-distance-right:9pt;mso-wrap-distance-bottom:0;mso-position-horizontal:absolute;mso-position-horizontal-relative:margin;mso-position-vertical:absolute;mso-position-vertical-relative:text;mso-width-percent:0;mso-height-percent:0;mso-width-relative:margin;mso-height-relative:margin;v-text-anchor:middle" o:gfxdata="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" stroked="f" strokeweight="2pt">
                 <v:fill r:id="rId7" o:title="" recolor="t" rotate="t" type="frame"/>
                 <w10:wrap anchorx="margin"/>
               </v:rect>
@@ -8757,7 +10074,47 @@
           <w:sz w:val="32"/>
           <w:szCs w:val="32"/>
         </w:rPr>
-        <w:t>Room No 2 (Class - 4 Magpie)</w:t>
+        <w:t xml:space="preserve">Room No 2 (Class </w:t>
+      </w:r>
+      <w:r>
+        <w:rPr>
+          <w:rFonts w:ascii="Times New Roman" w:hAnsi="Times New Roman" w:cs="Times New Roman"/>
+          <w:b/>
+          <w:bCs/>
+          <w:sz w:val="32"/>
+          <w:szCs w:val="32"/>
+        </w:rPr>
+        <w:t>–</w:t>
+      </w:r>
+      <w:r>
+        <w:rPr>
+          <w:rFonts w:ascii="Times New Roman" w:hAnsi="Times New Roman" w:cs="Times New Roman"/>
+          <w:b/>
+          <w:bCs/>
+          <w:sz w:val="32"/>
+          <w:szCs w:val="32"/>
+        </w:rPr>
+        <w:t xml:space="preserve"> </w:t>
+      </w:r>
+      <w:r>
+        <w:rPr>
+          <w:rFonts w:ascii="Times New Roman" w:hAnsi="Times New Roman" w:cs="Times New Roman"/>
+          <w:b/>
+          <w:bCs/>
+          <w:sz w:val="32"/>
+          <w:szCs w:val="32"/>
+        </w:rPr>
+        <w:t>5 Nightingle</w:t>
+      </w:r>
+      <w:r>
+        <w:rPr>
+          <w:rFonts w:ascii="Times New Roman" w:hAnsi="Times New Roman" w:cs="Times New Roman"/>
+          <w:b/>
+          <w:bCs/>
+          <w:sz w:val="32"/>
+          <w:szCs w:val="32"/>
+        </w:rPr>
+        <w:t>)</w:t>
       </w:r>
     </w:p>
     <w:tbl>
@@ -8896,15 +10253,25 @@
             <w:tcBorders>
               <w:right w:val="nil"/>
             </w:tcBorders>
-          </w:tcPr>
-          <w:p>
-            <w:pPr>
-              <w:rPr>
-                <w:rFonts w:ascii="Times New Roman" w:hAnsi="Times New Roman" w:cs="Times New Roman"/>
-                <w:sz w:val="32"/>
-                <w:szCs w:val="32"/>
-              </w:rPr>
-            </w:pPr>
+            <w:vAlign w:val="bottom"/>
+          </w:tcPr>
+          <w:p>
+            <w:pPr>
+              <w:rPr>
+                <w:rFonts w:ascii="Times New Roman" w:hAnsi="Times New Roman" w:cs="Times New Roman"/>
+                <w:sz w:val="32"/>
+                <w:szCs w:val="32"/>
+              </w:rPr>
+            </w:pPr>
+            <w:r>
+              <w:rPr>
+                <w:rFonts w:ascii="Times New Roman" w:hAnsi="Times New Roman" w:cs="Times New Roman"/>
+                <w:color w:val="000000"/>
+                <w:sz w:val="32"/>
+                <w:szCs w:val="32"/>
+              </w:rPr>
+              <w:t>401 Mg</w:t>
+            </w:r>
           </w:p>
         </w:tc>
         <w:tc>
@@ -8914,15 +10281,25 @@
               <w:left w:val="nil"/>
               <w:right w:val="single" w:sz="4" w:space="0" w:color="auto"/>
             </w:tcBorders>
-          </w:tcPr>
-          <w:p>
-            <w:pPr>
-              <w:rPr>
-                <w:rFonts w:ascii="Times New Roman" w:hAnsi="Times New Roman" w:cs="Times New Roman"/>
-                <w:sz w:val="32"/>
-                <w:szCs w:val="32"/>
-              </w:rPr>
-            </w:pPr>
+            <w:vAlign w:val="bottom"/>
+          </w:tcPr>
+          <w:p>
+            <w:pPr>
+              <w:rPr>
+                <w:rFonts w:ascii="Times New Roman" w:hAnsi="Times New Roman" w:cs="Times New Roman"/>
+                <w:sz w:val="32"/>
+                <w:szCs w:val="32"/>
+              </w:rPr>
+            </w:pPr>
+            <w:r>
+              <w:rPr>
+                <w:rFonts w:ascii="Times New Roman" w:hAnsi="Times New Roman" w:cs="Times New Roman"/>
+                <w:color w:val="000000"/>
+                <w:sz w:val="32"/>
+                <w:szCs w:val="32"/>
+              </w:rPr>
+              <w:t>626</w:t>
+            </w:r>
           </w:p>
         </w:tc>
         <w:tc>
@@ -8932,15 +10309,25 @@
               <w:left w:val="single" w:sz="4" w:space="0" w:color="auto"/>
               <w:right w:val="nil"/>
             </w:tcBorders>
-          </w:tcPr>
-          <w:p>
-            <w:pPr>
-              <w:rPr>
-                <w:rFonts w:ascii="Times New Roman" w:hAnsi="Times New Roman" w:cs="Times New Roman"/>
-                <w:sz w:val="32"/>
-                <w:szCs w:val="32"/>
-              </w:rPr>
-            </w:pPr>
+            <w:vAlign w:val="bottom"/>
+          </w:tcPr>
+          <w:p>
+            <w:pPr>
+              <w:rPr>
+                <w:rFonts w:ascii="Times New Roman" w:hAnsi="Times New Roman" w:cs="Times New Roman"/>
+                <w:sz w:val="32"/>
+                <w:szCs w:val="32"/>
+              </w:rPr>
+            </w:pPr>
+            <w:r>
+              <w:rPr>
+                <w:rFonts w:ascii="Times New Roman" w:hAnsi="Times New Roman" w:cs="Times New Roman"/>
+                <w:color w:val="000000"/>
+                <w:sz w:val="32"/>
+                <w:szCs w:val="32"/>
+              </w:rPr>
+              <w:t>409 MG</w:t>
+            </w:r>
           </w:p>
         </w:tc>
         <w:tc>
@@ -8949,15 +10336,25 @@
             <w:tcBorders>
               <w:left w:val="nil"/>
             </w:tcBorders>
-          </w:tcPr>
-          <w:p>
-            <w:pPr>
-              <w:rPr>
-                <w:rFonts w:ascii="Times New Roman" w:hAnsi="Times New Roman" w:cs="Times New Roman"/>
-                <w:sz w:val="32"/>
-                <w:szCs w:val="32"/>
-              </w:rPr>
-            </w:pPr>
+            <w:vAlign w:val="bottom"/>
+          </w:tcPr>
+          <w:p>
+            <w:pPr>
+              <w:rPr>
+                <w:rFonts w:ascii="Times New Roman" w:hAnsi="Times New Roman" w:cs="Times New Roman"/>
+                <w:sz w:val="32"/>
+                <w:szCs w:val="32"/>
+              </w:rPr>
+            </w:pPr>
+            <w:r>
+              <w:rPr>
+                <w:rFonts w:ascii="Times New Roman" w:hAnsi="Times New Roman" w:cs="Times New Roman"/>
+                <w:color w:val="000000"/>
+                <w:sz w:val="32"/>
+                <w:szCs w:val="32"/>
+              </w:rPr>
+              <w:t>634</w:t>
+            </w:r>
           </w:p>
         </w:tc>
       </w:tr>
@@ -8971,15 +10368,25 @@
             <w:tcBorders>
               <w:right w:val="nil"/>
             </w:tcBorders>
-          </w:tcPr>
-          <w:p>
-            <w:pPr>
-              <w:rPr>
-                <w:rFonts w:ascii="Times New Roman" w:hAnsi="Times New Roman" w:cs="Times New Roman"/>
-                <w:sz w:val="32"/>
-                <w:szCs w:val="32"/>
-              </w:rPr>
-            </w:pPr>
+            <w:vAlign w:val="bottom"/>
+          </w:tcPr>
+          <w:p>
+            <w:pPr>
+              <w:rPr>
+                <w:rFonts w:ascii="Times New Roman" w:hAnsi="Times New Roman" w:cs="Times New Roman"/>
+                <w:sz w:val="32"/>
+                <w:szCs w:val="32"/>
+              </w:rPr>
+            </w:pPr>
+            <w:r>
+              <w:rPr>
+                <w:rFonts w:ascii="Times New Roman" w:hAnsi="Times New Roman" w:cs="Times New Roman"/>
+                <w:color w:val="000000"/>
+                <w:sz w:val="32"/>
+                <w:szCs w:val="32"/>
+              </w:rPr>
+              <w:t>402 Mg</w:t>
+            </w:r>
           </w:p>
         </w:tc>
         <w:tc>
@@ -8989,15 +10396,25 @@
               <w:left w:val="nil"/>
               <w:right w:val="single" w:sz="4" w:space="0" w:color="auto"/>
             </w:tcBorders>
-          </w:tcPr>
-          <w:p>
-            <w:pPr>
-              <w:rPr>
-                <w:rFonts w:ascii="Times New Roman" w:hAnsi="Times New Roman" w:cs="Times New Roman"/>
-                <w:sz w:val="32"/>
-                <w:szCs w:val="32"/>
-              </w:rPr>
-            </w:pPr>
+            <w:vAlign w:val="bottom"/>
+          </w:tcPr>
+          <w:p>
+            <w:pPr>
+              <w:rPr>
+                <w:rFonts w:ascii="Times New Roman" w:hAnsi="Times New Roman" w:cs="Times New Roman"/>
+                <w:sz w:val="32"/>
+                <w:szCs w:val="32"/>
+              </w:rPr>
+            </w:pPr>
+            <w:r>
+              <w:rPr>
+                <w:rFonts w:ascii="Times New Roman" w:hAnsi="Times New Roman" w:cs="Times New Roman"/>
+                <w:color w:val="000000"/>
+                <w:sz w:val="32"/>
+                <w:szCs w:val="32"/>
+              </w:rPr>
+              <w:t>627</w:t>
+            </w:r>
           </w:p>
         </w:tc>
         <w:tc>
@@ -9007,15 +10424,25 @@
               <w:left w:val="single" w:sz="4" w:space="0" w:color="auto"/>
               <w:right w:val="nil"/>
             </w:tcBorders>
-          </w:tcPr>
-          <w:p>
-            <w:pPr>
-              <w:rPr>
-                <w:rFonts w:ascii="Times New Roman" w:hAnsi="Times New Roman" w:cs="Times New Roman"/>
-                <w:sz w:val="32"/>
-                <w:szCs w:val="32"/>
-              </w:rPr>
-            </w:pPr>
+            <w:vAlign w:val="bottom"/>
+          </w:tcPr>
+          <w:p>
+            <w:pPr>
+              <w:rPr>
+                <w:rFonts w:ascii="Times New Roman" w:hAnsi="Times New Roman" w:cs="Times New Roman"/>
+                <w:sz w:val="32"/>
+                <w:szCs w:val="32"/>
+              </w:rPr>
+            </w:pPr>
+            <w:r>
+              <w:rPr>
+                <w:rFonts w:ascii="Times New Roman" w:hAnsi="Times New Roman" w:cs="Times New Roman"/>
+                <w:color w:val="000000"/>
+                <w:sz w:val="32"/>
+                <w:szCs w:val="32"/>
+              </w:rPr>
+              <w:t>410 MG</w:t>
+            </w:r>
           </w:p>
         </w:tc>
         <w:tc>
@@ -9024,15 +10451,25 @@
             <w:tcBorders>
               <w:left w:val="nil"/>
             </w:tcBorders>
-          </w:tcPr>
-          <w:p>
-            <w:pPr>
-              <w:rPr>
-                <w:rFonts w:ascii="Times New Roman" w:hAnsi="Times New Roman" w:cs="Times New Roman"/>
-                <w:sz w:val="32"/>
-                <w:szCs w:val="32"/>
-              </w:rPr>
-            </w:pPr>
+            <w:vAlign w:val="bottom"/>
+          </w:tcPr>
+          <w:p>
+            <w:pPr>
+              <w:rPr>
+                <w:rFonts w:ascii="Times New Roman" w:hAnsi="Times New Roman" w:cs="Times New Roman"/>
+                <w:sz w:val="32"/>
+                <w:szCs w:val="32"/>
+              </w:rPr>
+            </w:pPr>
+            <w:r>
+              <w:rPr>
+                <w:rFonts w:ascii="Times New Roman" w:hAnsi="Times New Roman" w:cs="Times New Roman"/>
+                <w:color w:val="000000"/>
+                <w:sz w:val="32"/>
+                <w:szCs w:val="32"/>
+              </w:rPr>
+              <w:t>635</w:t>
+            </w:r>
           </w:p>
         </w:tc>
       </w:tr>
@@ -9046,15 +10483,25 @@
             <w:tcBorders>
               <w:right w:val="nil"/>
             </w:tcBorders>
-          </w:tcPr>
-          <w:p>
-            <w:pPr>
-              <w:rPr>
-                <w:rFonts w:ascii="Times New Roman" w:hAnsi="Times New Roman" w:cs="Times New Roman"/>
-                <w:sz w:val="32"/>
-                <w:szCs w:val="32"/>
-              </w:rPr>
-            </w:pPr>
+            <w:vAlign w:val="bottom"/>
+          </w:tcPr>
+          <w:p>
+            <w:pPr>
+              <w:rPr>
+                <w:rFonts w:ascii="Times New Roman" w:hAnsi="Times New Roman" w:cs="Times New Roman"/>
+                <w:sz w:val="32"/>
+                <w:szCs w:val="32"/>
+              </w:rPr>
+            </w:pPr>
+            <w:r>
+              <w:rPr>
+                <w:rFonts w:ascii="Times New Roman" w:hAnsi="Times New Roman" w:cs="Times New Roman"/>
+                <w:color w:val="000000"/>
+                <w:sz w:val="32"/>
+                <w:szCs w:val="32"/>
+              </w:rPr>
+              <w:t>403 Mg</w:t>
+            </w:r>
           </w:p>
         </w:tc>
         <w:tc>
@@ -9064,15 +10511,25 @@
               <w:left w:val="nil"/>
               <w:right w:val="single" w:sz="4" w:space="0" w:color="auto"/>
             </w:tcBorders>
-          </w:tcPr>
-          <w:p>
-            <w:pPr>
-              <w:rPr>
-                <w:rFonts w:ascii="Times New Roman" w:hAnsi="Times New Roman" w:cs="Times New Roman"/>
-                <w:sz w:val="32"/>
-                <w:szCs w:val="32"/>
-              </w:rPr>
-            </w:pPr>
+            <w:vAlign w:val="bottom"/>
+          </w:tcPr>
+          <w:p>
+            <w:pPr>
+              <w:rPr>
+                <w:rFonts w:ascii="Times New Roman" w:hAnsi="Times New Roman" w:cs="Times New Roman"/>
+                <w:sz w:val="32"/>
+                <w:szCs w:val="32"/>
+              </w:rPr>
+            </w:pPr>
+            <w:r>
+              <w:rPr>
+                <w:rFonts w:ascii="Times New Roman" w:hAnsi="Times New Roman" w:cs="Times New Roman"/>
+                <w:color w:val="000000"/>
+                <w:sz w:val="32"/>
+                <w:szCs w:val="32"/>
+              </w:rPr>
+              <w:t>628</w:t>
+            </w:r>
           </w:p>
         </w:tc>
         <w:tc>
@@ -9082,15 +10539,25 @@
               <w:left w:val="single" w:sz="4" w:space="0" w:color="auto"/>
               <w:right w:val="nil"/>
             </w:tcBorders>
-          </w:tcPr>
-          <w:p>
-            <w:pPr>
-              <w:rPr>
-                <w:rFonts w:ascii="Times New Roman" w:hAnsi="Times New Roman" w:cs="Times New Roman"/>
-                <w:sz w:val="32"/>
-                <w:szCs w:val="32"/>
-              </w:rPr>
-            </w:pPr>
+            <w:vAlign w:val="bottom"/>
+          </w:tcPr>
+          <w:p>
+            <w:pPr>
+              <w:rPr>
+                <w:rFonts w:ascii="Times New Roman" w:hAnsi="Times New Roman" w:cs="Times New Roman"/>
+                <w:sz w:val="32"/>
+                <w:szCs w:val="32"/>
+              </w:rPr>
+            </w:pPr>
+            <w:r>
+              <w:rPr>
+                <w:rFonts w:ascii="Times New Roman" w:hAnsi="Times New Roman" w:cs="Times New Roman"/>
+                <w:color w:val="000000"/>
+                <w:sz w:val="32"/>
+                <w:szCs w:val="32"/>
+              </w:rPr>
+              <w:t>411 MG</w:t>
+            </w:r>
           </w:p>
         </w:tc>
         <w:tc>
@@ -9099,15 +10566,25 @@
             <w:tcBorders>
               <w:left w:val="nil"/>
             </w:tcBorders>
-          </w:tcPr>
-          <w:p>
-            <w:pPr>
-              <w:rPr>
-                <w:rFonts w:ascii="Times New Roman" w:hAnsi="Times New Roman" w:cs="Times New Roman"/>
-                <w:sz w:val="32"/>
-                <w:szCs w:val="32"/>
-              </w:rPr>
-            </w:pPr>
+            <w:vAlign w:val="bottom"/>
+          </w:tcPr>
+          <w:p>
+            <w:pPr>
+              <w:rPr>
+                <w:rFonts w:ascii="Times New Roman" w:hAnsi="Times New Roman" w:cs="Times New Roman"/>
+                <w:sz w:val="32"/>
+                <w:szCs w:val="32"/>
+              </w:rPr>
+            </w:pPr>
+            <w:r>
+              <w:rPr>
+                <w:rFonts w:ascii="Times New Roman" w:hAnsi="Times New Roman" w:cs="Times New Roman"/>
+                <w:color w:val="000000"/>
+                <w:sz w:val="32"/>
+                <w:szCs w:val="32"/>
+              </w:rPr>
+              <w:t>636</w:t>
+            </w:r>
           </w:p>
         </w:tc>
       </w:tr>
@@ -9121,15 +10598,25 @@
             <w:tcBorders>
               <w:right w:val="nil"/>
             </w:tcBorders>
-          </w:tcPr>
-          <w:p>
-            <w:pPr>
-              <w:rPr>
-                <w:rFonts w:ascii="Times New Roman" w:hAnsi="Times New Roman" w:cs="Times New Roman"/>
-                <w:sz w:val="32"/>
-                <w:szCs w:val="32"/>
-              </w:rPr>
-            </w:pPr>
+            <w:vAlign w:val="bottom"/>
+          </w:tcPr>
+          <w:p>
+            <w:pPr>
+              <w:rPr>
+                <w:rFonts w:ascii="Times New Roman" w:hAnsi="Times New Roman" w:cs="Times New Roman"/>
+                <w:sz w:val="32"/>
+                <w:szCs w:val="32"/>
+              </w:rPr>
+            </w:pPr>
+            <w:r>
+              <w:rPr>
+                <w:rFonts w:ascii="Times New Roman" w:hAnsi="Times New Roman" w:cs="Times New Roman"/>
+                <w:color w:val="000000"/>
+                <w:sz w:val="32"/>
+                <w:szCs w:val="32"/>
+              </w:rPr>
+              <w:t>404 Mg</w:t>
+            </w:r>
           </w:p>
         </w:tc>
         <w:tc>
@@ -9139,15 +10626,25 @@
               <w:left w:val="nil"/>
               <w:right w:val="single" w:sz="4" w:space="0" w:color="auto"/>
             </w:tcBorders>
-          </w:tcPr>
-          <w:p>
-            <w:pPr>
-              <w:rPr>
-                <w:rFonts w:ascii="Times New Roman" w:hAnsi="Times New Roman" w:cs="Times New Roman"/>
-                <w:sz w:val="32"/>
-                <w:szCs w:val="32"/>
-              </w:rPr>
-            </w:pPr>
+            <w:vAlign w:val="bottom"/>
+          </w:tcPr>
+          <w:p>
+            <w:pPr>
+              <w:rPr>
+                <w:rFonts w:ascii="Times New Roman" w:hAnsi="Times New Roman" w:cs="Times New Roman"/>
+                <w:sz w:val="32"/>
+                <w:szCs w:val="32"/>
+              </w:rPr>
+            </w:pPr>
+            <w:r>
+              <w:rPr>
+                <w:rFonts w:ascii="Times New Roman" w:hAnsi="Times New Roman" w:cs="Times New Roman"/>
+                <w:color w:val="000000"/>
+                <w:sz w:val="32"/>
+                <w:szCs w:val="32"/>
+              </w:rPr>
+              <w:t>629</w:t>
+            </w:r>
           </w:p>
         </w:tc>
         <w:tc>
@@ -9157,15 +10654,25 @@
               <w:left w:val="single" w:sz="4" w:space="0" w:color="auto"/>
               <w:right w:val="nil"/>
             </w:tcBorders>
-          </w:tcPr>
-          <w:p>
-            <w:pPr>
-              <w:rPr>
-                <w:rFonts w:ascii="Times New Roman" w:hAnsi="Times New Roman" w:cs="Times New Roman"/>
-                <w:sz w:val="32"/>
-                <w:szCs w:val="32"/>
-              </w:rPr>
-            </w:pPr>
+            <w:vAlign w:val="bottom"/>
+          </w:tcPr>
+          <w:p>
+            <w:pPr>
+              <w:rPr>
+                <w:rFonts w:ascii="Times New Roman" w:hAnsi="Times New Roman" w:cs="Times New Roman"/>
+                <w:sz w:val="32"/>
+                <w:szCs w:val="32"/>
+              </w:rPr>
+            </w:pPr>
+            <w:r>
+              <w:rPr>
+                <w:rFonts w:ascii="Times New Roman" w:hAnsi="Times New Roman" w:cs="Times New Roman"/>
+                <w:color w:val="000000"/>
+                <w:sz w:val="32"/>
+                <w:szCs w:val="32"/>
+              </w:rPr>
+              <w:t>412 MG</w:t>
+            </w:r>
           </w:p>
         </w:tc>
         <w:tc>
@@ -9174,15 +10681,25 @@
             <w:tcBorders>
               <w:left w:val="nil"/>
             </w:tcBorders>
-          </w:tcPr>
-          <w:p>
-            <w:pPr>
-              <w:rPr>
-                <w:rFonts w:ascii="Times New Roman" w:hAnsi="Times New Roman" w:cs="Times New Roman"/>
-                <w:sz w:val="32"/>
-                <w:szCs w:val="32"/>
-              </w:rPr>
-            </w:pPr>
+            <w:vAlign w:val="bottom"/>
+          </w:tcPr>
+          <w:p>
+            <w:pPr>
+              <w:rPr>
+                <w:rFonts w:ascii="Times New Roman" w:hAnsi="Times New Roman" w:cs="Times New Roman"/>
+                <w:sz w:val="32"/>
+                <w:szCs w:val="32"/>
+              </w:rPr>
+            </w:pPr>
+            <w:r>
+              <w:rPr>
+                <w:rFonts w:ascii="Times New Roman" w:hAnsi="Times New Roman" w:cs="Times New Roman"/>
+                <w:color w:val="000000"/>
+                <w:sz w:val="32"/>
+                <w:szCs w:val="32"/>
+              </w:rPr>
+              <w:t>637</w:t>
+            </w:r>
           </w:p>
         </w:tc>
       </w:tr>
@@ -9196,15 +10713,25 @@
             <w:tcBorders>
               <w:right w:val="nil"/>
             </w:tcBorders>
-          </w:tcPr>
-          <w:p>
-            <w:pPr>
-              <w:rPr>
-                <w:rFonts w:ascii="Times New Roman" w:hAnsi="Times New Roman" w:cs="Times New Roman"/>
-                <w:sz w:val="32"/>
-                <w:szCs w:val="32"/>
-              </w:rPr>
-            </w:pPr>
+            <w:vAlign w:val="bottom"/>
+          </w:tcPr>
+          <w:p>
+            <w:pPr>
+              <w:rPr>
+                <w:rFonts w:ascii="Times New Roman" w:hAnsi="Times New Roman" w:cs="Times New Roman"/>
+                <w:sz w:val="32"/>
+                <w:szCs w:val="32"/>
+              </w:rPr>
+            </w:pPr>
+            <w:r>
+              <w:rPr>
+                <w:rFonts w:ascii="Times New Roman" w:hAnsi="Times New Roman" w:cs="Times New Roman"/>
+                <w:color w:val="000000"/>
+                <w:sz w:val="32"/>
+                <w:szCs w:val="32"/>
+              </w:rPr>
+              <w:t>405 Mg</w:t>
+            </w:r>
           </w:p>
         </w:tc>
         <w:tc>
@@ -9214,15 +10741,25 @@
               <w:left w:val="nil"/>
               <w:right w:val="single" w:sz="4" w:space="0" w:color="auto"/>
             </w:tcBorders>
-          </w:tcPr>
-          <w:p>
-            <w:pPr>
-              <w:rPr>
-                <w:rFonts w:ascii="Times New Roman" w:hAnsi="Times New Roman" w:cs="Times New Roman"/>
-                <w:sz w:val="32"/>
-                <w:szCs w:val="32"/>
-              </w:rPr>
-            </w:pPr>
+            <w:vAlign w:val="bottom"/>
+          </w:tcPr>
+          <w:p>
+            <w:pPr>
+              <w:rPr>
+                <w:rFonts w:ascii="Times New Roman" w:hAnsi="Times New Roman" w:cs="Times New Roman"/>
+                <w:sz w:val="32"/>
+                <w:szCs w:val="32"/>
+              </w:rPr>
+            </w:pPr>
+            <w:r>
+              <w:rPr>
+                <w:rFonts w:ascii="Times New Roman" w:hAnsi="Times New Roman" w:cs="Times New Roman"/>
+                <w:color w:val="000000"/>
+                <w:sz w:val="32"/>
+                <w:szCs w:val="32"/>
+              </w:rPr>
+              <w:t>630</w:t>
+            </w:r>
           </w:p>
         </w:tc>
         <w:tc>
@@ -9232,15 +10769,25 @@
               <w:left w:val="single" w:sz="4" w:space="0" w:color="auto"/>
               <w:right w:val="nil"/>
             </w:tcBorders>
-          </w:tcPr>
-          <w:p>
-            <w:pPr>
-              <w:rPr>
-                <w:rFonts w:ascii="Times New Roman" w:hAnsi="Times New Roman" w:cs="Times New Roman"/>
-                <w:sz w:val="32"/>
-                <w:szCs w:val="32"/>
-              </w:rPr>
-            </w:pPr>
+            <w:vAlign w:val="bottom"/>
+          </w:tcPr>
+          <w:p>
+            <w:pPr>
+              <w:rPr>
+                <w:rFonts w:ascii="Times New Roman" w:hAnsi="Times New Roman" w:cs="Times New Roman"/>
+                <w:sz w:val="32"/>
+                <w:szCs w:val="32"/>
+              </w:rPr>
+            </w:pPr>
+            <w:r>
+              <w:rPr>
+                <w:rFonts w:ascii="Times New Roman" w:hAnsi="Times New Roman" w:cs="Times New Roman"/>
+                <w:color w:val="000000"/>
+                <w:sz w:val="32"/>
+                <w:szCs w:val="32"/>
+              </w:rPr>
+              <w:t>413 MG</w:t>
+            </w:r>
           </w:p>
         </w:tc>
         <w:tc>
@@ -9249,15 +10796,25 @@
             <w:tcBorders>
               <w:left w:val="nil"/>
             </w:tcBorders>
-          </w:tcPr>
-          <w:p>
-            <w:pPr>
-              <w:rPr>
-                <w:rFonts w:ascii="Times New Roman" w:hAnsi="Times New Roman" w:cs="Times New Roman"/>
-                <w:sz w:val="32"/>
-                <w:szCs w:val="32"/>
-              </w:rPr>
-            </w:pPr>
+            <w:vAlign w:val="bottom"/>
+          </w:tcPr>
+          <w:p>
+            <w:pPr>
+              <w:rPr>
+                <w:rFonts w:ascii="Times New Roman" w:hAnsi="Times New Roman" w:cs="Times New Roman"/>
+                <w:sz w:val="32"/>
+                <w:szCs w:val="32"/>
+              </w:rPr>
+            </w:pPr>
+            <w:r>
+              <w:rPr>
+                <w:rFonts w:ascii="Times New Roman" w:hAnsi="Times New Roman" w:cs="Times New Roman"/>
+                <w:color w:val="000000"/>
+                <w:sz w:val="32"/>
+                <w:szCs w:val="32"/>
+              </w:rPr>
+              <w:t>638</w:t>
+            </w:r>
           </w:p>
         </w:tc>
       </w:tr>
@@ -9271,15 +10828,25 @@
             <w:tcBorders>
               <w:right w:val="nil"/>
             </w:tcBorders>
-          </w:tcPr>
-          <w:p>
-            <w:pPr>
-              <w:rPr>
-                <w:rFonts w:ascii="Times New Roman" w:hAnsi="Times New Roman" w:cs="Times New Roman"/>
-                <w:sz w:val="32"/>
-                <w:szCs w:val="32"/>
-              </w:rPr>
-            </w:pPr>
+            <w:vAlign w:val="bottom"/>
+          </w:tcPr>
+          <w:p>
+            <w:pPr>
+              <w:rPr>
+                <w:rFonts w:ascii="Times New Roman" w:hAnsi="Times New Roman" w:cs="Times New Roman"/>
+                <w:sz w:val="32"/>
+                <w:szCs w:val="32"/>
+              </w:rPr>
+            </w:pPr>
+            <w:r>
+              <w:rPr>
+                <w:rFonts w:ascii="Times New Roman" w:hAnsi="Times New Roman" w:cs="Times New Roman"/>
+                <w:color w:val="000000"/>
+                <w:sz w:val="32"/>
+                <w:szCs w:val="32"/>
+              </w:rPr>
+              <w:t>406 Mg</w:t>
+            </w:r>
           </w:p>
         </w:tc>
         <w:tc>
@@ -9289,15 +10856,25 @@
               <w:left w:val="nil"/>
               <w:right w:val="single" w:sz="4" w:space="0" w:color="auto"/>
             </w:tcBorders>
-          </w:tcPr>
-          <w:p>
-            <w:pPr>
-              <w:rPr>
-                <w:rFonts w:ascii="Times New Roman" w:hAnsi="Times New Roman" w:cs="Times New Roman"/>
-                <w:sz w:val="32"/>
-                <w:szCs w:val="32"/>
-              </w:rPr>
-            </w:pPr>
+            <w:vAlign w:val="bottom"/>
+          </w:tcPr>
+          <w:p>
+            <w:pPr>
+              <w:rPr>
+                <w:rFonts w:ascii="Times New Roman" w:hAnsi="Times New Roman" w:cs="Times New Roman"/>
+                <w:sz w:val="32"/>
+                <w:szCs w:val="32"/>
+              </w:rPr>
+            </w:pPr>
+            <w:r>
+              <w:rPr>
+                <w:rFonts w:ascii="Times New Roman" w:hAnsi="Times New Roman" w:cs="Times New Roman"/>
+                <w:color w:val="000000"/>
+                <w:sz w:val="32"/>
+                <w:szCs w:val="32"/>
+              </w:rPr>
+              <w:t>631</w:t>
+            </w:r>
           </w:p>
         </w:tc>
         <w:tc>
@@ -9307,15 +10884,25 @@
               <w:left w:val="single" w:sz="4" w:space="0" w:color="auto"/>
               <w:right w:val="nil"/>
             </w:tcBorders>
-          </w:tcPr>
-          <w:p>
-            <w:pPr>
-              <w:rPr>
-                <w:rFonts w:ascii="Times New Roman" w:hAnsi="Times New Roman" w:cs="Times New Roman"/>
-                <w:sz w:val="32"/>
-                <w:szCs w:val="32"/>
-              </w:rPr>
-            </w:pPr>
+            <w:vAlign w:val="bottom"/>
+          </w:tcPr>
+          <w:p>
+            <w:pPr>
+              <w:rPr>
+                <w:rFonts w:ascii="Times New Roman" w:hAnsi="Times New Roman" w:cs="Times New Roman"/>
+                <w:sz w:val="32"/>
+                <w:szCs w:val="32"/>
+              </w:rPr>
+            </w:pPr>
+            <w:r>
+              <w:rPr>
+                <w:rFonts w:ascii="Times New Roman" w:hAnsi="Times New Roman" w:cs="Times New Roman"/>
+                <w:color w:val="000000"/>
+                <w:sz w:val="32"/>
+                <w:szCs w:val="32"/>
+              </w:rPr>
+              <w:t>414 MG</w:t>
+            </w:r>
           </w:p>
         </w:tc>
         <w:tc>
@@ -9324,15 +10911,25 @@
             <w:tcBorders>
               <w:left w:val="nil"/>
             </w:tcBorders>
-          </w:tcPr>
-          <w:p>
-            <w:pPr>
-              <w:rPr>
-                <w:rFonts w:ascii="Times New Roman" w:hAnsi="Times New Roman" w:cs="Times New Roman"/>
-                <w:sz w:val="32"/>
-                <w:szCs w:val="32"/>
-              </w:rPr>
-            </w:pPr>
+            <w:vAlign w:val="bottom"/>
+          </w:tcPr>
+          <w:p>
+            <w:pPr>
+              <w:rPr>
+                <w:rFonts w:ascii="Times New Roman" w:hAnsi="Times New Roman" w:cs="Times New Roman"/>
+                <w:sz w:val="32"/>
+                <w:szCs w:val="32"/>
+              </w:rPr>
+            </w:pPr>
+            <w:r>
+              <w:rPr>
+                <w:rFonts w:ascii="Times New Roman" w:hAnsi="Times New Roman" w:cs="Times New Roman"/>
+                <w:color w:val="000000"/>
+                <w:sz w:val="32"/>
+                <w:szCs w:val="32"/>
+              </w:rPr>
+              <w:t>504 N</w:t>
+            </w:r>
           </w:p>
         </w:tc>
       </w:tr>
@@ -9346,15 +10943,25 @@
             <w:tcBorders>
               <w:right w:val="nil"/>
             </w:tcBorders>
-          </w:tcPr>
-          <w:p>
-            <w:pPr>
-              <w:rPr>
-                <w:rFonts w:ascii="Times New Roman" w:hAnsi="Times New Roman" w:cs="Times New Roman"/>
-                <w:sz w:val="32"/>
-                <w:szCs w:val="32"/>
-              </w:rPr>
-            </w:pPr>
+            <w:vAlign w:val="bottom"/>
+          </w:tcPr>
+          <w:p>
+            <w:pPr>
+              <w:rPr>
+                <w:rFonts w:ascii="Times New Roman" w:hAnsi="Times New Roman" w:cs="Times New Roman"/>
+                <w:sz w:val="32"/>
+                <w:szCs w:val="32"/>
+              </w:rPr>
+            </w:pPr>
+            <w:r>
+              <w:rPr>
+                <w:rFonts w:ascii="Times New Roman" w:hAnsi="Times New Roman" w:cs="Times New Roman"/>
+                <w:color w:val="000000"/>
+                <w:sz w:val="32"/>
+                <w:szCs w:val="32"/>
+              </w:rPr>
+              <w:t>407 Mg</w:t>
+            </w:r>
           </w:p>
         </w:tc>
         <w:tc>
@@ -9364,15 +10971,25 @@
               <w:left w:val="nil"/>
               <w:right w:val="single" w:sz="4" w:space="0" w:color="auto"/>
             </w:tcBorders>
-          </w:tcPr>
-          <w:p>
-            <w:pPr>
-              <w:rPr>
-                <w:rFonts w:ascii="Times New Roman" w:hAnsi="Times New Roman" w:cs="Times New Roman"/>
-                <w:sz w:val="32"/>
-                <w:szCs w:val="32"/>
-              </w:rPr>
-            </w:pPr>
+            <w:vAlign w:val="bottom"/>
+          </w:tcPr>
+          <w:p>
+            <w:pPr>
+              <w:rPr>
+                <w:rFonts w:ascii="Times New Roman" w:hAnsi="Times New Roman" w:cs="Times New Roman"/>
+                <w:sz w:val="32"/>
+                <w:szCs w:val="32"/>
+              </w:rPr>
+            </w:pPr>
+            <w:r>
+              <w:rPr>
+                <w:rFonts w:ascii="Times New Roman" w:hAnsi="Times New Roman" w:cs="Times New Roman"/>
+                <w:color w:val="000000"/>
+                <w:sz w:val="32"/>
+                <w:szCs w:val="32"/>
+              </w:rPr>
+              <w:t>632</w:t>
+            </w:r>
           </w:p>
         </w:tc>
         <w:tc>
@@ -9382,15 +10999,25 @@
               <w:left w:val="single" w:sz="4" w:space="0" w:color="auto"/>
               <w:right w:val="nil"/>
             </w:tcBorders>
-          </w:tcPr>
-          <w:p>
-            <w:pPr>
-              <w:rPr>
-                <w:rFonts w:ascii="Times New Roman" w:hAnsi="Times New Roman" w:cs="Times New Roman"/>
-                <w:sz w:val="32"/>
-                <w:szCs w:val="32"/>
-              </w:rPr>
-            </w:pPr>
+            <w:vAlign w:val="bottom"/>
+          </w:tcPr>
+          <w:p>
+            <w:pPr>
+              <w:rPr>
+                <w:rFonts w:ascii="Times New Roman" w:hAnsi="Times New Roman" w:cs="Times New Roman"/>
+                <w:sz w:val="32"/>
+                <w:szCs w:val="32"/>
+              </w:rPr>
+            </w:pPr>
+            <w:r>
+              <w:rPr>
+                <w:rFonts w:ascii="Times New Roman" w:hAnsi="Times New Roman" w:cs="Times New Roman"/>
+                <w:color w:val="000000"/>
+                <w:sz w:val="32"/>
+                <w:szCs w:val="32"/>
+              </w:rPr>
+              <w:t>415 MG</w:t>
+            </w:r>
           </w:p>
         </w:tc>
         <w:tc>
@@ -9399,15 +11026,25 @@
             <w:tcBorders>
               <w:left w:val="nil"/>
             </w:tcBorders>
-          </w:tcPr>
-          <w:p>
-            <w:pPr>
-              <w:rPr>
-                <w:rFonts w:ascii="Times New Roman" w:hAnsi="Times New Roman" w:cs="Times New Roman"/>
-                <w:sz w:val="32"/>
-                <w:szCs w:val="32"/>
-              </w:rPr>
-            </w:pPr>
+            <w:vAlign w:val="bottom"/>
+          </w:tcPr>
+          <w:p>
+            <w:pPr>
+              <w:rPr>
+                <w:rFonts w:ascii="Times New Roman" w:hAnsi="Times New Roman" w:cs="Times New Roman"/>
+                <w:sz w:val="32"/>
+                <w:szCs w:val="32"/>
+              </w:rPr>
+            </w:pPr>
+            <w:r>
+              <w:rPr>
+                <w:rFonts w:ascii="Times New Roman" w:hAnsi="Times New Roman" w:cs="Times New Roman"/>
+                <w:color w:val="000000"/>
+                <w:sz w:val="32"/>
+                <w:szCs w:val="32"/>
+              </w:rPr>
+              <w:t>505 N</w:t>
+            </w:r>
           </w:p>
         </w:tc>
       </w:tr>
@@ -9421,15 +11058,25 @@
             <w:tcBorders>
               <w:right w:val="nil"/>
             </w:tcBorders>
-          </w:tcPr>
-          <w:p>
-            <w:pPr>
-              <w:rPr>
-                <w:rFonts w:ascii="Times New Roman" w:hAnsi="Times New Roman" w:cs="Times New Roman"/>
-                <w:sz w:val="32"/>
-                <w:szCs w:val="32"/>
-              </w:rPr>
-            </w:pPr>
+            <w:vAlign w:val="bottom"/>
+          </w:tcPr>
+          <w:p>
+            <w:pPr>
+              <w:rPr>
+                <w:rFonts w:ascii="Times New Roman" w:hAnsi="Times New Roman" w:cs="Times New Roman"/>
+                <w:sz w:val="32"/>
+                <w:szCs w:val="32"/>
+              </w:rPr>
+            </w:pPr>
+            <w:r>
+              <w:rPr>
+                <w:rFonts w:ascii="Times New Roman" w:hAnsi="Times New Roman" w:cs="Times New Roman"/>
+                <w:color w:val="000000"/>
+                <w:sz w:val="32"/>
+                <w:szCs w:val="32"/>
+              </w:rPr>
+              <w:t>408 Mg</w:t>
+            </w:r>
           </w:p>
         </w:tc>
         <w:tc>
@@ -9439,15 +11086,25 @@
               <w:left w:val="nil"/>
               <w:right w:val="single" w:sz="4" w:space="0" w:color="auto"/>
             </w:tcBorders>
-          </w:tcPr>
-          <w:p>
-            <w:pPr>
-              <w:rPr>
-                <w:rFonts w:ascii="Times New Roman" w:hAnsi="Times New Roman" w:cs="Times New Roman"/>
-                <w:sz w:val="32"/>
-                <w:szCs w:val="32"/>
-              </w:rPr>
-            </w:pPr>
+            <w:vAlign w:val="bottom"/>
+          </w:tcPr>
+          <w:p>
+            <w:pPr>
+              <w:rPr>
+                <w:rFonts w:ascii="Times New Roman" w:hAnsi="Times New Roman" w:cs="Times New Roman"/>
+                <w:sz w:val="32"/>
+                <w:szCs w:val="32"/>
+              </w:rPr>
+            </w:pPr>
+            <w:r>
+              <w:rPr>
+                <w:rFonts w:ascii="Times New Roman" w:hAnsi="Times New Roman" w:cs="Times New Roman"/>
+                <w:color w:val="000000"/>
+                <w:sz w:val="32"/>
+                <w:szCs w:val="32"/>
+              </w:rPr>
+              <w:t>633</w:t>
+            </w:r>
           </w:p>
         </w:tc>
         <w:tc>
@@ -9457,15 +11114,25 @@
               <w:left w:val="single" w:sz="4" w:space="0" w:color="auto"/>
               <w:right w:val="nil"/>
             </w:tcBorders>
-          </w:tcPr>
-          <w:p>
-            <w:pPr>
-              <w:rPr>
-                <w:rFonts w:ascii="Times New Roman" w:hAnsi="Times New Roman" w:cs="Times New Roman"/>
-                <w:sz w:val="32"/>
-                <w:szCs w:val="32"/>
-              </w:rPr>
-            </w:pPr>
+            <w:vAlign w:val="bottom"/>
+          </w:tcPr>
+          <w:p>
+            <w:pPr>
+              <w:rPr>
+                <w:rFonts w:ascii="Times New Roman" w:hAnsi="Times New Roman" w:cs="Times New Roman"/>
+                <w:sz w:val="32"/>
+                <w:szCs w:val="32"/>
+              </w:rPr>
+            </w:pPr>
+            <w:r>
+              <w:rPr>
+                <w:rFonts w:ascii="Times New Roman" w:hAnsi="Times New Roman" w:cs="Times New Roman"/>
+                <w:color w:val="000000"/>
+                <w:sz w:val="32"/>
+                <w:szCs w:val="32"/>
+              </w:rPr>
+              <w:t>416 MG</w:t>
+            </w:r>
           </w:p>
         </w:tc>
         <w:tc>
@@ -9474,15 +11141,25 @@
             <w:tcBorders>
               <w:left w:val="nil"/>
             </w:tcBorders>
-          </w:tcPr>
-          <w:p>
-            <w:pPr>
-              <w:rPr>
-                <w:rFonts w:ascii="Times New Roman" w:hAnsi="Times New Roman" w:cs="Times New Roman"/>
-                <w:sz w:val="32"/>
-                <w:szCs w:val="32"/>
-              </w:rPr>
-            </w:pPr>
+            <w:vAlign w:val="bottom"/>
+          </w:tcPr>
+          <w:p>
+            <w:pPr>
+              <w:rPr>
+                <w:rFonts w:ascii="Times New Roman" w:hAnsi="Times New Roman" w:cs="Times New Roman"/>
+                <w:sz w:val="32"/>
+                <w:szCs w:val="32"/>
+              </w:rPr>
+            </w:pPr>
+            <w:r>
+              <w:rPr>
+                <w:rFonts w:ascii="Times New Roman" w:hAnsi="Times New Roman" w:cs="Times New Roman"/>
+                <w:color w:val="000000"/>
+                <w:sz w:val="32"/>
+                <w:szCs w:val="32"/>
+              </w:rPr>
+              <w:t>506 N</w:t>
+            </w:r>
           </w:p>
         </w:tc>
       </w:tr>
@@ -9613,6 +11290,14 @@
                 <w:szCs w:val="32"/>
               </w:rPr>
             </w:pPr>
+            <w:r>
+              <w:rPr>
+                <w:rFonts w:ascii="Times New Roman" w:hAnsi="Times New Roman" w:cs="Times New Roman"/>
+                <w:sz w:val="32"/>
+                <w:szCs w:val="32"/>
+              </w:rPr>
+              <w:t>4</w:t>
+            </w:r>
           </w:p>
         </w:tc>
         <w:tc>
@@ -9627,6 +11312,14 @@
                 <w:szCs w:val="32"/>
               </w:rPr>
             </w:pPr>
+            <w:r>
+              <w:rPr>
+                <w:rFonts w:ascii="Times New Roman" w:hAnsi="Times New Roman" w:cs="Times New Roman"/>
+                <w:sz w:val="32"/>
+                <w:szCs w:val="32"/>
+              </w:rPr>
+              <w:t>401 – 416</w:t>
+            </w:r>
           </w:p>
         </w:tc>
         <w:tc>
@@ -9641,6 +11334,14 @@
                 <w:szCs w:val="32"/>
               </w:rPr>
             </w:pPr>
+            <w:r>
+              <w:rPr>
+                <w:rFonts w:ascii="Times New Roman" w:hAnsi="Times New Roman" w:cs="Times New Roman"/>
+                <w:sz w:val="32"/>
+                <w:szCs w:val="32"/>
+              </w:rPr>
+              <w:t>16</w:t>
+            </w:r>
           </w:p>
         </w:tc>
       </w:tr>
@@ -9660,6 +11361,14 @@
                 <w:szCs w:val="32"/>
               </w:rPr>
             </w:pPr>
+            <w:r>
+              <w:rPr>
+                <w:rFonts w:ascii="Times New Roman" w:hAnsi="Times New Roman" w:cs="Times New Roman"/>
+                <w:sz w:val="32"/>
+                <w:szCs w:val="32"/>
+              </w:rPr>
+              <w:t>5</w:t>
+            </w:r>
           </w:p>
         </w:tc>
         <w:tc>
@@ -9674,6 +11383,14 @@
                 <w:szCs w:val="32"/>
               </w:rPr>
             </w:pPr>
+            <w:r>
+              <w:rPr>
+                <w:rFonts w:ascii="Times New Roman" w:hAnsi="Times New Roman" w:cs="Times New Roman"/>
+                <w:sz w:val="32"/>
+                <w:szCs w:val="32"/>
+              </w:rPr>
+              <w:t>504 -  506</w:t>
+            </w:r>
           </w:p>
         </w:tc>
         <w:tc>
@@ -9688,6 +11405,85 @@
                 <w:szCs w:val="32"/>
               </w:rPr>
             </w:pPr>
+            <w:r>
+              <w:rPr>
+                <w:rFonts w:ascii="Times New Roman" w:hAnsi="Times New Roman" w:cs="Times New Roman"/>
+                <w:sz w:val="32"/>
+                <w:szCs w:val="32"/>
+              </w:rPr>
+              <w:t>3</w:t>
+            </w:r>
+          </w:p>
+        </w:tc>
+      </w:tr>
+      <w:tr>
+        <w:trPr>
+          <w:trHeight w:val="685"/>
+        </w:trPr>
+        <w:tc>
+          <w:tcPr>
+            <w:tcW w:w="3574" w:type="dxa"/>
+          </w:tcPr>
+          <w:p>
+            <w:pPr>
+              <w:rPr>
+                <w:rFonts w:ascii="Times New Roman" w:hAnsi="Times New Roman" w:cs="Times New Roman"/>
+                <w:sz w:val="32"/>
+                <w:szCs w:val="32"/>
+              </w:rPr>
+            </w:pPr>
+            <w:r>
+              <w:rPr>
+                <w:rFonts w:ascii="Times New Roman" w:hAnsi="Times New Roman" w:cs="Times New Roman"/>
+                <w:sz w:val="32"/>
+                <w:szCs w:val="32"/>
+              </w:rPr>
+              <w:t>6</w:t>
+            </w:r>
+          </w:p>
+        </w:tc>
+        <w:tc>
+          <w:tcPr>
+            <w:tcW w:w="3574" w:type="dxa"/>
+          </w:tcPr>
+          <w:p>
+            <w:pPr>
+              <w:rPr>
+                <w:rFonts w:ascii="Times New Roman" w:hAnsi="Times New Roman" w:cs="Times New Roman"/>
+                <w:sz w:val="32"/>
+                <w:szCs w:val="32"/>
+              </w:rPr>
+            </w:pPr>
+            <w:r>
+              <w:rPr>
+                <w:rFonts w:ascii="Times New Roman" w:hAnsi="Times New Roman" w:cs="Times New Roman"/>
+                <w:sz w:val="32"/>
+                <w:szCs w:val="32"/>
+              </w:rPr>
+              <w:t>626 - 638</w:t>
+            </w:r>
+          </w:p>
+        </w:tc>
+        <w:tc>
+          <w:tcPr>
+            <w:tcW w:w="3574" w:type="dxa"/>
+          </w:tcPr>
+          <w:p>
+            <w:pPr>
+              <w:rPr>
+                <w:rFonts w:ascii="Times New Roman" w:hAnsi="Times New Roman" w:cs="Times New Roman"/>
+                <w:sz w:val="32"/>
+                <w:szCs w:val="32"/>
+              </w:rPr>
+            </w:pPr>
+            <w:r>
+              <w:rPr>
+                <w:rFonts w:ascii="Times New Roman" w:hAnsi="Times New Roman" w:cs="Times New Roman"/>
+                <w:sz w:val="32"/>
+                <w:szCs w:val="32"/>
+              </w:rPr>
+              <w:t>13</w:t>
+            </w:r>
           </w:p>
         </w:tc>
       </w:tr>
@@ -9697,53 +11493,6 @@
         </w:trPr>
         <w:tc>
           <w:tcPr>
-            <w:tcW w:w="3574" w:type="dxa"/>
-          </w:tcPr>
-          <w:p>
-            <w:pPr>
-              <w:rPr>
-                <w:rFonts w:ascii="Times New Roman" w:hAnsi="Times New Roman" w:cs="Times New Roman"/>
-                <w:sz w:val="32"/>
-                <w:szCs w:val="32"/>
-              </w:rPr>
-            </w:pPr>
-          </w:p>
-        </w:tc>
-        <w:tc>
-          <w:tcPr>
-            <w:tcW w:w="3574" w:type="dxa"/>
-          </w:tcPr>
-          <w:p>
-            <w:pPr>
-              <w:rPr>
-                <w:rFonts w:ascii="Times New Roman" w:hAnsi="Times New Roman" w:cs="Times New Roman"/>
-                <w:sz w:val="32"/>
-                <w:szCs w:val="32"/>
-              </w:rPr>
-            </w:pPr>
-          </w:p>
-        </w:tc>
-        <w:tc>
-          <w:tcPr>
-            <w:tcW w:w="3574" w:type="dxa"/>
-          </w:tcPr>
-          <w:p>
-            <w:pPr>
-              <w:rPr>
-                <w:rFonts w:ascii="Times New Roman" w:hAnsi="Times New Roman" w:cs="Times New Roman"/>
-                <w:sz w:val="32"/>
-                <w:szCs w:val="32"/>
-              </w:rPr>
-            </w:pPr>
-          </w:p>
-        </w:tc>
-      </w:tr>
-      <w:tr>
-        <w:trPr>
-          <w:trHeight w:val="669"/>
-        </w:trPr>
-        <w:tc>
-          <w:tcPr>
             <w:tcW w:w="7148" w:type="dxa"/>
             <w:gridSpan w:val="2"/>
           </w:tcPr>
@@ -9758,14 +11507,7 @@
                 <w:szCs w:val="32"/>
               </w:rPr>
             </w:pPr>
-          </w:p>
-        </w:tc>
-        <w:tc>
-          <w:tcPr>
-            <w:tcW w:w="3574" w:type="dxa"/>
-          </w:tcPr>
-          <w:p>
-            <w:pPr>
+            <w:r>
               <w:rPr>
                 <w:rFonts w:ascii="Times New Roman" w:hAnsi="Times New Roman" w:cs="Times New Roman"/>
                 <w:b/>
@@ -9773,7 +11515,34 @@
                 <w:sz w:val="32"/>
                 <w:szCs w:val="32"/>
               </w:rPr>
-            </w:pPr>
+              <w:t>Total</w:t>
+            </w:r>
+          </w:p>
+        </w:tc>
+        <w:tc>
+          <w:tcPr>
+            <w:tcW w:w="3574" w:type="dxa"/>
+          </w:tcPr>
+          <w:p>
+            <w:pPr>
+              <w:rPr>
+                <w:rFonts w:ascii="Times New Roman" w:hAnsi="Times New Roman" w:cs="Times New Roman"/>
+                <w:b/>
+                <w:bCs/>
+                <w:sz w:val="32"/>
+                <w:szCs w:val="32"/>
+              </w:rPr>
+            </w:pPr>
+            <w:r>
+              <w:rPr>
+                <w:rFonts w:ascii="Times New Roman" w:hAnsi="Times New Roman" w:cs="Times New Roman"/>
+                <w:b/>
+                <w:bCs/>
+                <w:sz w:val="32"/>
+                <w:szCs w:val="32"/>
+              </w:rPr>
+              <w:t>32</w:t>
+            </w:r>
           </w:p>
         </w:tc>
       </w:tr>
@@ -9893,7 +11662,7 @@
           </mc:Choice>
           <mc:Fallback>
             <w:pict>
-              <v:rect w14:anchorId="5829B3C5" id="Rectangle 7" o:spid="_x0000_s1026" style="position:absolute;margin-left:112.05pt;margin-top:.95pt;width:37.75pt;height:46.05pt;z-index:251668480;visibility:visible;mso-wrap-style:square;mso-width-percent:0;mso-height-percent:0;mso-wrap-distance-left:9pt;mso-wrap-distance-top:0;mso-wrap-distance-right:9pt;mso-wrap-distance-bottom:0;mso-position-horizontal:absolute;mso-position-horizontal-relative:margin;mso-position-vertical:absolute;mso-position-vertical-relative:text;mso-width-percent:0;mso-height-percent:0;mso-width-relative:margin;mso-height-relative:margin;v-text-anchor:middle" o:gfxdata="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" stroked="f" strokeweight="2pt">
+              <v:rect w14:anchorId="68E0A317" id="Rectangle 7" o:spid="_x0000_s1026" style="position:absolute;margin-left:112.05pt;margin-top:.95pt;width:37.75pt;height:46.05pt;z-index:251668480;visibility:visible;mso-wrap-style:square;mso-width-percent:0;mso-height-percent:0;mso-wrap-distance-left:9pt;mso-wrap-distance-top:0;mso-wrap-distance-right:9pt;mso-wrap-distance-bottom:0;mso-position-horizontal:absolute;mso-position-horizontal-relative:margin;mso-position-vertical:absolute;mso-position-vertical-relative:text;mso-width-percent:0;mso-height-percent:0;mso-width-relative:margin;mso-height-relative:margin;v-text-anchor:middle" o:gfxdata="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" stroked="f" strokeweight="2pt">
                 <v:fill r:id="rId7" o:title="" recolor="t" rotate="t" type="frame"/>
                 <w10:wrap anchorx="margin"/>
               </v:rect>
@@ -9964,7 +11733,67 @@
           <w:sz w:val="32"/>
           <w:szCs w:val="32"/>
         </w:rPr>
-        <w:t>Room No 3 (Class - 5 Nightingale)</w:t>
+        <w:t xml:space="preserve">Room No </w:t>
+      </w:r>
+      <w:r>
+        <w:rPr>
+          <w:rFonts w:ascii="Times New Roman" w:hAnsi="Times New Roman" w:cs="Times New Roman"/>
+          <w:b/>
+          <w:bCs/>
+          <w:sz w:val="32"/>
+          <w:szCs w:val="32"/>
+        </w:rPr>
+        <w:t>1</w:t>
+      </w:r>
+      <w:r>
+        <w:rPr>
+          <w:rFonts w:ascii="Times New Roman" w:hAnsi="Times New Roman" w:cs="Times New Roman"/>
+          <w:b/>
+          <w:bCs/>
+          <w:sz w:val="32"/>
+          <w:szCs w:val="32"/>
+        </w:rPr>
+        <w:t xml:space="preserve"> (Class - </w:t>
+      </w:r>
+      <w:r>
+        <w:rPr>
+          <w:rFonts w:ascii="Times New Roman" w:hAnsi="Times New Roman" w:cs="Times New Roman"/>
+          <w:b/>
+          <w:bCs/>
+          <w:sz w:val="32"/>
+          <w:szCs w:val="32"/>
+        </w:rPr>
+        <w:t>4</w:t>
+      </w:r>
+      <w:r>
+        <w:rPr>
+          <w:rFonts w:ascii="Times New Roman" w:hAnsi="Times New Roman" w:cs="Times New Roman"/>
+          <w:b/>
+          <w:bCs/>
+          <w:sz w:val="32"/>
+          <w:szCs w:val="32"/>
+        </w:rPr>
+        <w:t xml:space="preserve"> </w:t>
+      </w:r>
+      <w:r>
+        <w:rPr>
+          <w:rFonts w:ascii="Times New Roman" w:hAnsi="Times New Roman" w:cs="Times New Roman"/>
+          <w:b/>
+          <w:bCs/>
+          <w:sz w:val="32"/>
+          <w:szCs w:val="32"/>
+        </w:rPr>
+        <w:t>Magpie</w:t>
+      </w:r>
+      <w:r>
+        <w:rPr>
+          <w:rFonts w:ascii="Times New Roman" w:hAnsi="Times New Roman" w:cs="Times New Roman"/>
+          <w:b/>
+          <w:bCs/>
+          <w:sz w:val="32"/>
+          <w:szCs w:val="32"/>
+        </w:rPr>
+        <w:t>)</w:t>
       </w:r>
     </w:p>
     <w:tbl>
@@ -9996,22 +11825,24 @@
             <w:tcBorders>
               <w:right w:val="nil"/>
             </w:tcBorders>
-          </w:tcPr>
-          <w:p>
-            <w:pPr>
-              <w:rPr>
-                <w:rFonts w:ascii="Times New Roman" w:hAnsi="Times New Roman" w:cs="Times New Roman"/>
-                <w:sz w:val="32"/>
-                <w:szCs w:val="32"/>
-              </w:rPr>
-            </w:pPr>
-            <w:r>
-              <w:rPr>
-                <w:rFonts w:ascii="Times New Roman" w:hAnsi="Times New Roman" w:cs="Times New Roman"/>
-                <w:sz w:val="32"/>
-                <w:szCs w:val="32"/>
-              </w:rPr>
-              <w:t>Roll No</w:t>
+            <w:vAlign w:val="bottom"/>
+          </w:tcPr>
+          <w:p>
+            <w:pPr>
+              <w:rPr>
+                <w:rFonts w:ascii="Times New Roman" w:hAnsi="Times New Roman" w:cs="Times New Roman"/>
+                <w:sz w:val="32"/>
+                <w:szCs w:val="32"/>
+              </w:rPr>
+            </w:pPr>
+            <w:r>
+              <w:rPr>
+                <w:rFonts w:ascii="Times New Roman" w:hAnsi="Times New Roman" w:cs="Times New Roman"/>
+                <w:color w:val="000000"/>
+                <w:sz w:val="32"/>
+                <w:szCs w:val="32"/>
+              </w:rPr>
+              <w:t>507 N</w:t>
             </w:r>
           </w:p>
         </w:tc>
@@ -10022,22 +11853,24 @@
               <w:left w:val="nil"/>
               <w:right w:val="single" w:sz="4" w:space="0" w:color="auto"/>
             </w:tcBorders>
-          </w:tcPr>
-          <w:p>
-            <w:pPr>
-              <w:rPr>
-                <w:rFonts w:ascii="Times New Roman" w:hAnsi="Times New Roman" w:cs="Times New Roman"/>
-                <w:sz w:val="32"/>
-                <w:szCs w:val="32"/>
-              </w:rPr>
-            </w:pPr>
-            <w:r>
-              <w:rPr>
-                <w:rFonts w:ascii="Times New Roman" w:hAnsi="Times New Roman" w:cs="Times New Roman"/>
-                <w:sz w:val="32"/>
-                <w:szCs w:val="32"/>
-              </w:rPr>
-              <w:t>Roll No</w:t>
+            <w:vAlign w:val="bottom"/>
+          </w:tcPr>
+          <w:p>
+            <w:pPr>
+              <w:rPr>
+                <w:rFonts w:ascii="Times New Roman" w:hAnsi="Times New Roman" w:cs="Times New Roman"/>
+                <w:sz w:val="32"/>
+                <w:szCs w:val="32"/>
+              </w:rPr>
+            </w:pPr>
+            <w:r>
+              <w:rPr>
+                <w:rFonts w:ascii="Times New Roman" w:hAnsi="Times New Roman" w:cs="Times New Roman"/>
+                <w:color w:val="000000"/>
+                <w:sz w:val="32"/>
+                <w:szCs w:val="32"/>
+              </w:rPr>
+              <w:t>417 MG</w:t>
             </w:r>
           </w:p>
         </w:tc>
@@ -10048,22 +11881,24 @@
               <w:left w:val="single" w:sz="4" w:space="0" w:color="auto"/>
               <w:right w:val="nil"/>
             </w:tcBorders>
-          </w:tcPr>
-          <w:p>
-            <w:pPr>
-              <w:rPr>
-                <w:rFonts w:ascii="Times New Roman" w:hAnsi="Times New Roman" w:cs="Times New Roman"/>
-                <w:sz w:val="32"/>
-                <w:szCs w:val="32"/>
-              </w:rPr>
-            </w:pPr>
-            <w:r>
-              <w:rPr>
-                <w:rFonts w:ascii="Times New Roman" w:hAnsi="Times New Roman" w:cs="Times New Roman"/>
-                <w:sz w:val="32"/>
-                <w:szCs w:val="32"/>
-              </w:rPr>
-              <w:t>Roll No</w:t>
+            <w:vAlign w:val="bottom"/>
+          </w:tcPr>
+          <w:p>
+            <w:pPr>
+              <w:rPr>
+                <w:rFonts w:ascii="Times New Roman" w:hAnsi="Times New Roman" w:cs="Times New Roman"/>
+                <w:sz w:val="32"/>
+                <w:szCs w:val="32"/>
+              </w:rPr>
+            </w:pPr>
+            <w:r>
+              <w:rPr>
+                <w:rFonts w:ascii="Times New Roman" w:hAnsi="Times New Roman" w:cs="Times New Roman"/>
+                <w:color w:val="000000"/>
+                <w:sz w:val="32"/>
+                <w:szCs w:val="32"/>
+              </w:rPr>
+              <w:t xml:space="preserve">515 N  </w:t>
             </w:r>
           </w:p>
         </w:tc>
@@ -10073,22 +11908,139 @@
             <w:tcBorders>
               <w:left w:val="nil"/>
             </w:tcBorders>
-          </w:tcPr>
-          <w:p>
-            <w:pPr>
-              <w:rPr>
-                <w:rFonts w:ascii="Times New Roman" w:hAnsi="Times New Roman" w:cs="Times New Roman"/>
-                <w:sz w:val="32"/>
-                <w:szCs w:val="32"/>
-              </w:rPr>
-            </w:pPr>
-            <w:r>
-              <w:rPr>
-                <w:rFonts w:ascii="Times New Roman" w:hAnsi="Times New Roman" w:cs="Times New Roman"/>
-                <w:sz w:val="32"/>
-                <w:szCs w:val="32"/>
-              </w:rPr>
-              <w:t>Roll No</w:t>
+            <w:vAlign w:val="bottom"/>
+          </w:tcPr>
+          <w:p>
+            <w:pPr>
+              <w:rPr>
+                <w:rFonts w:ascii="Times New Roman" w:hAnsi="Times New Roman" w:cs="Times New Roman"/>
+                <w:sz w:val="32"/>
+                <w:szCs w:val="32"/>
+              </w:rPr>
+            </w:pPr>
+            <w:r>
+              <w:rPr>
+                <w:rFonts w:ascii="Times New Roman" w:hAnsi="Times New Roman" w:cs="Times New Roman"/>
+                <w:color w:val="000000"/>
+                <w:sz w:val="32"/>
+                <w:szCs w:val="32"/>
+              </w:rPr>
+              <w:t>425 MG</w:t>
+            </w:r>
+          </w:p>
+        </w:tc>
+      </w:tr>
+      <w:tr>
+        <w:trPr>
+          <w:trHeight w:val="630"/>
+        </w:trPr>
+        <w:tc>
+          <w:tcPr>
+            <w:tcW w:w="2583" w:type="dxa"/>
+            <w:tcBorders>
+              <w:right w:val="nil"/>
+            </w:tcBorders>
+            <w:vAlign w:val="bottom"/>
+          </w:tcPr>
+          <w:p>
+            <w:pPr>
+              <w:rPr>
+                <w:rFonts w:ascii="Times New Roman" w:hAnsi="Times New Roman" w:cs="Times New Roman"/>
+                <w:sz w:val="32"/>
+                <w:szCs w:val="32"/>
+              </w:rPr>
+            </w:pPr>
+            <w:r>
+              <w:rPr>
+                <w:rFonts w:ascii="Times New Roman" w:hAnsi="Times New Roman" w:cs="Times New Roman"/>
+                <w:color w:val="000000"/>
+                <w:sz w:val="32"/>
+                <w:szCs w:val="32"/>
+              </w:rPr>
+              <w:t>508 N</w:t>
+            </w:r>
+          </w:p>
+        </w:tc>
+        <w:tc>
+          <w:tcPr>
+            <w:tcW w:w="2583" w:type="dxa"/>
+            <w:tcBorders>
+              <w:left w:val="nil"/>
+              <w:right w:val="single" w:sz="4" w:space="0" w:color="auto"/>
+            </w:tcBorders>
+            <w:vAlign w:val="bottom"/>
+          </w:tcPr>
+          <w:p>
+            <w:pPr>
+              <w:rPr>
+                <w:rFonts w:ascii="Times New Roman" w:hAnsi="Times New Roman" w:cs="Times New Roman"/>
+                <w:sz w:val="32"/>
+                <w:szCs w:val="32"/>
+              </w:rPr>
+            </w:pPr>
+            <w:r>
+              <w:rPr>
+                <w:rFonts w:ascii="Times New Roman" w:hAnsi="Times New Roman" w:cs="Times New Roman"/>
+                <w:color w:val="000000"/>
+                <w:sz w:val="32"/>
+                <w:szCs w:val="32"/>
+              </w:rPr>
+              <w:t>418 MG</w:t>
+            </w:r>
+          </w:p>
+        </w:tc>
+        <w:tc>
+          <w:tcPr>
+            <w:tcW w:w="2583" w:type="dxa"/>
+            <w:tcBorders>
+              <w:left w:val="single" w:sz="4" w:space="0" w:color="auto"/>
+              <w:right w:val="nil"/>
+            </w:tcBorders>
+            <w:vAlign w:val="bottom"/>
+          </w:tcPr>
+          <w:p>
+            <w:pPr>
+              <w:rPr>
+                <w:rFonts w:ascii="Times New Roman" w:hAnsi="Times New Roman" w:cs="Times New Roman"/>
+                <w:sz w:val="32"/>
+                <w:szCs w:val="32"/>
+              </w:rPr>
+            </w:pPr>
+            <w:r>
+              <w:rPr>
+                <w:rFonts w:ascii="Times New Roman" w:hAnsi="Times New Roman" w:cs="Times New Roman"/>
+                <w:color w:val="000000"/>
+                <w:sz w:val="32"/>
+                <w:szCs w:val="32"/>
+              </w:rPr>
+              <w:t xml:space="preserve">516 N  </w:t>
+            </w:r>
+          </w:p>
+        </w:tc>
+        <w:tc>
+          <w:tcPr>
+            <w:tcW w:w="2583" w:type="dxa"/>
+            <w:tcBorders>
+              <w:left w:val="nil"/>
+            </w:tcBorders>
+            <w:vAlign w:val="bottom"/>
+          </w:tcPr>
+          <w:p>
+            <w:pPr>
+              <w:rPr>
+                <w:rFonts w:ascii="Times New Roman" w:hAnsi="Times New Roman" w:cs="Times New Roman"/>
+                <w:sz w:val="32"/>
+                <w:szCs w:val="32"/>
+              </w:rPr>
+            </w:pPr>
+            <w:r>
+              <w:rPr>
+                <w:rFonts w:ascii="Times New Roman" w:hAnsi="Times New Roman" w:cs="Times New Roman"/>
+                <w:color w:val="000000"/>
+                <w:sz w:val="32"/>
+                <w:szCs w:val="32"/>
+              </w:rPr>
+              <w:t>426 MG</w:t>
             </w:r>
           </w:p>
         </w:tc>
@@ -10103,15 +12055,25 @@
             <w:tcBorders>
               <w:right w:val="nil"/>
             </w:tcBorders>
-          </w:tcPr>
-          <w:p>
-            <w:pPr>
-              <w:rPr>
-                <w:rFonts w:ascii="Times New Roman" w:hAnsi="Times New Roman" w:cs="Times New Roman"/>
-                <w:sz w:val="32"/>
-                <w:szCs w:val="32"/>
-              </w:rPr>
-            </w:pPr>
+            <w:vAlign w:val="bottom"/>
+          </w:tcPr>
+          <w:p>
+            <w:pPr>
+              <w:rPr>
+                <w:rFonts w:ascii="Times New Roman" w:hAnsi="Times New Roman" w:cs="Times New Roman"/>
+                <w:sz w:val="32"/>
+                <w:szCs w:val="32"/>
+              </w:rPr>
+            </w:pPr>
+            <w:r>
+              <w:rPr>
+                <w:rFonts w:ascii="Times New Roman" w:hAnsi="Times New Roman" w:cs="Times New Roman"/>
+                <w:color w:val="000000"/>
+                <w:sz w:val="32"/>
+                <w:szCs w:val="32"/>
+              </w:rPr>
+              <w:t>509 N</w:t>
+            </w:r>
           </w:p>
         </w:tc>
         <w:tc>
@@ -10121,15 +12083,25 @@
               <w:left w:val="nil"/>
               <w:right w:val="single" w:sz="4" w:space="0" w:color="auto"/>
             </w:tcBorders>
-          </w:tcPr>
-          <w:p>
-            <w:pPr>
-              <w:rPr>
-                <w:rFonts w:ascii="Times New Roman" w:hAnsi="Times New Roman" w:cs="Times New Roman"/>
-                <w:sz w:val="32"/>
-                <w:szCs w:val="32"/>
-              </w:rPr>
-            </w:pPr>
+            <w:vAlign w:val="bottom"/>
+          </w:tcPr>
+          <w:p>
+            <w:pPr>
+              <w:rPr>
+                <w:rFonts w:ascii="Times New Roman" w:hAnsi="Times New Roman" w:cs="Times New Roman"/>
+                <w:sz w:val="32"/>
+                <w:szCs w:val="32"/>
+              </w:rPr>
+            </w:pPr>
+            <w:r>
+              <w:rPr>
+                <w:rFonts w:ascii="Times New Roman" w:hAnsi="Times New Roman" w:cs="Times New Roman"/>
+                <w:color w:val="000000"/>
+                <w:sz w:val="32"/>
+                <w:szCs w:val="32"/>
+              </w:rPr>
+              <w:t>419 MG</w:t>
+            </w:r>
           </w:p>
         </w:tc>
         <w:tc>
@@ -10139,15 +12111,25 @@
               <w:left w:val="single" w:sz="4" w:space="0" w:color="auto"/>
               <w:right w:val="nil"/>
             </w:tcBorders>
-          </w:tcPr>
-          <w:p>
-            <w:pPr>
-              <w:rPr>
-                <w:rFonts w:ascii="Times New Roman" w:hAnsi="Times New Roman" w:cs="Times New Roman"/>
-                <w:sz w:val="32"/>
-                <w:szCs w:val="32"/>
-              </w:rPr>
-            </w:pPr>
+            <w:vAlign w:val="bottom"/>
+          </w:tcPr>
+          <w:p>
+            <w:pPr>
+              <w:rPr>
+                <w:rFonts w:ascii="Times New Roman" w:hAnsi="Times New Roman" w:cs="Times New Roman"/>
+                <w:sz w:val="32"/>
+                <w:szCs w:val="32"/>
+              </w:rPr>
+            </w:pPr>
+            <w:r>
+              <w:rPr>
+                <w:rFonts w:ascii="Times New Roman" w:hAnsi="Times New Roman" w:cs="Times New Roman"/>
+                <w:color w:val="000000"/>
+                <w:sz w:val="32"/>
+                <w:szCs w:val="32"/>
+              </w:rPr>
+              <w:t xml:space="preserve">517 N  </w:t>
+            </w:r>
           </w:p>
         </w:tc>
         <w:tc>
@@ -10156,15 +12138,374 @@
             <w:tcBorders>
               <w:left w:val="nil"/>
             </w:tcBorders>
-          </w:tcPr>
-          <w:p>
-            <w:pPr>
-              <w:rPr>
-                <w:rFonts w:ascii="Times New Roman" w:hAnsi="Times New Roman" w:cs="Times New Roman"/>
-                <w:sz w:val="32"/>
-                <w:szCs w:val="32"/>
-              </w:rPr>
-            </w:pPr>
+            <w:vAlign w:val="bottom"/>
+          </w:tcPr>
+          <w:p>
+            <w:pPr>
+              <w:rPr>
+                <w:rFonts w:ascii="Times New Roman" w:hAnsi="Times New Roman" w:cs="Times New Roman"/>
+                <w:sz w:val="32"/>
+                <w:szCs w:val="32"/>
+              </w:rPr>
+            </w:pPr>
+            <w:r>
+              <w:rPr>
+                <w:rFonts w:ascii="Times New Roman" w:hAnsi="Times New Roman" w:cs="Times New Roman"/>
+                <w:color w:val="000000"/>
+                <w:sz w:val="32"/>
+                <w:szCs w:val="32"/>
+              </w:rPr>
+              <w:t>427 MG</w:t>
+            </w:r>
+          </w:p>
+        </w:tc>
+      </w:tr>
+      <w:tr>
+        <w:trPr>
+          <w:trHeight w:val="615"/>
+        </w:trPr>
+        <w:tc>
+          <w:tcPr>
+            <w:tcW w:w="2583" w:type="dxa"/>
+            <w:tcBorders>
+              <w:right w:val="nil"/>
+            </w:tcBorders>
+            <w:vAlign w:val="bottom"/>
+          </w:tcPr>
+          <w:p>
+            <w:pPr>
+              <w:rPr>
+                <w:rFonts w:ascii="Times New Roman" w:hAnsi="Times New Roman" w:cs="Times New Roman"/>
+                <w:sz w:val="32"/>
+                <w:szCs w:val="32"/>
+              </w:rPr>
+            </w:pPr>
+            <w:r>
+              <w:rPr>
+                <w:rFonts w:ascii="Times New Roman" w:hAnsi="Times New Roman" w:cs="Times New Roman"/>
+                <w:color w:val="000000"/>
+                <w:sz w:val="32"/>
+                <w:szCs w:val="32"/>
+              </w:rPr>
+              <w:t>510 N</w:t>
+            </w:r>
+          </w:p>
+        </w:tc>
+        <w:tc>
+          <w:tcPr>
+            <w:tcW w:w="2583" w:type="dxa"/>
+            <w:tcBorders>
+              <w:left w:val="nil"/>
+              <w:right w:val="single" w:sz="4" w:space="0" w:color="auto"/>
+            </w:tcBorders>
+            <w:vAlign w:val="bottom"/>
+          </w:tcPr>
+          <w:p>
+            <w:pPr>
+              <w:rPr>
+                <w:rFonts w:ascii="Times New Roman" w:hAnsi="Times New Roman" w:cs="Times New Roman"/>
+                <w:sz w:val="32"/>
+                <w:szCs w:val="32"/>
+              </w:rPr>
+            </w:pPr>
+            <w:r>
+              <w:rPr>
+                <w:rFonts w:ascii="Times New Roman" w:hAnsi="Times New Roman" w:cs="Times New Roman"/>
+                <w:color w:val="000000"/>
+                <w:sz w:val="32"/>
+                <w:szCs w:val="32"/>
+              </w:rPr>
+              <w:t>420 MG</w:t>
+            </w:r>
+          </w:p>
+        </w:tc>
+        <w:tc>
+          <w:tcPr>
+            <w:tcW w:w="2583" w:type="dxa"/>
+            <w:tcBorders>
+              <w:left w:val="single" w:sz="4" w:space="0" w:color="auto"/>
+              <w:right w:val="nil"/>
+            </w:tcBorders>
+            <w:vAlign w:val="bottom"/>
+          </w:tcPr>
+          <w:p>
+            <w:pPr>
+              <w:rPr>
+                <w:rFonts w:ascii="Times New Roman" w:hAnsi="Times New Roman" w:cs="Times New Roman"/>
+                <w:sz w:val="32"/>
+                <w:szCs w:val="32"/>
+              </w:rPr>
+            </w:pPr>
+            <w:r>
+              <w:rPr>
+                <w:rFonts w:ascii="Times New Roman" w:hAnsi="Times New Roman" w:cs="Times New Roman"/>
+                <w:color w:val="000000"/>
+                <w:sz w:val="32"/>
+                <w:szCs w:val="32"/>
+              </w:rPr>
+              <w:t xml:space="preserve">518 N  </w:t>
+            </w:r>
+          </w:p>
+        </w:tc>
+        <w:tc>
+          <w:tcPr>
+            <w:tcW w:w="2583" w:type="dxa"/>
+            <w:tcBorders>
+              <w:left w:val="nil"/>
+            </w:tcBorders>
+            <w:vAlign w:val="bottom"/>
+          </w:tcPr>
+          <w:p>
+            <w:pPr>
+              <w:rPr>
+                <w:rFonts w:ascii="Times New Roman" w:hAnsi="Times New Roman" w:cs="Times New Roman"/>
+                <w:sz w:val="32"/>
+                <w:szCs w:val="32"/>
+              </w:rPr>
+            </w:pPr>
+            <w:r>
+              <w:rPr>
+                <w:rFonts w:ascii="Times New Roman" w:hAnsi="Times New Roman" w:cs="Times New Roman"/>
+                <w:color w:val="000000"/>
+                <w:sz w:val="32"/>
+                <w:szCs w:val="32"/>
+              </w:rPr>
+              <w:t>428 MG</w:t>
+            </w:r>
+          </w:p>
+        </w:tc>
+      </w:tr>
+      <w:tr>
+        <w:trPr>
+          <w:trHeight w:val="615"/>
+        </w:trPr>
+        <w:tc>
+          <w:tcPr>
+            <w:tcW w:w="2583" w:type="dxa"/>
+            <w:tcBorders>
+              <w:right w:val="nil"/>
+            </w:tcBorders>
+            <w:vAlign w:val="bottom"/>
+          </w:tcPr>
+          <w:p>
+            <w:pPr>
+              <w:rPr>
+                <w:rFonts w:ascii="Times New Roman" w:hAnsi="Times New Roman" w:cs="Times New Roman"/>
+                <w:sz w:val="32"/>
+                <w:szCs w:val="32"/>
+              </w:rPr>
+            </w:pPr>
+            <w:r>
+              <w:rPr>
+                <w:rFonts w:ascii="Times New Roman" w:hAnsi="Times New Roman" w:cs="Times New Roman"/>
+                <w:color w:val="000000"/>
+                <w:sz w:val="32"/>
+                <w:szCs w:val="32"/>
+              </w:rPr>
+              <w:t>511 N</w:t>
+            </w:r>
+          </w:p>
+        </w:tc>
+        <w:tc>
+          <w:tcPr>
+            <w:tcW w:w="2583" w:type="dxa"/>
+            <w:tcBorders>
+              <w:left w:val="nil"/>
+              <w:right w:val="single" w:sz="4" w:space="0" w:color="auto"/>
+            </w:tcBorders>
+            <w:vAlign w:val="bottom"/>
+          </w:tcPr>
+          <w:p>
+            <w:pPr>
+              <w:rPr>
+                <w:rFonts w:ascii="Times New Roman" w:hAnsi="Times New Roman" w:cs="Times New Roman"/>
+                <w:sz w:val="32"/>
+                <w:szCs w:val="32"/>
+              </w:rPr>
+            </w:pPr>
+            <w:r>
+              <w:rPr>
+                <w:rFonts w:ascii="Times New Roman" w:hAnsi="Times New Roman" w:cs="Times New Roman"/>
+                <w:color w:val="000000"/>
+                <w:sz w:val="32"/>
+                <w:szCs w:val="32"/>
+              </w:rPr>
+              <w:t>421 MG</w:t>
+            </w:r>
+          </w:p>
+        </w:tc>
+        <w:tc>
+          <w:tcPr>
+            <w:tcW w:w="2583" w:type="dxa"/>
+            <w:tcBorders>
+              <w:left w:val="single" w:sz="4" w:space="0" w:color="auto"/>
+              <w:right w:val="nil"/>
+            </w:tcBorders>
+            <w:vAlign w:val="bottom"/>
+          </w:tcPr>
+          <w:p>
+            <w:pPr>
+              <w:rPr>
+                <w:rFonts w:ascii="Times New Roman" w:hAnsi="Times New Roman" w:cs="Times New Roman"/>
+                <w:sz w:val="32"/>
+                <w:szCs w:val="32"/>
+              </w:rPr>
+            </w:pPr>
+            <w:r>
+              <w:rPr>
+                <w:rFonts w:ascii="Times New Roman" w:hAnsi="Times New Roman" w:cs="Times New Roman"/>
+                <w:color w:val="000000"/>
+                <w:sz w:val="32"/>
+                <w:szCs w:val="32"/>
+              </w:rPr>
+              <w:t xml:space="preserve">519 N  </w:t>
+            </w:r>
+          </w:p>
+        </w:tc>
+        <w:tc>
+          <w:tcPr>
+            <w:tcW w:w="2583" w:type="dxa"/>
+            <w:tcBorders>
+              <w:left w:val="nil"/>
+            </w:tcBorders>
+            <w:vAlign w:val="bottom"/>
+          </w:tcPr>
+          <w:p>
+            <w:pPr>
+              <w:rPr>
+                <w:rFonts w:ascii="Times New Roman" w:hAnsi="Times New Roman" w:cs="Times New Roman"/>
+                <w:b/>
+                <w:bCs/>
+                <w:sz w:val="32"/>
+                <w:szCs w:val="32"/>
+              </w:rPr>
+            </w:pPr>
+            <w:r>
+              <w:rPr>
+                <w:rFonts w:ascii="Times New Roman" w:hAnsi="Times New Roman" w:cs="Times New Roman"/>
+                <w:color w:val="000000"/>
+                <w:sz w:val="32"/>
+                <w:szCs w:val="32"/>
+              </w:rPr>
+              <w:t>522 N</w:t>
+            </w:r>
+          </w:p>
+        </w:tc>
+      </w:tr>
+      <w:tr>
+        <w:trPr>
+          <w:trHeight w:val="615"/>
+        </w:trPr>
+        <w:tc>
+          <w:tcPr>
+            <w:tcW w:w="2583" w:type="dxa"/>
+            <w:tcBorders>
+              <w:right w:val="nil"/>
+            </w:tcBorders>
+            <w:vAlign w:val="bottom"/>
+          </w:tcPr>
+          <w:p>
+            <w:pPr>
+              <w:rPr>
+                <w:rFonts w:ascii="Times New Roman" w:hAnsi="Times New Roman" w:cs="Times New Roman"/>
+                <w:sz w:val="32"/>
+                <w:szCs w:val="32"/>
+              </w:rPr>
+            </w:pPr>
+            <w:r>
+              <w:rPr>
+                <w:rFonts w:ascii="Times New Roman" w:hAnsi="Times New Roman" w:cs="Times New Roman"/>
+                <w:color w:val="000000"/>
+                <w:sz w:val="32"/>
+                <w:szCs w:val="32"/>
+              </w:rPr>
+              <w:t>512 N</w:t>
+            </w:r>
+          </w:p>
+        </w:tc>
+        <w:tc>
+          <w:tcPr>
+            <w:tcW w:w="2583" w:type="dxa"/>
+            <w:tcBorders>
+              <w:left w:val="nil"/>
+              <w:right w:val="single" w:sz="4" w:space="0" w:color="auto"/>
+            </w:tcBorders>
+            <w:vAlign w:val="bottom"/>
+          </w:tcPr>
+          <w:p>
+            <w:pPr>
+              <w:rPr>
+                <w:rFonts w:ascii="Times New Roman" w:hAnsi="Times New Roman" w:cs="Times New Roman"/>
+                <w:sz w:val="32"/>
+                <w:szCs w:val="32"/>
+              </w:rPr>
+            </w:pPr>
+            <w:r>
+              <w:rPr>
+                <w:rFonts w:ascii="Times New Roman" w:hAnsi="Times New Roman" w:cs="Times New Roman"/>
+                <w:color w:val="000000"/>
+                <w:sz w:val="32"/>
+                <w:szCs w:val="32"/>
+              </w:rPr>
+              <w:t>422 MG</w:t>
+            </w:r>
+          </w:p>
+        </w:tc>
+        <w:tc>
+          <w:tcPr>
+            <w:tcW w:w="2583" w:type="dxa"/>
+            <w:tcBorders>
+              <w:left w:val="single" w:sz="4" w:space="0" w:color="auto"/>
+              <w:right w:val="nil"/>
+            </w:tcBorders>
+            <w:vAlign w:val="bottom"/>
+          </w:tcPr>
+          <w:p>
+            <w:pPr>
+              <w:rPr>
+                <w:rFonts w:ascii="Times New Roman" w:hAnsi="Times New Roman" w:cs="Times New Roman"/>
+                <w:sz w:val="32"/>
+                <w:szCs w:val="32"/>
+              </w:rPr>
+            </w:pPr>
+            <w:r>
+              <w:rPr>
+                <w:rFonts w:ascii="Times New Roman" w:hAnsi="Times New Roman" w:cs="Times New Roman"/>
+                <w:color w:val="000000"/>
+                <w:sz w:val="32"/>
+                <w:szCs w:val="32"/>
+              </w:rPr>
+              <w:t xml:space="preserve">520 N  </w:t>
+            </w:r>
+          </w:p>
+        </w:tc>
+        <w:tc>
+          <w:tcPr>
+            <w:tcW w:w="2583" w:type="dxa"/>
+            <w:tcBorders>
+              <w:left w:val="nil"/>
+            </w:tcBorders>
+            <w:vAlign w:val="bottom"/>
+          </w:tcPr>
+          <w:p>
+            <w:pPr>
+              <w:rPr>
+                <w:rFonts w:ascii="Times New Roman" w:hAnsi="Times New Roman" w:cs="Times New Roman"/>
+                <w:b/>
+                <w:bCs/>
+                <w:sz w:val="32"/>
+                <w:szCs w:val="32"/>
+              </w:rPr>
+            </w:pPr>
+            <w:r>
+              <w:rPr>
+                <w:rFonts w:ascii="Times New Roman" w:hAnsi="Times New Roman" w:cs="Times New Roman"/>
+                <w:color w:val="000000"/>
+                <w:sz w:val="32"/>
+                <w:szCs w:val="32"/>
+              </w:rPr>
+              <w:t>523 N</w:t>
+            </w:r>
           </w:p>
         </w:tc>
       </w:tr>
@@ -10178,15 +12519,25 @@
             <w:tcBorders>
               <w:right w:val="nil"/>
             </w:tcBorders>
-          </w:tcPr>
-          <w:p>
-            <w:pPr>
-              <w:rPr>
-                <w:rFonts w:ascii="Times New Roman" w:hAnsi="Times New Roman" w:cs="Times New Roman"/>
-                <w:sz w:val="32"/>
-                <w:szCs w:val="32"/>
-              </w:rPr>
-            </w:pPr>
+            <w:vAlign w:val="bottom"/>
+          </w:tcPr>
+          <w:p>
+            <w:pPr>
+              <w:rPr>
+                <w:rFonts w:ascii="Times New Roman" w:hAnsi="Times New Roman" w:cs="Times New Roman"/>
+                <w:sz w:val="32"/>
+                <w:szCs w:val="32"/>
+              </w:rPr>
+            </w:pPr>
+            <w:r>
+              <w:rPr>
+                <w:rFonts w:ascii="Times New Roman" w:hAnsi="Times New Roman" w:cs="Times New Roman"/>
+                <w:color w:val="000000"/>
+                <w:sz w:val="32"/>
+                <w:szCs w:val="32"/>
+              </w:rPr>
+              <w:t>513 N</w:t>
+            </w:r>
           </w:p>
         </w:tc>
         <w:tc>
@@ -10196,15 +12547,25 @@
               <w:left w:val="nil"/>
               <w:right w:val="single" w:sz="4" w:space="0" w:color="auto"/>
             </w:tcBorders>
-          </w:tcPr>
-          <w:p>
-            <w:pPr>
-              <w:rPr>
-                <w:rFonts w:ascii="Times New Roman" w:hAnsi="Times New Roman" w:cs="Times New Roman"/>
-                <w:sz w:val="32"/>
-                <w:szCs w:val="32"/>
-              </w:rPr>
-            </w:pPr>
+            <w:vAlign w:val="bottom"/>
+          </w:tcPr>
+          <w:p>
+            <w:pPr>
+              <w:rPr>
+                <w:rFonts w:ascii="Times New Roman" w:hAnsi="Times New Roman" w:cs="Times New Roman"/>
+                <w:sz w:val="32"/>
+                <w:szCs w:val="32"/>
+              </w:rPr>
+            </w:pPr>
+            <w:r>
+              <w:rPr>
+                <w:rFonts w:ascii="Times New Roman" w:hAnsi="Times New Roman" w:cs="Times New Roman"/>
+                <w:color w:val="000000"/>
+                <w:sz w:val="32"/>
+                <w:szCs w:val="32"/>
+              </w:rPr>
+              <w:t>423 MG</w:t>
+            </w:r>
           </w:p>
         </w:tc>
         <w:tc>
@@ -10214,15 +12575,25 @@
               <w:left w:val="single" w:sz="4" w:space="0" w:color="auto"/>
               <w:right w:val="nil"/>
             </w:tcBorders>
-          </w:tcPr>
-          <w:p>
-            <w:pPr>
-              <w:rPr>
-                <w:rFonts w:ascii="Times New Roman" w:hAnsi="Times New Roman" w:cs="Times New Roman"/>
-                <w:sz w:val="32"/>
-                <w:szCs w:val="32"/>
-              </w:rPr>
-            </w:pPr>
+            <w:vAlign w:val="bottom"/>
+          </w:tcPr>
+          <w:p>
+            <w:pPr>
+              <w:rPr>
+                <w:rFonts w:ascii="Times New Roman" w:hAnsi="Times New Roman" w:cs="Times New Roman"/>
+                <w:sz w:val="32"/>
+                <w:szCs w:val="32"/>
+              </w:rPr>
+            </w:pPr>
+            <w:r>
+              <w:rPr>
+                <w:rFonts w:ascii="Times New Roman" w:hAnsi="Times New Roman" w:cs="Times New Roman"/>
+                <w:color w:val="000000"/>
+                <w:sz w:val="32"/>
+                <w:szCs w:val="32"/>
+              </w:rPr>
+              <w:t xml:space="preserve">521 N  </w:t>
+            </w:r>
           </w:p>
         </w:tc>
         <w:tc>
@@ -10253,15 +12624,25 @@
             <w:tcBorders>
               <w:right w:val="nil"/>
             </w:tcBorders>
-          </w:tcPr>
-          <w:p>
-            <w:pPr>
-              <w:rPr>
-                <w:rFonts w:ascii="Times New Roman" w:hAnsi="Times New Roman" w:cs="Times New Roman"/>
-                <w:sz w:val="32"/>
-                <w:szCs w:val="32"/>
-              </w:rPr>
-            </w:pPr>
+            <w:vAlign w:val="bottom"/>
+          </w:tcPr>
+          <w:p>
+            <w:pPr>
+              <w:rPr>
+                <w:rFonts w:ascii="Times New Roman" w:hAnsi="Times New Roman" w:cs="Times New Roman"/>
+                <w:sz w:val="32"/>
+                <w:szCs w:val="32"/>
+              </w:rPr>
+            </w:pPr>
+            <w:r>
+              <w:rPr>
+                <w:rFonts w:ascii="Times New Roman" w:hAnsi="Times New Roman" w:cs="Times New Roman"/>
+                <w:color w:val="000000"/>
+                <w:sz w:val="32"/>
+                <w:szCs w:val="32"/>
+              </w:rPr>
+              <w:t>514 N</w:t>
+            </w:r>
           </w:p>
         </w:tc>
         <w:tc>
@@ -10271,465 +12652,25 @@
               <w:left w:val="nil"/>
               <w:right w:val="single" w:sz="4" w:space="0" w:color="auto"/>
             </w:tcBorders>
-          </w:tcPr>
-          <w:p>
-            <w:pPr>
-              <w:rPr>
-                <w:rFonts w:ascii="Times New Roman" w:hAnsi="Times New Roman" w:cs="Times New Roman"/>
-                <w:sz w:val="32"/>
-                <w:szCs w:val="32"/>
-              </w:rPr>
-            </w:pPr>
-          </w:p>
-        </w:tc>
-        <w:tc>
-          <w:tcPr>
-            <w:tcW w:w="2583" w:type="dxa"/>
-            <w:tcBorders>
-              <w:left w:val="single" w:sz="4" w:space="0" w:color="auto"/>
-              <w:right w:val="nil"/>
-            </w:tcBorders>
-          </w:tcPr>
-          <w:p>
-            <w:pPr>
-              <w:rPr>
-                <w:rFonts w:ascii="Times New Roman" w:hAnsi="Times New Roman" w:cs="Times New Roman"/>
-                <w:sz w:val="32"/>
-                <w:szCs w:val="32"/>
-              </w:rPr>
-            </w:pPr>
-          </w:p>
-        </w:tc>
-        <w:tc>
-          <w:tcPr>
-            <w:tcW w:w="2583" w:type="dxa"/>
-            <w:tcBorders>
-              <w:left w:val="nil"/>
-            </w:tcBorders>
-          </w:tcPr>
-          <w:p>
-            <w:pPr>
-              <w:rPr>
-                <w:rFonts w:ascii="Times New Roman" w:hAnsi="Times New Roman" w:cs="Times New Roman"/>
-                <w:sz w:val="32"/>
-                <w:szCs w:val="32"/>
-              </w:rPr>
-            </w:pPr>
-          </w:p>
-        </w:tc>
-      </w:tr>
-      <w:tr>
-        <w:trPr>
-          <w:trHeight w:val="615"/>
-        </w:trPr>
-        <w:tc>
-          <w:tcPr>
-            <w:tcW w:w="2583" w:type="dxa"/>
-            <w:tcBorders>
-              <w:right w:val="nil"/>
-            </w:tcBorders>
-          </w:tcPr>
-          <w:p>
-            <w:pPr>
-              <w:rPr>
-                <w:rFonts w:ascii="Times New Roman" w:hAnsi="Times New Roman" w:cs="Times New Roman"/>
-                <w:sz w:val="32"/>
-                <w:szCs w:val="32"/>
-              </w:rPr>
-            </w:pPr>
-          </w:p>
-        </w:tc>
-        <w:tc>
-          <w:tcPr>
-            <w:tcW w:w="2583" w:type="dxa"/>
-            <w:tcBorders>
-              <w:left w:val="nil"/>
-              <w:right w:val="single" w:sz="4" w:space="0" w:color="auto"/>
-            </w:tcBorders>
-          </w:tcPr>
-          <w:p>
-            <w:pPr>
-              <w:rPr>
-                <w:rFonts w:ascii="Times New Roman" w:hAnsi="Times New Roman" w:cs="Times New Roman"/>
-                <w:sz w:val="32"/>
-                <w:szCs w:val="32"/>
-              </w:rPr>
-            </w:pPr>
-          </w:p>
-        </w:tc>
-        <w:tc>
-          <w:tcPr>
-            <w:tcW w:w="2583" w:type="dxa"/>
-            <w:tcBorders>
-              <w:left w:val="single" w:sz="4" w:space="0" w:color="auto"/>
-              <w:right w:val="nil"/>
-            </w:tcBorders>
-          </w:tcPr>
-          <w:p>
-            <w:pPr>
-              <w:rPr>
-                <w:rFonts w:ascii="Times New Roman" w:hAnsi="Times New Roman" w:cs="Times New Roman"/>
-                <w:sz w:val="32"/>
-                <w:szCs w:val="32"/>
-              </w:rPr>
-            </w:pPr>
-          </w:p>
-        </w:tc>
-        <w:tc>
-          <w:tcPr>
-            <w:tcW w:w="2583" w:type="dxa"/>
-            <w:tcBorders>
-              <w:left w:val="nil"/>
-            </w:tcBorders>
-          </w:tcPr>
-          <w:p>
-            <w:pPr>
-              <w:rPr>
-                <w:rFonts w:ascii="Times New Roman" w:hAnsi="Times New Roman" w:cs="Times New Roman"/>
-                <w:sz w:val="32"/>
-                <w:szCs w:val="32"/>
-              </w:rPr>
-            </w:pPr>
-          </w:p>
-        </w:tc>
-      </w:tr>
-      <w:tr>
-        <w:trPr>
-          <w:trHeight w:val="615"/>
-        </w:trPr>
-        <w:tc>
-          <w:tcPr>
-            <w:tcW w:w="2583" w:type="dxa"/>
-            <w:tcBorders>
-              <w:right w:val="nil"/>
-            </w:tcBorders>
-          </w:tcPr>
-          <w:p>
-            <w:pPr>
-              <w:rPr>
-                <w:rFonts w:ascii="Times New Roman" w:hAnsi="Times New Roman" w:cs="Times New Roman"/>
-                <w:sz w:val="32"/>
-                <w:szCs w:val="32"/>
-              </w:rPr>
-            </w:pPr>
-          </w:p>
-        </w:tc>
-        <w:tc>
-          <w:tcPr>
-            <w:tcW w:w="2583" w:type="dxa"/>
-            <w:tcBorders>
-              <w:left w:val="nil"/>
-              <w:right w:val="single" w:sz="4" w:space="0" w:color="auto"/>
-            </w:tcBorders>
-          </w:tcPr>
-          <w:p>
-            <w:pPr>
-              <w:rPr>
-                <w:rFonts w:ascii="Times New Roman" w:hAnsi="Times New Roman" w:cs="Times New Roman"/>
-                <w:sz w:val="32"/>
-                <w:szCs w:val="32"/>
-              </w:rPr>
-            </w:pPr>
-          </w:p>
-        </w:tc>
-        <w:tc>
-          <w:tcPr>
-            <w:tcW w:w="2583" w:type="dxa"/>
-            <w:tcBorders>
-              <w:left w:val="single" w:sz="4" w:space="0" w:color="auto"/>
-              <w:right w:val="nil"/>
-            </w:tcBorders>
-          </w:tcPr>
-          <w:p>
-            <w:pPr>
-              <w:rPr>
-                <w:rFonts w:ascii="Times New Roman" w:hAnsi="Times New Roman" w:cs="Times New Roman"/>
-                <w:sz w:val="32"/>
-                <w:szCs w:val="32"/>
-              </w:rPr>
-            </w:pPr>
-          </w:p>
-        </w:tc>
-        <w:tc>
-          <w:tcPr>
-            <w:tcW w:w="2583" w:type="dxa"/>
-            <w:tcBorders>
-              <w:left w:val="nil"/>
-            </w:tcBorders>
-          </w:tcPr>
-          <w:p>
-            <w:pPr>
-              <w:rPr>
-                <w:rFonts w:ascii="Times New Roman" w:hAnsi="Times New Roman" w:cs="Times New Roman"/>
-                <w:sz w:val="32"/>
-                <w:szCs w:val="32"/>
-              </w:rPr>
-            </w:pPr>
-          </w:p>
-        </w:tc>
-      </w:tr>
-      <w:tr>
-        <w:trPr>
-          <w:trHeight w:val="615"/>
-        </w:trPr>
-        <w:tc>
-          <w:tcPr>
-            <w:tcW w:w="2583" w:type="dxa"/>
-            <w:tcBorders>
-              <w:right w:val="nil"/>
-            </w:tcBorders>
-          </w:tcPr>
-          <w:p>
-            <w:pPr>
-              <w:rPr>
-                <w:rFonts w:ascii="Times New Roman" w:hAnsi="Times New Roman" w:cs="Times New Roman"/>
-                <w:sz w:val="32"/>
-                <w:szCs w:val="32"/>
-              </w:rPr>
-            </w:pPr>
-          </w:p>
-        </w:tc>
-        <w:tc>
-          <w:tcPr>
-            <w:tcW w:w="2583" w:type="dxa"/>
-            <w:tcBorders>
-              <w:left w:val="nil"/>
-              <w:right w:val="single" w:sz="4" w:space="0" w:color="auto"/>
-            </w:tcBorders>
-          </w:tcPr>
-          <w:p>
-            <w:pPr>
-              <w:rPr>
-                <w:rFonts w:ascii="Times New Roman" w:hAnsi="Times New Roman" w:cs="Times New Roman"/>
-                <w:sz w:val="32"/>
-                <w:szCs w:val="32"/>
-              </w:rPr>
-            </w:pPr>
-          </w:p>
-        </w:tc>
-        <w:tc>
-          <w:tcPr>
-            <w:tcW w:w="2583" w:type="dxa"/>
-            <w:tcBorders>
-              <w:left w:val="single" w:sz="4" w:space="0" w:color="auto"/>
-              <w:right w:val="nil"/>
-            </w:tcBorders>
-          </w:tcPr>
-          <w:p>
-            <w:pPr>
-              <w:rPr>
-                <w:rFonts w:ascii="Times New Roman" w:hAnsi="Times New Roman" w:cs="Times New Roman"/>
-                <w:sz w:val="32"/>
-                <w:szCs w:val="32"/>
-              </w:rPr>
-            </w:pPr>
-          </w:p>
-        </w:tc>
-        <w:tc>
-          <w:tcPr>
-            <w:tcW w:w="2583" w:type="dxa"/>
-            <w:tcBorders>
-              <w:left w:val="nil"/>
-            </w:tcBorders>
-          </w:tcPr>
-          <w:p>
-            <w:pPr>
-              <w:rPr>
-                <w:rFonts w:ascii="Times New Roman" w:hAnsi="Times New Roman" w:cs="Times New Roman"/>
-                <w:sz w:val="32"/>
-                <w:szCs w:val="32"/>
-              </w:rPr>
-            </w:pPr>
-          </w:p>
-        </w:tc>
-      </w:tr>
-      <w:tr>
-        <w:trPr>
-          <w:trHeight w:val="630"/>
-        </w:trPr>
-        <w:tc>
-          <w:tcPr>
-            <w:tcW w:w="2583" w:type="dxa"/>
-            <w:tcBorders>
-              <w:right w:val="nil"/>
-            </w:tcBorders>
-          </w:tcPr>
-          <w:p>
-            <w:pPr>
-              <w:rPr>
-                <w:rFonts w:ascii="Times New Roman" w:hAnsi="Times New Roman" w:cs="Times New Roman"/>
-                <w:sz w:val="32"/>
-                <w:szCs w:val="32"/>
-              </w:rPr>
-            </w:pPr>
-          </w:p>
-        </w:tc>
-        <w:tc>
-          <w:tcPr>
-            <w:tcW w:w="2583" w:type="dxa"/>
-            <w:tcBorders>
-              <w:left w:val="nil"/>
-              <w:right w:val="single" w:sz="4" w:space="0" w:color="auto"/>
-            </w:tcBorders>
-          </w:tcPr>
-          <w:p>
-            <w:pPr>
-              <w:rPr>
-                <w:rFonts w:ascii="Times New Roman" w:hAnsi="Times New Roman" w:cs="Times New Roman"/>
-                <w:sz w:val="32"/>
-                <w:szCs w:val="32"/>
-              </w:rPr>
-            </w:pPr>
-          </w:p>
-        </w:tc>
-        <w:tc>
-          <w:tcPr>
-            <w:tcW w:w="2583" w:type="dxa"/>
-            <w:tcBorders>
-              <w:left w:val="single" w:sz="4" w:space="0" w:color="auto"/>
-              <w:right w:val="nil"/>
-            </w:tcBorders>
-          </w:tcPr>
-          <w:p>
-            <w:pPr>
-              <w:rPr>
-                <w:rFonts w:ascii="Times New Roman" w:hAnsi="Times New Roman" w:cs="Times New Roman"/>
-                <w:sz w:val="32"/>
-                <w:szCs w:val="32"/>
-              </w:rPr>
-            </w:pPr>
-          </w:p>
-        </w:tc>
-        <w:tc>
-          <w:tcPr>
-            <w:tcW w:w="2583" w:type="dxa"/>
-            <w:tcBorders>
-              <w:left w:val="nil"/>
-            </w:tcBorders>
-          </w:tcPr>
-          <w:p>
-            <w:pPr>
-              <w:rPr>
-                <w:rFonts w:ascii="Times New Roman" w:hAnsi="Times New Roman" w:cs="Times New Roman"/>
-                <w:sz w:val="32"/>
-                <w:szCs w:val="32"/>
-              </w:rPr>
-            </w:pPr>
-          </w:p>
-        </w:tc>
-      </w:tr>
-      <w:tr>
-        <w:trPr>
-          <w:trHeight w:val="615"/>
-        </w:trPr>
-        <w:tc>
-          <w:tcPr>
-            <w:tcW w:w="2583" w:type="dxa"/>
-            <w:tcBorders>
-              <w:right w:val="nil"/>
-            </w:tcBorders>
-          </w:tcPr>
-          <w:p>
-            <w:pPr>
-              <w:rPr>
-                <w:rFonts w:ascii="Times New Roman" w:hAnsi="Times New Roman" w:cs="Times New Roman"/>
-                <w:sz w:val="32"/>
-                <w:szCs w:val="32"/>
-              </w:rPr>
-            </w:pPr>
-          </w:p>
-        </w:tc>
-        <w:tc>
-          <w:tcPr>
-            <w:tcW w:w="2583" w:type="dxa"/>
-            <w:tcBorders>
-              <w:left w:val="nil"/>
-              <w:right w:val="single" w:sz="4" w:space="0" w:color="auto"/>
-            </w:tcBorders>
-          </w:tcPr>
-          <w:p>
-            <w:pPr>
-              <w:rPr>
-                <w:rFonts w:ascii="Times New Roman" w:hAnsi="Times New Roman" w:cs="Times New Roman"/>
-                <w:sz w:val="32"/>
-                <w:szCs w:val="32"/>
-              </w:rPr>
-            </w:pPr>
-          </w:p>
-        </w:tc>
-        <w:tc>
-          <w:tcPr>
-            <w:tcW w:w="2583" w:type="dxa"/>
-            <w:tcBorders>
-              <w:left w:val="single" w:sz="4" w:space="0" w:color="auto"/>
-              <w:right w:val="nil"/>
-            </w:tcBorders>
-          </w:tcPr>
-          <w:p>
-            <w:pPr>
-              <w:rPr>
-                <w:rFonts w:ascii="Times New Roman" w:hAnsi="Times New Roman" w:cs="Times New Roman"/>
-                <w:sz w:val="32"/>
-                <w:szCs w:val="32"/>
-              </w:rPr>
-            </w:pPr>
-          </w:p>
-        </w:tc>
-        <w:tc>
-          <w:tcPr>
-            <w:tcW w:w="2583" w:type="dxa"/>
-            <w:tcBorders>
-              <w:left w:val="nil"/>
-            </w:tcBorders>
-          </w:tcPr>
-          <w:p>
-            <w:pPr>
-              <w:rPr>
-                <w:rFonts w:ascii="Times New Roman" w:hAnsi="Times New Roman" w:cs="Times New Roman"/>
-                <w:sz w:val="32"/>
-                <w:szCs w:val="32"/>
-              </w:rPr>
-            </w:pPr>
-          </w:p>
-        </w:tc>
-      </w:tr>
-      <w:tr>
-        <w:trPr>
-          <w:trHeight w:val="615"/>
-        </w:trPr>
-        <w:tc>
-          <w:tcPr>
-            <w:tcW w:w="2583" w:type="dxa"/>
-            <w:tcBorders>
-              <w:right w:val="nil"/>
-            </w:tcBorders>
-          </w:tcPr>
-          <w:p>
-            <w:pPr>
-              <w:rPr>
-                <w:rFonts w:ascii="Times New Roman" w:hAnsi="Times New Roman" w:cs="Times New Roman"/>
-                <w:sz w:val="32"/>
-                <w:szCs w:val="32"/>
-              </w:rPr>
-            </w:pPr>
-          </w:p>
-        </w:tc>
-        <w:tc>
-          <w:tcPr>
-            <w:tcW w:w="2583" w:type="dxa"/>
-            <w:tcBorders>
-              <w:left w:val="nil"/>
-              <w:right w:val="single" w:sz="4" w:space="0" w:color="auto"/>
-            </w:tcBorders>
-          </w:tcPr>
-          <w:p>
-            <w:pPr>
-              <w:rPr>
-                <w:rFonts w:ascii="Times New Roman" w:hAnsi="Times New Roman" w:cs="Times New Roman"/>
-                <w:sz w:val="32"/>
-                <w:szCs w:val="32"/>
-              </w:rPr>
-            </w:pPr>
+            <w:vAlign w:val="bottom"/>
+          </w:tcPr>
+          <w:p>
+            <w:pPr>
+              <w:rPr>
+                <w:rFonts w:ascii="Times New Roman" w:hAnsi="Times New Roman" w:cs="Times New Roman"/>
+                <w:sz w:val="32"/>
+                <w:szCs w:val="32"/>
+              </w:rPr>
+            </w:pPr>
+            <w:r>
+              <w:rPr>
+                <w:rFonts w:ascii="Times New Roman" w:hAnsi="Times New Roman" w:cs="Times New Roman"/>
+                <w:color w:val="000000"/>
+                <w:sz w:val="32"/>
+                <w:szCs w:val="32"/>
+              </w:rPr>
+              <w:t>424 MG</w:t>
+            </w:r>
           </w:p>
         </w:tc>
         <w:tc>
@@ -10895,6 +12836,14 @@
                 <w:szCs w:val="32"/>
               </w:rPr>
             </w:pPr>
+            <w:r>
+              <w:rPr>
+                <w:rFonts w:ascii="Times New Roman" w:hAnsi="Times New Roman" w:cs="Times New Roman"/>
+                <w:sz w:val="32"/>
+                <w:szCs w:val="32"/>
+              </w:rPr>
+              <w:t>4 Magpie</w:t>
+            </w:r>
           </w:p>
         </w:tc>
         <w:tc>
@@ -10909,6 +12858,14 @@
                 <w:szCs w:val="32"/>
               </w:rPr>
             </w:pPr>
+            <w:r>
+              <w:rPr>
+                <w:rFonts w:ascii="Times New Roman" w:hAnsi="Times New Roman" w:cs="Times New Roman"/>
+                <w:sz w:val="32"/>
+                <w:szCs w:val="32"/>
+              </w:rPr>
+              <w:t>417 - 428</w:t>
+            </w:r>
           </w:p>
         </w:tc>
         <w:tc>
@@ -10923,6 +12880,14 @@
                 <w:szCs w:val="32"/>
               </w:rPr>
             </w:pPr>
+            <w:r>
+              <w:rPr>
+                <w:rFonts w:ascii="Times New Roman" w:hAnsi="Times New Roman" w:cs="Times New Roman"/>
+                <w:sz w:val="32"/>
+                <w:szCs w:val="32"/>
+              </w:rPr>
+              <w:t>12</w:t>
+            </w:r>
           </w:p>
         </w:tc>
       </w:tr>
@@ -10942,6 +12907,14 @@
                 <w:szCs w:val="32"/>
               </w:rPr>
             </w:pPr>
+            <w:r>
+              <w:rPr>
+                <w:rFonts w:ascii="Times New Roman" w:hAnsi="Times New Roman" w:cs="Times New Roman"/>
+                <w:sz w:val="32"/>
+                <w:szCs w:val="32"/>
+              </w:rPr>
+              <w:t>5 Nightingale</w:t>
+            </w:r>
           </w:p>
         </w:tc>
         <w:tc>
@@ -10956,6 +12929,14 @@
                 <w:szCs w:val="32"/>
               </w:rPr>
             </w:pPr>
+            <w:r>
+              <w:rPr>
+                <w:rFonts w:ascii="Times New Roman" w:hAnsi="Times New Roman" w:cs="Times New Roman"/>
+                <w:sz w:val="32"/>
+                <w:szCs w:val="32"/>
+              </w:rPr>
+              <w:t>507 - 523</w:t>
+            </w:r>
           </w:p>
         </w:tc>
         <w:tc>
@@ -10970,6 +12951,14 @@
                 <w:szCs w:val="32"/>
               </w:rPr>
             </w:pPr>
+            <w:r>
+              <w:rPr>
+                <w:rFonts w:ascii="Times New Roman" w:hAnsi="Times New Roman" w:cs="Times New Roman"/>
+                <w:sz w:val="32"/>
+                <w:szCs w:val="32"/>
+              </w:rPr>
+              <w:t>17</w:t>
+            </w:r>
           </w:p>
         </w:tc>
       </w:tr>
@@ -10979,53 +12968,6 @@
         </w:trPr>
         <w:tc>
           <w:tcPr>
-            <w:tcW w:w="3464" w:type="dxa"/>
-          </w:tcPr>
-          <w:p>
-            <w:pPr>
-              <w:rPr>
-                <w:rFonts w:ascii="Times New Roman" w:hAnsi="Times New Roman" w:cs="Times New Roman"/>
-                <w:sz w:val="32"/>
-                <w:szCs w:val="32"/>
-              </w:rPr>
-            </w:pPr>
-          </w:p>
-        </w:tc>
-        <w:tc>
-          <w:tcPr>
-            <w:tcW w:w="3464" w:type="dxa"/>
-          </w:tcPr>
-          <w:p>
-            <w:pPr>
-              <w:rPr>
-                <w:rFonts w:ascii="Times New Roman" w:hAnsi="Times New Roman" w:cs="Times New Roman"/>
-                <w:sz w:val="32"/>
-                <w:szCs w:val="32"/>
-              </w:rPr>
-            </w:pPr>
-          </w:p>
-        </w:tc>
-        <w:tc>
-          <w:tcPr>
-            <w:tcW w:w="3464" w:type="dxa"/>
-          </w:tcPr>
-          <w:p>
-            <w:pPr>
-              <w:rPr>
-                <w:rFonts w:ascii="Times New Roman" w:hAnsi="Times New Roman" w:cs="Times New Roman"/>
-                <w:sz w:val="32"/>
-                <w:szCs w:val="32"/>
-              </w:rPr>
-            </w:pPr>
-          </w:p>
-        </w:tc>
-      </w:tr>
-      <w:tr>
-        <w:trPr>
-          <w:trHeight w:val="596"/>
-        </w:trPr>
-        <w:tc>
-          <w:tcPr>
             <w:tcW w:w="6928" w:type="dxa"/>
             <w:gridSpan w:val="2"/>
           </w:tcPr>
@@ -11074,7 +13016,7 @@
                 <w:sz w:val="32"/>
                 <w:szCs w:val="32"/>
               </w:rPr>
-              <w:t>36</w:t>
+              <w:t>29</w:t>
             </w:r>
           </w:p>
         </w:tc>

--- a/seat plan/Room_Allocation_Final.docx
+++ b/seat plan/Room_Allocation_Final.docx
@@ -90,7 +90,7 @@
           </mc:Choice>
           <mc:Fallback>
             <w:pict>
-              <v:rect w14:anchorId="72C5A02B" id="Rectangle 7" o:spid="_x0000_s1026" style="position:absolute;margin-left:112.05pt;margin-top:.95pt;width:37.75pt;height:46.05pt;z-index:251661312;visibility:visible;mso-wrap-style:square;mso-width-percent:0;mso-height-percent:0;mso-wrap-distance-left:9pt;mso-wrap-distance-top:0;mso-wrap-distance-right:9pt;mso-wrap-distance-bottom:0;mso-position-horizontal:absolute;mso-position-horizontal-relative:margin;mso-position-vertical:absolute;mso-position-vertical-relative:text;mso-width-percent:0;mso-height-percent:0;mso-width-relative:margin;mso-height-relative:margin;v-text-anchor:middle" o:gfxdata="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" stroked="f" strokeweight="2pt">
+              <v:rect w14:anchorId="5501768F" id="Rectangle 7" o:spid="_x0000_s1026" style="position:absolute;margin-left:112.05pt;margin-top:.95pt;width:37.75pt;height:46.05pt;z-index:251661312;visibility:visible;mso-wrap-style:square;mso-width-percent:0;mso-height-percent:0;mso-wrap-distance-left:9pt;mso-wrap-distance-top:0;mso-wrap-distance-right:9pt;mso-wrap-distance-bottom:0;mso-position-horizontal:absolute;mso-position-horizontal-relative:margin;mso-position-vertical:absolute;mso-position-vertical-relative:text;mso-width-percent:0;mso-height-percent:0;mso-width-relative:margin;mso-height-relative:margin;v-text-anchor:middle" o:gfxdata="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" stroked="f" strokeweight="2pt">
                 <v:fill r:id="rId7" o:title="" recolor="t" rotate="t" type="frame"/>
                 <w10:wrap anchorx="margin"/>
               </v:rect>
@@ -1090,7 +1090,7 @@
           </mc:Choice>
           <mc:Fallback>
             <w:pict>
-              <v:rect w14:anchorId="7540F50C" id="Rectangle 7" o:spid="_x0000_s1026" style="position:absolute;margin-left:112.05pt;margin-top:.95pt;width:37.75pt;height:46.05pt;z-index:251662336;visibility:visible;mso-wrap-style:square;mso-width-percent:0;mso-height-percent:0;mso-wrap-distance-left:9pt;mso-wrap-distance-top:0;mso-wrap-distance-right:9pt;mso-wrap-distance-bottom:0;mso-position-horizontal:absolute;mso-position-horizontal-relative:margin;mso-position-vertical:absolute;mso-position-vertical-relative:text;mso-width-percent:0;mso-height-percent:0;mso-width-relative:margin;mso-height-relative:margin;v-text-anchor:middle" o:gfxdata="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" stroked="f" strokeweight="2pt">
+              <v:rect w14:anchorId="4E83B0FE" id="Rectangle 7" o:spid="_x0000_s1026" style="position:absolute;margin-left:112.05pt;margin-top:.95pt;width:37.75pt;height:46.05pt;z-index:251662336;visibility:visible;mso-wrap-style:square;mso-width-percent:0;mso-height-percent:0;mso-wrap-distance-left:9pt;mso-wrap-distance-top:0;mso-wrap-distance-right:9pt;mso-wrap-distance-bottom:0;mso-position-horizontal:absolute;mso-position-horizontal-relative:margin;mso-position-vertical:absolute;mso-position-vertical-relative:text;mso-width-percent:0;mso-height-percent:0;mso-width-relative:margin;mso-height-relative:margin;v-text-anchor:middle" o:gfxdata="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" stroked="f" strokeweight="2pt">
                 <v:fill r:id="rId7" o:title="" recolor="t" rotate="t" type="frame"/>
                 <w10:wrap anchorx="margin"/>
               </v:rect>
@@ -3466,7 +3466,7 @@
           </mc:Choice>
           <mc:Fallback>
             <w:pict>
-              <v:rect w14:anchorId="4A3650D3" id="Rectangle 7" o:spid="_x0000_s1026" style="position:absolute;margin-left:112.05pt;margin-top:.95pt;width:37.75pt;height:46.05pt;z-index:251663360;visibility:visible;mso-wrap-style:square;mso-width-percent:0;mso-height-percent:0;mso-wrap-distance-left:9pt;mso-wrap-distance-top:0;mso-wrap-distance-right:9pt;mso-wrap-distance-bottom:0;mso-position-horizontal:absolute;mso-position-horizontal-relative:margin;mso-position-vertical:absolute;mso-position-vertical-relative:text;mso-width-percent:0;mso-height-percent:0;mso-width-relative:margin;mso-height-relative:margin;v-text-anchor:middle" o:gfxdata="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" stroked="f" strokeweight="2pt">
+              <v:rect w14:anchorId="3D347ED5" id="Rectangle 7" o:spid="_x0000_s1026" style="position:absolute;margin-left:112.05pt;margin-top:.95pt;width:37.75pt;height:46.05pt;z-index:251663360;visibility:visible;mso-wrap-style:square;mso-width-percent:0;mso-height-percent:0;mso-wrap-distance-left:9pt;mso-wrap-distance-top:0;mso-wrap-distance-right:9pt;mso-wrap-distance-bottom:0;mso-position-horizontal:absolute;mso-position-horizontal-relative:margin;mso-position-vertical:absolute;mso-position-vertical-relative:text;mso-width-percent:0;mso-height-percent:0;mso-width-relative:margin;mso-height-relative:margin;v-text-anchor:middle" o:gfxdata="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" stroked="f" strokeweight="2pt">
                 <v:fill r:id="rId7" o:title="" recolor="t" rotate="t" type="frame"/>
                 <w10:wrap anchorx="margin"/>
               </v:rect>
@@ -4923,7 +4923,7 @@
           </mc:Choice>
           <mc:Fallback>
             <w:pict>
-              <v:rect w14:anchorId="3E405BE9" id="Rectangle 7" o:spid="_x0000_s1026" style="position:absolute;margin-left:112.05pt;margin-top:.95pt;width:37.75pt;height:46.05pt;z-index:251664384;visibility:visible;mso-wrap-style:square;mso-width-percent:0;mso-height-percent:0;mso-wrap-distance-left:9pt;mso-wrap-distance-top:0;mso-wrap-distance-right:9pt;mso-wrap-distance-bottom:0;mso-position-horizontal:absolute;mso-position-horizontal-relative:margin;mso-position-vertical:absolute;mso-position-vertical-relative:text;mso-width-percent:0;mso-height-percent:0;mso-width-relative:margin;mso-height-relative:margin;v-text-anchor:middle" o:gfxdata="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" stroked="f" strokeweight="2pt">
+              <v:rect w14:anchorId="26B2EB4B" id="Rectangle 7" o:spid="_x0000_s1026" style="position:absolute;margin-left:112.05pt;margin-top:.95pt;width:37.75pt;height:46.05pt;z-index:251664384;visibility:visible;mso-wrap-style:square;mso-width-percent:0;mso-height-percent:0;mso-wrap-distance-left:9pt;mso-wrap-distance-top:0;mso-wrap-distance-right:9pt;mso-wrap-distance-bottom:0;mso-position-horizontal:absolute;mso-position-horizontal-relative:margin;mso-position-vertical:absolute;mso-position-vertical-relative:text;mso-width-percent:0;mso-height-percent:0;mso-width-relative:margin;mso-height-relative:margin;v-text-anchor:middle" o:gfxdata="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" stroked="f" strokeweight="2pt">
                 <v:fill r:id="rId7" o:title="" recolor="t" rotate="t" type="frame"/>
                 <w10:wrap anchorx="margin"/>
               </v:rect>
@@ -5064,6 +5064,9 @@
           <w:tcPr>
             <w:tcW w:w="2669" w:type="dxa"/>
             <w:tcBorders>
+              <w:top w:val="nil"/>
+              <w:left w:val="nil"/>
+              <w:bottom w:val="single" w:sz="4" w:space="0" w:color="auto"/>
               <w:right w:val="nil"/>
             </w:tcBorders>
             <w:vAlign w:val="bottom"/>
@@ -5072,17 +5075,116 @@
             <w:pPr>
               <w:rPr>
                 <w:rFonts w:ascii="Times New Roman" w:hAnsi="Times New Roman" w:cs="Times New Roman"/>
-                <w:sz w:val="32"/>
-                <w:szCs w:val="32"/>
-              </w:rPr>
-            </w:pPr>
-            <w:r>
-              <w:rPr>
-                <w:rFonts w:ascii="Times New Roman" w:hAnsi="Times New Roman" w:cs="Times New Roman"/>
                 <w:color w:val="000000"/>
                 <w:sz w:val="32"/>
                 <w:szCs w:val="32"/>
               </w:rPr>
+            </w:pPr>
+          </w:p>
+        </w:tc>
+        <w:tc>
+          <w:tcPr>
+            <w:tcW w:w="2669" w:type="dxa"/>
+            <w:tcBorders>
+              <w:top w:val="nil"/>
+              <w:left w:val="nil"/>
+              <w:bottom w:val="single" w:sz="4" w:space="0" w:color="auto"/>
+              <w:right w:val="nil"/>
+            </w:tcBorders>
+            <w:vAlign w:val="bottom"/>
+          </w:tcPr>
+          <w:p>
+            <w:pPr>
+              <w:rPr>
+                <w:rFonts w:ascii="Times New Roman" w:hAnsi="Times New Roman" w:cs="Times New Roman"/>
+                <w:color w:val="000000"/>
+                <w:sz w:val="32"/>
+                <w:szCs w:val="32"/>
+              </w:rPr>
+            </w:pPr>
+          </w:p>
+        </w:tc>
+        <w:tc>
+          <w:tcPr>
+            <w:tcW w:w="2669" w:type="dxa"/>
+            <w:tcBorders>
+              <w:top w:val="nil"/>
+              <w:left w:val="nil"/>
+              <w:bottom w:val="single" w:sz="4" w:space="0" w:color="auto"/>
+              <w:right w:val="single" w:sz="4" w:space="0" w:color="auto"/>
+            </w:tcBorders>
+            <w:vAlign w:val="bottom"/>
+          </w:tcPr>
+          <w:p>
+            <w:pPr>
+              <w:rPr>
+                <w:rFonts w:ascii="Times New Roman" w:hAnsi="Times New Roman" w:cs="Times New Roman"/>
+                <w:color w:val="000000"/>
+                <w:sz w:val="32"/>
+                <w:szCs w:val="32"/>
+              </w:rPr>
+            </w:pPr>
+          </w:p>
+        </w:tc>
+        <w:tc>
+          <w:tcPr>
+            <w:tcW w:w="2669" w:type="dxa"/>
+            <w:tcBorders>
+              <w:left w:val="single" w:sz="4" w:space="0" w:color="auto"/>
+            </w:tcBorders>
+            <w:vAlign w:val="bottom"/>
+          </w:tcPr>
+          <w:p>
+            <w:pPr>
+              <w:rPr>
+                <w:rFonts w:ascii="Times New Roman" w:hAnsi="Times New Roman" w:cs="Times New Roman"/>
+                <w:color w:val="000000"/>
+                <w:sz w:val="32"/>
+                <w:szCs w:val="32"/>
+              </w:rPr>
+            </w:pPr>
+            <w:r>
+              <w:rPr>
+                <w:rFonts w:ascii="Times New Roman" w:hAnsi="Times New Roman" w:cs="Times New Roman"/>
+                <w:color w:val="000000"/>
+                <w:sz w:val="32"/>
+                <w:szCs w:val="32"/>
+              </w:rPr>
+              <w:t>731</w:t>
+            </w:r>
+          </w:p>
+        </w:tc>
+      </w:tr>
+      <w:tr>
+        <w:trPr>
+          <w:trHeight w:val="612"/>
+        </w:trPr>
+        <w:tc>
+          <w:tcPr>
+            <w:tcW w:w="2669" w:type="dxa"/>
+            <w:tcBorders>
+              <w:top w:val="single" w:sz="4" w:space="0" w:color="auto"/>
+              <w:left w:val="single" w:sz="4" w:space="0" w:color="auto"/>
+              <w:bottom w:val="single" w:sz="4" w:space="0" w:color="auto"/>
+              <w:right w:val="single" w:sz="4" w:space="0" w:color="auto"/>
+            </w:tcBorders>
+            <w:vAlign w:val="bottom"/>
+          </w:tcPr>
+          <w:p>
+            <w:pPr>
+              <w:rPr>
+                <w:rFonts w:ascii="Times New Roman" w:hAnsi="Times New Roman" w:cs="Times New Roman"/>
+                <w:sz w:val="32"/>
+                <w:szCs w:val="32"/>
+              </w:rPr>
+            </w:pPr>
+            <w:r>
+              <w:rPr>
+                <w:rFonts w:ascii="Times New Roman" w:hAnsi="Times New Roman" w:cs="Times New Roman"/>
+                <w:color w:val="000000"/>
+                <w:sz w:val="32"/>
+                <w:szCs w:val="32"/>
+              </w:rPr>
               <w:t>820</w:t>
             </w:r>
           </w:p>
@@ -5091,7 +5193,9 @@
           <w:tcPr>
             <w:tcW w:w="2669" w:type="dxa"/>
             <w:tcBorders>
-              <w:left w:val="nil"/>
+              <w:top w:val="single" w:sz="4" w:space="0" w:color="auto"/>
+              <w:left w:val="single" w:sz="4" w:space="0" w:color="auto"/>
+              <w:bottom w:val="single" w:sz="4" w:space="0" w:color="auto"/>
               <w:right w:val="single" w:sz="4" w:space="0" w:color="auto"/>
             </w:tcBorders>
             <w:vAlign w:val="bottom"/>
@@ -5119,8 +5223,10 @@
           <w:tcPr>
             <w:tcW w:w="2669" w:type="dxa"/>
             <w:tcBorders>
+              <w:top w:val="single" w:sz="4" w:space="0" w:color="auto"/>
               <w:left w:val="single" w:sz="4" w:space="0" w:color="auto"/>
-              <w:right w:val="nil"/>
+              <w:bottom w:val="single" w:sz="4" w:space="0" w:color="auto"/>
+              <w:right w:val="single" w:sz="4" w:space="0" w:color="auto"/>
             </w:tcBorders>
             <w:vAlign w:val="bottom"/>
           </w:tcPr>
@@ -5147,7 +5253,7 @@
           <w:tcPr>
             <w:tcW w:w="2669" w:type="dxa"/>
             <w:tcBorders>
-              <w:left w:val="nil"/>
+              <w:left w:val="single" w:sz="4" w:space="0" w:color="auto"/>
             </w:tcBorders>
             <w:vAlign w:val="bottom"/>
           </w:tcPr>
@@ -5179,6 +5285,7 @@
           <w:tcPr>
             <w:tcW w:w="2669" w:type="dxa"/>
             <w:tcBorders>
+              <w:top w:val="single" w:sz="4" w:space="0" w:color="auto"/>
               <w:right w:val="nil"/>
             </w:tcBorders>
             <w:vAlign w:val="bottom"/>
@@ -5206,6 +5313,7 @@
           <w:tcPr>
             <w:tcW w:w="2669" w:type="dxa"/>
             <w:tcBorders>
+              <w:top w:val="single" w:sz="4" w:space="0" w:color="auto"/>
               <w:left w:val="nil"/>
               <w:right w:val="single" w:sz="4" w:space="0" w:color="auto"/>
             </w:tcBorders>
@@ -5234,6 +5342,7 @@
           <w:tcPr>
             <w:tcW w:w="2669" w:type="dxa"/>
             <w:tcBorders>
+              <w:top w:val="single" w:sz="4" w:space="0" w:color="auto"/>
               <w:left w:val="single" w:sz="4" w:space="0" w:color="auto"/>
               <w:right w:val="nil"/>
             </w:tcBorders>
@@ -6532,7 +6641,7 @@
           </mc:Choice>
           <mc:Fallback>
             <w:pict>
-              <v:rect w14:anchorId="08F8BA99" id="Rectangle 7" o:spid="_x0000_s1026" style="position:absolute;margin-left:112.05pt;margin-top:.95pt;width:37.75pt;height:46.05pt;z-index:251665408;visibility:visible;mso-wrap-style:square;mso-width-percent:0;mso-height-percent:0;mso-wrap-distance-left:9pt;mso-wrap-distance-top:0;mso-wrap-distance-right:9pt;mso-wrap-distance-bottom:0;mso-position-horizontal:absolute;mso-position-horizontal-relative:margin;mso-position-vertical:absolute;mso-position-vertical-relative:text;mso-width-percent:0;mso-height-percent:0;mso-width-relative:margin;mso-height-relative:margin;v-text-anchor:middle" o:gfxdata="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" stroked="f" strokeweight="2pt">
+              <v:rect w14:anchorId="2369DECD" id="Rectangle 7" o:spid="_x0000_s1026" style="position:absolute;margin-left:112.05pt;margin-top:.95pt;width:37.75pt;height:46.05pt;z-index:251665408;visibility:visible;mso-wrap-style:square;mso-width-percent:0;mso-height-percent:0;mso-wrap-distance-left:9pt;mso-wrap-distance-top:0;mso-wrap-distance-right:9pt;mso-wrap-distance-bottom:0;mso-position-horizontal:absolute;mso-position-horizontal-relative:margin;mso-position-vertical:absolute;mso-position-vertical-relative:text;mso-width-percent:0;mso-height-percent:0;mso-width-relative:margin;mso-height-relative:margin;v-text-anchor:middle" o:gfxdata="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" stroked="f" strokeweight="2pt">
                 <v:fill r:id="rId7" o:title="" recolor="t" rotate="t" type="frame"/>
                 <w10:wrap anchorx="margin"/>
               </v:rect>
@@ -8247,7 +8356,7 @@
           </mc:Choice>
           <mc:Fallback>
             <w:pict>
-              <v:rect w14:anchorId="47F61DBE" id="Rectangle 7" o:spid="_x0000_s1026" style="position:absolute;margin-left:112.05pt;margin-top:.95pt;width:37.75pt;height:46.05pt;z-index:251666432;visibility:visible;mso-wrap-style:square;mso-width-percent:0;mso-height-percent:0;mso-wrap-distance-left:9pt;mso-wrap-distance-top:0;mso-wrap-distance-right:9pt;mso-wrap-distance-bottom:0;mso-position-horizontal:absolute;mso-position-horizontal-relative:margin;mso-position-vertical:absolute;mso-position-vertical-relative:text;mso-width-percent:0;mso-height-percent:0;mso-width-relative:margin;mso-height-relative:margin;v-text-anchor:middle" o:gfxdata="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" stroked="f" strokeweight="2pt">
+              <v:rect w14:anchorId="70C9ED3C" id="Rectangle 7" o:spid="_x0000_s1026" style="position:absolute;margin-left:112.05pt;margin-top:.95pt;width:37.75pt;height:46.05pt;z-index:251666432;visibility:visible;mso-wrap-style:square;mso-width-percent:0;mso-height-percent:0;mso-wrap-distance-left:9pt;mso-wrap-distance-top:0;mso-wrap-distance-right:9pt;mso-wrap-distance-bottom:0;mso-position-horizontal:absolute;mso-position-horizontal-relative:margin;mso-position-vertical:absolute;mso-position-vertical-relative:text;mso-width-percent:0;mso-height-percent:0;mso-width-relative:margin;mso-height-relative:margin;v-text-anchor:middle" o:gfxdata="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" stroked="f" strokeweight="2pt">
                 <v:fill r:id="rId7" o:title="" recolor="t" rotate="t" type="frame"/>
                 <w10:wrap anchorx="margin"/>
               </v:rect>
@@ -10003,7 +10112,7 @@
           </mc:Choice>
           <mc:Fallback>
             <w:pict>
-              <v:rect w14:anchorId="3ED111DD" id="Rectangle 7" o:spid="_x0000_s1026" style="position:absolute;margin-left:112.05pt;margin-top:.95pt;width:37.75pt;height:46.05pt;z-index:251667456;visibility:visible;mso-wrap-style:square;mso-width-percent:0;mso-height-percent:0;mso-wrap-distance-left:9pt;mso-wrap-distance-top:0;mso-wrap-distance-right:9pt;mso-wrap-distance-bottom:0;mso-position-horizontal:absolute;mso-position-horizontal-relative:margin;mso-position-vertical:absolute;mso-position-vertical-relative:text;mso-width-percent:0;mso-height-percent:0;mso-width-relative:margin;mso-height-relative:margin;v-text-anchor:middle" o:gfxdata="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" stroked="f" strokeweight="2pt">
+              <v:rect w14:anchorId="49E72756" id="Rectangle 7" o:spid="_x0000_s1026" style="position:absolute;margin-left:112.05pt;margin-top:.95pt;width:37.75pt;height:46.05pt;z-index:251667456;visibility:visible;mso-wrap-style:square;mso-width-percent:0;mso-height-percent:0;mso-wrap-distance-left:9pt;mso-wrap-distance-top:0;mso-wrap-distance-right:9pt;mso-wrap-distance-bottom:0;mso-position-horizontal:absolute;mso-position-horizontal-relative:margin;mso-position-vertical:absolute;mso-position-vertical-relative:text;mso-width-percent:0;mso-height-percent:0;mso-width-relative:margin;mso-height-relative:margin;v-text-anchor:middle" o:gfxdata="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" stroked="f" strokeweight="2pt">
                 <v:fill r:id="rId7" o:title="" recolor="t" rotate="t" type="frame"/>
                 <w10:wrap anchorx="margin"/>
               </v:rect>
@@ -11662,7 +11771,7 @@
           </mc:Choice>
           <mc:Fallback>
             <w:pict>
-              <v:rect w14:anchorId="68E0A317" id="Rectangle 7" o:spid="_x0000_s1026" style="position:absolute;margin-left:112.05pt;margin-top:.95pt;width:37.75pt;height:46.05pt;z-index:251668480;visibility:visible;mso-wrap-style:square;mso-width-percent:0;mso-height-percent:0;mso-wrap-distance-left:9pt;mso-wrap-distance-top:0;mso-wrap-distance-right:9pt;mso-wrap-distance-bottom:0;mso-position-horizontal:absolute;mso-position-horizontal-relative:margin;mso-position-vertical:absolute;mso-position-vertical-relative:text;mso-width-percent:0;mso-height-percent:0;mso-width-relative:margin;mso-height-relative:margin;v-text-anchor:middle" o:gfxdata="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" stroked="f" strokeweight="2pt">
+              <v:rect w14:anchorId="732C375A" id="Rectangle 7" o:spid="_x0000_s1026" style="position:absolute;margin-left:112.05pt;margin-top:.95pt;width:37.75pt;height:46.05pt;z-index:251668480;visibility:visible;mso-wrap-style:square;mso-width-percent:0;mso-height-percent:0;mso-wrap-distance-left:9pt;mso-wrap-distance-top:0;mso-wrap-distance-right:9pt;mso-wrap-distance-bottom:0;mso-position-horizontal:absolute;mso-position-horizontal-relative:margin;mso-position-vertical:absolute;mso-position-vertical-relative:text;mso-width-percent:0;mso-height-percent:0;mso-width-relative:margin;mso-height-relative:margin;v-text-anchor:middle" o:gfxdata="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" stroked="f" strokeweight="2pt">
                 <v:fill r:id="rId7" o:title="" recolor="t" rotate="t" type="frame"/>
                 <w10:wrap anchorx="margin"/>
               </v:rect>
